--- a/klagomål/A 26552-2022 FSC-klagomål.docx
+++ b/klagomål/A 26552-2022 FSC-klagomål.docx
@@ -846,7 +846,7 @@
     <w:r>
       <w:tab/>
       <w:tab/>
-      <w:t>2026-04-18</w:t>
+      <w:t>2026-04-19</w:t>
       <w:br/>
       <w:br/>
     </w:r>

--- a/klagomål/A 26552-2022 FSC-klagomål.docx
+++ b/klagomål/A 26552-2022 FSC-klagomål.docx
@@ -846,7 +846,7 @@
     <w:r>
       <w:tab/>
       <w:tab/>
-      <w:t>2026-04-19</w:t>
+      <w:t>2026-04-20</w:t>
       <w:br/>
       <w:br/>
     </w:r>

--- a/klagomål/A 26552-2022 FSC-klagomål.docx
+++ b/klagomål/A 26552-2022 FSC-klagomål.docx
@@ -846,7 +846,7 @@
     <w:r>
       <w:tab/>
       <w:tab/>
-      <w:t>2026-04-20</w:t>
+      <w:t>2026-04-21</w:t>
       <w:br/>
       <w:br/>
     </w:r>

--- a/klagomål/A 26552-2022 FSC-klagomål.docx
+++ b/klagomål/A 26552-2022 FSC-klagomål.docx
@@ -846,7 +846,7 @@
     <w:r>
       <w:tab/>
       <w:tab/>
-      <w:t>2026-04-21</w:t>
+      <w:t>2026-04-22</w:t>
       <w:br/>
       <w:br/>
     </w:r>

--- a/klagomål/A 26552-2022 FSC-klagomål.docx
+++ b/klagomål/A 26552-2022 FSC-klagomål.docx
@@ -846,7 +846,7 @@
     <w:r>
       <w:tab/>
       <w:tab/>
-      <w:t>2026-04-22</w:t>
+      <w:t>2026-04-23</w:t>
       <w:br/>
       <w:br/>
     </w:r>

--- a/klagomål/A 26552-2022 FSC-klagomål.docx
+++ b/klagomål/A 26552-2022 FSC-klagomål.docx
@@ -846,7 +846,7 @@
     <w:r>
       <w:tab/>
       <w:tab/>
-      <w:t>2026-04-23</w:t>
+      <w:t>2026-04-24</w:t>
       <w:br/>
       <w:br/>
     </w:r>

--- a/klagomål/A 26552-2022 FSC-klagomål.docx
+++ b/klagomål/A 26552-2022 FSC-klagomål.docx
@@ -846,7 +846,7 @@
     <w:r>
       <w:tab/>
       <w:tab/>
-      <w:t>2026-04-24</w:t>
+      <w:t>2026-04-25</w:t>
       <w:br/>
       <w:br/>
     </w:r>

--- a/klagomål/A 26552-2022 FSC-klagomål.docx
+++ b/klagomål/A 26552-2022 FSC-klagomål.docx
@@ -846,7 +846,7 @@
     <w:r>
       <w:tab/>
       <w:tab/>
-      <w:t>2026-04-25</w:t>
+      <w:t>2026-04-26</w:t>
       <w:br/>
       <w:br/>
     </w:r>

--- a/klagomål/A 26552-2022 FSC-klagomål.docx
+++ b/klagomål/A 26552-2022 FSC-klagomål.docx
@@ -846,7 +846,7 @@
     <w:r>
       <w:tab/>
       <w:tab/>
-      <w:t>2026-04-26</w:t>
+      <w:t>2026-04-27</w:t>
       <w:br/>
       <w:br/>
     </w:r>

--- a/klagomål/A 26552-2022 FSC-klagomål.docx
+++ b/klagomål/A 26552-2022 FSC-klagomål.docx
@@ -846,7 +846,7 @@
     <w:r>
       <w:tab/>
       <w:tab/>
-      <w:t>2026-04-27</w:t>
+      <w:t>2026-04-28</w:t>
       <w:br/>
       <w:br/>
     </w:r>

--- a/klagomål/A 26552-2022 FSC-klagomål.docx
+++ b/klagomål/A 26552-2022 FSC-klagomål.docx
@@ -846,7 +846,7 @@
     <w:r>
       <w:tab/>
       <w:tab/>
-      <w:t>2026-04-28</w:t>
+      <w:t>2026-04-29</w:t>
       <w:br/>
       <w:br/>
     </w:r>

--- a/klagomål/A 26552-2022 FSC-klagomål.docx
+++ b/klagomål/A 26552-2022 FSC-klagomål.docx
@@ -846,7 +846,7 @@
     <w:r>
       <w:tab/>
       <w:tab/>
-      <w:t>2026-04-29</w:t>
+      <w:t>2026-04-30</w:t>
       <w:br/>
       <w:br/>
     </w:r>

--- a/klagomål/A 26552-2022 FSC-klagomål.docx
+++ b/klagomål/A 26552-2022 FSC-klagomål.docx
@@ -846,7 +846,7 @@
     <w:r>
       <w:tab/>
       <w:tab/>
-      <w:t>2026-04-30</w:t>
+      <w:t>2026-05-01</w:t>
       <w:br/>
       <w:br/>
     </w:r>

--- a/klagomål/A 26552-2022 FSC-klagomål.docx
+++ b/klagomål/A 26552-2022 FSC-klagomål.docx
@@ -846,7 +846,7 @@
     <w:r>
       <w:tab/>
       <w:tab/>
-      <w:t>2026-05-01</w:t>
+      <w:t>2026-05-02</w:t>
       <w:br/>
       <w:br/>
     </w:r>

--- a/klagomål/A 26552-2022 FSC-klagomål.docx
+++ b/klagomål/A 26552-2022 FSC-klagomål.docx
@@ -846,7 +846,7 @@
     <w:r>
       <w:tab/>
       <w:tab/>
-      <w:t>2026-05-02</w:t>
+      <w:t>2026-05-03</w:t>
       <w:br/>
       <w:br/>
     </w:r>

--- a/klagomål/A 26552-2022 FSC-klagomål.docx
+++ b/klagomål/A 26552-2022 FSC-klagomål.docx
@@ -846,7 +846,7 @@
     <w:r>
       <w:tab/>
       <w:tab/>
-      <w:t>2026-05-16</w:t>
+      <w:t>2026-05-17</w:t>
       <w:br/>
       <w:br/>
     </w:r>

--- a/klagomål/A 26552-2022 FSC-klagomål.docx
+++ b/klagomål/A 26552-2022 FSC-klagomål.docx
@@ -846,7 +846,7 @@
     <w:r>
       <w:tab/>
       <w:tab/>
-      <w:t>2026-06-15</w:t>
+      <w:t>2026-06-16</w:t>
       <w:br/>
       <w:br/>
     </w:r>

--- a/klagomål/A 26552-2022 FSC-klagomål.docx
+++ b/klagomål/A 26552-2022 FSC-klagomål.docx
@@ -846,7 +846,7 @@
     <w:r>
       <w:tab/>
       <w:tab/>
-      <w:t>2026-06-16</w:t>
+      <w:t>2026-06-17</w:t>
       <w:br/>
       <w:br/>
     </w:r>

--- a/klagomål/A 26552-2022 FSC-klagomål.docx
+++ b/klagomål/A 26552-2022 FSC-klagomål.docx
@@ -1,6 +1,6 @@
 
 <file path=word/document.xml><?xml version="1.0" encoding="utf-8"?>
-<w:document xmlns:wpc="http://schemas.microsoft.com/office/word/2010/wordprocessingCanvas" xmlns:cx="http://schemas.microsoft.com/office/drawing/2014/chartex" xmlns:cx1="http://schemas.microsoft.com/office/drawing/2015/9/8/chartex" xmlns:cx2="http://schemas.microsoft.com/office/drawing/2015/10/21/chartex" xmlns:cx3="http://schemas.microsoft.com/office/drawing/2016/5/9/chartex" xmlns:cx4="http://schemas.microsoft.com/office/drawing/2016/5/10/chartex" xmlns:cx5="http://schemas.microsoft.com/office/drawing/2016/5/11/chartex" xmlns:cx6="http://schemas.microsoft.com/office/drawing/2016/5/12/chartex" xmlns:cx7="http://schemas.microsoft.com/office/drawing/2016/5/13/chartex" xmlns:cx8="http://schemas.microsoft.com/office/drawing/2016/5/14/chartex" xmlns:mc="http://schemas.openxmlformats.org/markup-compatibility/2006" xmlns:aink="http://schemas.microsoft.com/office/drawing/2016/ink" xmlns:am3d="http://schemas.microsoft.com/office/drawing/2017/model3d" xmlns:o="urn:schemas-microsoft-com:office:office" xmlns:oel="http://schemas.microsoft.com/office/2019/extlst" xmlns:r="http://schemas.openxmlformats.org/officeDocument/2006/relationships" xmlns:m="http://schemas.openxmlformats.org/officeDocument/2006/math" xmlns:v="urn:schemas-microsoft-com:vml" xmlns:wp14="http://schemas.microsoft.com/office/word/2010/wordprocessingDrawing" xmlns:wp="http://schemas.openxmlformats.org/drawingml/2006/wordprocessingDrawing" xmlns:w10="urn:schemas-microsoft-com:office:word" xmlns:w="http://schemas.openxmlformats.org/wordprocessingml/2006/main" xmlns:w14="http://schemas.microsoft.com/office/word/2010/wordml" xmlns:w15="http://schemas.microsoft.com/office/word/2012/wordml" xmlns:w16cex="http://schemas.microsoft.com/office/word/2018/wordml/cex" xmlns:w16cid="http://schemas.microsoft.com/office/word/2016/wordml/cid" xmlns:w16="http://schemas.microsoft.com/office/word/2018/wordml" xmlns:w16sdtdh="http://schemas.microsoft.com/office/word/2020/wordml/sdtdatahash" xmlns:w16se="http://schemas.microsoft.com/office/word/2015/wordml/symex" xmlns:wpg="http://schemas.microsoft.com/office/word/2010/wordprocessingGroup" xmlns:wpi="http://schemas.microsoft.com/office/word/2010/wordprocessingInk" xmlns:wne="http://schemas.microsoft.com/office/word/2006/wordml" xmlns:wps="http://schemas.microsoft.com/office/word/2010/wordprocessingShape" mc:Ignorable="w14 w15 w16se w16cid w16 w16cex w16sdtdh wp14">
+<w:document xmlns:wpc="http://schemas.microsoft.com/office/word/2010/wordprocessingCanvas" xmlns:cx="http://schemas.microsoft.com/office/drawing/2014/chartex" xmlns:cx1="http://schemas.microsoft.com/office/drawing/2015/9/8/chartex" xmlns:cx2="http://schemas.microsoft.com/office/drawing/2015/10/21/chartex" xmlns:cx3="http://schemas.microsoft.com/office/drawing/2016/5/9/chartex" xmlns:cx4="http://schemas.microsoft.com/office/drawing/2016/5/10/chartex" xmlns:cx5="http://schemas.microsoft.com/office/drawing/2016/5/11/chartex" xmlns:cx6="http://schemas.microsoft.com/office/drawing/2016/5/12/chartex" xmlns:cx7="http://schemas.microsoft.com/office/drawing/2016/5/13/chartex" xmlns:cx8="http://schemas.microsoft.com/office/drawing/2016/5/14/chartex" xmlns:mc="http://schemas.openxmlformats.org/markup-compatibility/2006" xmlns:aink="http://schemas.microsoft.com/office/drawing/2016/ink" xmlns:am3d="http://schemas.microsoft.com/office/drawing/2017/model3d" xmlns:o="urn:schemas-microsoft-com:office:office" xmlns:oel="http://schemas.microsoft.com/office/2019/extlst" xmlns:r="http://schemas.openxmlformats.org/officeDocument/2006/relationships" xmlns:m="http://schemas.openxmlformats.org/officeDocument/2006/math" xmlns:v="urn:schemas-microsoft-com:vml" xmlns:wp14="http://schemas.microsoft.com/office/word/2010/wordprocessingDrawing" xmlns:wp="http://schemas.openxmlformats.org/drawingml/2006/wordprocessingDrawing" xmlns:w10="urn:schemas-microsoft-com:office:word" xmlns:w="http://schemas.openxmlformats.org/wordprocessingml/2006/main" xmlns:w14="http://schemas.microsoft.com/office/word/2010/wordml" xmlns:w15="http://schemas.microsoft.com/office/word/2012/wordml" xmlns:w16cex="http://schemas.microsoft.com/office/word/2018/wordml/cex" xmlns:w16cid="http://schemas.microsoft.com/office/word/2016/wordml/cid" xmlns:w16="http://schemas.microsoft.com/office/word/2018/wordml" xmlns:w16du="http://schemas.microsoft.com/office/word/2023/wordml/word16du" xmlns:w16sdtdh="http://schemas.microsoft.com/office/word/2020/wordml/sdtdatahash" xmlns:w16sdtfl="http://schemas.microsoft.com/office/word/2024/wordml/sdtformatlock" xmlns:w16se="http://schemas.microsoft.com/office/word/2015/wordml/symex" xmlns:wpg="http://schemas.microsoft.com/office/word/2010/wordprocessingGroup" xmlns:wpi="http://schemas.microsoft.com/office/word/2010/wordprocessingInk" xmlns:wne="http://schemas.microsoft.com/office/word/2006/wordml" xmlns:wps="http://schemas.microsoft.com/office/word/2010/wordprocessingShape" mc:Ignorable="w14 w15 w16se w16cid w16 w16cex w16sdtdh w16sdtfl w16du wp14">
   <w:body>
     <w:p>
       <w:r>
@@ -168,7 +168,7 @@
     </w:p>
     <w:p>
       <w:r>
-        <w:t>Detta dokument behandlar höga naturvärden i avverkningsanmälan A 26552-2022 i Östhammars kommun. Denna avverkningsanmälan inkom 2022-06-27 00:00:00 och omfattar 2,2 ha.</w:t>
+        <w:t>Detta dokument behandlar höga naturvärden i avverkningsanmälan A 26552-2022 i Östhammars kommun som inkom 2022-06-27 och omfattar 2,2 ha.</w:t>
       </w:r>
     </w:p>
     <w:p>
@@ -191,12 +191,15 @@
     </w:p>
     <w:p>
       <w:r>
-        <w:t>I avverkningsanmälan har följande 3 naturvårdsarter hittats: nordfladdermus (NT, §4a), dvärgpipistrell (§4a) och vattenfladdermus (§4a). Av dessa är 1 rödlistade. För rödlistade arter har rödlistekategorin angivits inom parentes. För fridlysta arter anges även paragrafen i Artskyddsförordningen som arten är fridlyst enligt.</w:t>
+        <w:t>I och inom 5 meter från avverkningsanmälan har följande 6 naturvårdsarter hittats: grönsångare (NT, §4), nordfladdermus (NT, §4a), sädesärla (NT, §4), mindre flugsnappare (T, §4), dvärgpipistrell (§4a) och vattenfladdermus (§4a). Av dessa är 3 rödlistade. För rödlistade arter har rödlistekategorin angivits inom parentes. Typiska arter inom Natura 2000 som är kopplade till skogsekosystem har markerats med (T). För fridlysta arter anges även paragrafen i Artskyddsförordningen som arten är fridlyst enligt.</w:t>
       </w:r>
     </w:p>
     <w:p>
       <w:r>
-        <w:t>De påträffade naturvårdsarterna är ett tydligt kvitto på att detta rör sig om en skog med höga naturvärden. I Figur 1 visas en karta över det avverkningsanmälda området, där samtliga fyndplatser för naturvårdsarter som finns registrerade på Artportalen har markerats.</w:t>
+        <w:t>De påträffade naturvårdsarterna är ett tydligt kvitto på att det rör sig om en skog med höga naturvärden.</w:t>
+      </w:r>
+      <w:r>
+        <w:t xml:space="preserve"> I Figur 1 visas fyndplatser för naturvårdsarter i området, som finns registrerade på Artportalen.</w:t>
       </w:r>
     </w:p>
     <w:p>
@@ -206,7 +209,7 @@
       <w:r>
         <w:drawing>
           <wp:inline xmlns:a="http://schemas.openxmlformats.org/drawingml/2006/main" xmlns:pic="http://schemas.openxmlformats.org/drawingml/2006/picture">
-            <wp:extent cx="5486400" cy="4898735"/>
+            <wp:extent cx="5486400" cy="4751614"/>
             <wp:docPr id="1" name="Picture 1"/>
             <wp:cNvGraphicFramePr>
               <a:graphicFrameLocks noChangeAspect="1"/>
@@ -227,7 +230,7 @@
                   <pic:spPr>
                     <a:xfrm>
                       <a:off x="0" y="0"/>
-                      <a:ext cx="5486400" cy="4898735"/>
+                      <a:ext cx="5486400" cy="4751614"/>
                     </a:xfrm>
                     <a:prstGeom prst="rect"/>
                   </pic:spPr>
@@ -241,9 +244,164 @@
     <w:p>
       <w:pPr>
         <w:pStyle w:val="Caption"/>
+        <w:spacing w:after="240"/>
       </w:pPr>
       <w:r>
-        <w:t>Figur 1. Fyndplatser för naturvårdsarter i det avverkningsanmälda området (röd linje). Markörer utan svart kant är placerade på fyndplatsen. Markörer med svart kant är placerade vid sidan av fyndplatsen och har ett svart streck som visar fyndplatsens exakta position. Kartans mittpunktskoordinat är N 6700714, E 673656 i SWEREF 99 TM.</w:t>
+        <w:t>Figur 1. Fyndplatser för naturvårdsarter i och inom 5 meter från avverkningsanmälan (röd linje). Markörer utan svart kant är placerade på fyndplatsen. Markörer med svart kant är placerade vid sidan av fyndplatsen och har ett svart streck som visar fyndplatsens exakta position. Kartans mittpunktskoordinat är N 6700714, E 673656 i SWEREF 99 TM.</w:t>
+      </w:r>
+    </w:p>
+    <w:p>
+      <w:pPr>
+        <w:pStyle w:val="Heading2"/>
+      </w:pPr>
+      <w:r>
+        <w:t>Fridlysta arter</w:t>
+      </w:r>
+    </w:p>
+    <w:p>
+      <w:r>
+        <w:t>Följande fridlysta arter har sina livsmiljöer och växtplatser i den avverkningsanmälda skogen: grönsångare (NT, §4), nordfladdermus (NT, §4a), sädesärla (NT, §4), mindre flugsnappare (T, §4), dvärgpipistrell (§4a) och vattenfladdermus (§4a).</w:t>
+      </w:r>
+    </w:p>
+    <w:p>
+      <w:r>
+        <w:t xml:space="preserve">Observera att medlemsländerna är skyldiga att agera i enlighet med EU:s fågeldirektiv där det uttryckligen står att direktivet gäller för fåglar samt för deras ägg, bon och </w:t>
+      </w:r>
+      <w:r>
+        <w:rPr>
+          <w:b/>
+        </w:rPr>
+        <w:t xml:space="preserve">livsmiljöer </w:t>
+      </w:r>
+      <w:r>
+        <w:t>(artikel 1). Vidare att de åtgärder som vidtas inte får leda till en försämring av den nuvarande situationen beträffande bevarandet av de fågelarter som avses i artikel 1 (artikel 13). Fågeldirektivet är styrande för tillsynsansvariga myndigheters ärendehantering, ställningstaganden och beslutsfattande.</w:t>
+      </w:r>
+    </w:p>
+    <w:p>
+      <w:r>
+        <w:rPr>
+          <w:b/>
+        </w:rPr>
+        <w:t>Dvärgpipistrell (§4a)</w:t>
+      </w:r>
+      <w:r>
+        <w:t xml:space="preserve"> omfattas av bilaga 4 EU:s art- och habitatdirektiv vilket innebär ett strikt skydd där arten och dess livsmiljöer ska bevaras. Arten förekommer i alla typer av glesare skogar men föredrar framförallt lövskog. Den födosöker inne bland träden och man hittar den i trädbärande beteshagar, i kantzoner mellan skog och odlingsmark, i närheten av vatten och i bymiljöer. Den undviker stora sammanhängande öppna miljöer såsom åkrar och hyggen. Skogsbruksåtgärder som leder till minskad förekomst av äldre, gles skog och då särskilt tillgång på hålträd och träd med löst sittande bark kan leda till brist på koloniplatser och viloplatser (SLU Artdatabanken, 2024; Skogsstyrelsen, 2016).</w:t>
+      </w:r>
+    </w:p>
+    <w:p>
+      <w:r>
+        <w:rPr>
+          <w:b/>
+        </w:rPr>
+        <w:t>Grönsångare (NT, §4)</w:t>
+      </w:r>
+      <w:r>
+        <w:t xml:space="preserve"> är rödlistad som nära hotad (NT) och fridlyst enligt 4§ artskyddsförordningen. Den har minskat med 17 (6–24) % under de senaste 10 åren och minskningstakten för den svenska populationen bedöms vara nära gränsvärdet för Sårbar (VU). (A2b). Arten häckar i högstammig skog, främst lövskog men även i granskog, i regel utan kraftigare undervegetation. Den förekommer i södra och mellersta Sverige samt i Norrlands kustland norrut till Norrbotten. Förekommer dessutom sällsynt i Norrlands inland (SLU Artdatabanken, 2024). Orsaken till grönsångarens nedgång och är oklar varvid det är viktigt att försiktighetsprincipen enligt 2 kap. 3 § miljöbalken tillämpas för att bevara artens livsmiljöer och vända den negativa trenden.</w:t>
+      </w:r>
+    </w:p>
+    <w:p>
+      <w:r>
+        <w:rPr>
+          <w:b/>
+        </w:rPr>
+        <w:t>Mindre flugsnappare (§4)</w:t>
+      </w:r>
+      <w:r>
+        <w:t xml:space="preserve"> är typisk art för </w:t>
+      </w:r>
+      <w:r>
+        <w:rPr>
+          <w:i/>
+        </w:rPr>
+        <w:t>9080 Lövsumpskog</w:t>
+      </w:r>
+      <w:r>
+        <w:t xml:space="preserve"> och omfattas av bilaga 1 EU:s fågeldirektiv. Den häckar i tät, ogallrad och flerskiktad blandskog med hög bonitet och krontäckning. Häckningsplatserna har ofta höga naturvärden knutna till relativt orörda skogar med mycket död ved, rik kryptogamflora och känsligt fältskikt (SLU Artdatabanken, 2024; Skogsstyrelsen, 2016). Arten kräver förstärkt hänsyn och missgynnas av omdaning av naturskog till produktionsskog, särskilt gallring och avverkning av flerskiktade skogsmiljöer med hög andel döda och döende träd på fuktig eller blöt mark skadar livsmiljöerna. Följande åtgärder rekommenderas i Skogsstyrelsens vägledning för hänsyn till mindre flugsnappare (Skogsstyrelsen, 2016).</w:t>
+      </w:r>
+    </w:p>
+    <w:p>
+      <w:pPr>
+        <w:pStyle w:val="ListBullet"/>
+      </w:pPr>
+      <w:r>
+        <w:t>Lämna breda kantzoner (50–100 meter) mot bäckar, sumpskogar, sjöar och myrar.</w:t>
+      </w:r>
+    </w:p>
+    <w:p>
+      <w:pPr>
+        <w:pStyle w:val="ListBullet"/>
+      </w:pPr>
+      <w:r>
+        <w:t>Återställ dikade sumpskogar genom att dämma eller täppta igen diken.</w:t>
+      </w:r>
+    </w:p>
+    <w:p>
+      <w:pPr>
+        <w:pStyle w:val="ListBullet"/>
+      </w:pPr>
+      <w:r>
+        <w:t>Undvik all form av avverkning, inklusive gallring, i sumpskogsmiljöer och spara dem som hänsynsytor.</w:t>
+      </w:r>
+    </w:p>
+    <w:p>
+      <w:pPr>
+        <w:pStyle w:val="ListBullet"/>
+      </w:pPr>
+      <w:r>
+        <w:t>Inom 100 meter från revir av mindre flugsnappare bör det bara ske ett försiktigt virkesuttag.</w:t>
+      </w:r>
+    </w:p>
+    <w:p>
+      <w:pPr>
+        <w:pStyle w:val="ListBullet"/>
+      </w:pPr>
+      <w:r>
+        <w:t>Undvik all form av avverkning i gamla bokskogar av naturskogskaraktär och spara dem som hänsynsytor.</w:t>
+      </w:r>
+    </w:p>
+    <w:p>
+      <w:r>
+        <w:rPr>
+          <w:b/>
+        </w:rPr>
+        <w:t>Nordfladdermus (NT, §4a)</w:t>
+      </w:r>
+      <w:r>
+        <w:t xml:space="preserve"> omfattas av bilaga 4 EU:s art- och habitatdirektiv vilket innebär ett strikt skydd där arten och dess livsmiljöer ska bevaras. Nordfladdermus föredrar variationsrik skog med förekomst av sjöar, vattendrag och våtmarker och hittas framförallt i halvöppna miljöer som trädbärande beteshagar och i kantzoner mellan skog och odlingsmark. Den undviker stora öppna områden som stora hyggen och större sammanhängande planteringar vilket minskar längden bryn och landskapets heterogenitet och därmed födotillgången och mängden lämpliga jaktplatser. Skogsbruksåtgärder som leder till minskad förekomst av äldre, gles skog och då särskilt tillgång på hålträd och träd med löst sittande bark kan leda till brist på koloniplatser och viloplatser. Nordfladdermus har minskat med 27,5 (5–50) % under de senaste 21 åren och minskningstakten för den svenska populationen bedöms vara nära gränsvärdet för Sårbar (VU). (A2bc) (SLU Artdatabanken, 2024; Skogsstyrelsen, 2016).</w:t>
+      </w:r>
+    </w:p>
+    <w:p>
+      <w:r>
+        <w:rPr>
+          <w:b/>
+        </w:rPr>
+        <w:t>Vattenfladdermus (§4a)</w:t>
+      </w:r>
+      <w:r>
+        <w:t xml:space="preserve"> omfattas av bilaga 4 EU:s art- och habitatdirektiv vilket innebär ett strikt skydd där arten och dess livsmiljöer ska bevaras. Arten förekommer mest vid vatten, vid både sjöar och vattendrag där den födosöker antingen tätt ovanför vattenytan eller i strandskog. Kolonin kan ligga ganska långt från vatten och den kan ibland jaga i skog flera kilometer från vatten. För vattenfladdermusen bör framförallt åtgärder planeras och vidtas i strandnära områden. Sumpskog och hålträd behöver bevaras och återskapas. Gamla träd med grov bark, skador, håligheter eller döda delar bör lämnas och yngre träd (efterträdare) tillåtas finnas kvar och åldras för att säkra framtida förekomst av lämpliga yngelmiljöer. Övervintringsplatser måste skyddas effektivt från störningar. Vattenfladdermus är typisk art för </w:t>
+      </w:r>
+      <w:r>
+        <w:rPr>
+          <w:i/>
+        </w:rPr>
+        <w:t>8310 Grottor</w:t>
+      </w:r>
+      <w:r>
+        <w:t xml:space="preserve"> och </w:t>
+      </w:r>
+      <w:r>
+        <w:rPr>
+          <w:i/>
+        </w:rPr>
+        <w:t>8330 Havsgrottor</w:t>
+      </w:r>
+      <w:r>
+        <w:t xml:space="preserve"> (SLU Artdatabanken, 2025).</w:t>
+      </w:r>
+    </w:p>
+    <w:p>
+      <w:r>
+        <w:t>I BILAGA 1 finns mer detaljerad information om ekologi samt krav på livsmiljö hos fridlysta arter.</w:t>
       </w:r>
     </w:p>
     <w:p>
@@ -251,12 +409,15 @@
         <w:pStyle w:val="Heading1"/>
       </w:pPr>
       <w:r>
-        <w:t>Fridlysta arter</w:t>
+        <w:t>Certifiering</w:t>
       </w:r>
     </w:p>
     <w:p>
-      <w:r>
-        <w:t>Följande fridlysta arter har sina livsmiljöer och växtplatser i den avverkningsanmälda skogen: nordfladdermus (NT, §4a), dvärgpipistrell (§4a) och vattenfladdermus (§4a).</w:t>
+      <w:pPr>
+        <w:pStyle w:val="Heading2"/>
+      </w:pPr>
+      <w:r>
+        <w:t>Ur FSC-standarden</w:t>
       </w:r>
     </w:p>
     <w:p>
@@ -264,10 +425,10 @@
         <w:rPr>
           <w:b/>
         </w:rPr>
-        <w:t>Dvärgpipistrell (§4a)</w:t>
-      </w:r>
-      <w:r>
-        <w:t xml:space="preserve"> omfattas av bilaga 4 EU:s art- och habitatdirektiv vilket innebär ett strikt skydd där arten och dess livsmiljöer ska bevaras. Arten förekommer i alla typer av glesare skogar men föredrar framförallt lövskog. Den födosöker inne bland träden och man hittar den i trädbärande beteshagar, i kantzoner mellan skog och odlingsmark, i närheten av vatten och i bymiljöer. Den undviker stora sammanhängande öppna miljöer såsom åkrar och hyggen. Skogsbruksåtgärder som leder till minskad förekomst av äldre, gles skog och då särskilt tillgång på hålträd och träd med löst sittande bark kan leda till brist på koloniplatser och viloplatser (SLU Artdatabanken, 2024; Skogsstyrelsen, 2016).</w:t>
+        <w:t xml:space="preserve">PRINCIP 1: LAGEFTERLEVNAD: </w:t>
+      </w:r>
+      <w:r>
+        <w:t>Certifikatsinnehavaren ska följa alla tillämpliga lagar, förordningar och nationellt ratificerade internationella avtal, konventioner och överenskommelser.</w:t>
       </w:r>
     </w:p>
     <w:p>
@@ -275,10 +436,41 @@
         <w:rPr>
           <w:b/>
         </w:rPr>
-        <w:t>Nordfladdermus (NT, §4a)</w:t>
-      </w:r>
-      <w:r>
-        <w:t xml:space="preserve"> omfattas av bilaga 4 EU:s art- och habitatdirektiv vilket innebär ett strikt skydd där arten och dess livsmiljöer ska bevaras. Nordfladdermus föredrar variationsrik skog med förekomst av sjöar, vattendrag och våtmarker och hittas framförallt i halvöppna miljöer som trädbärande beteshagar och i kantzoner mellan skog och odlingsmark. Den undviker stora öppna områden som stora hyggen och större sammanhängande planteringar vilket minskar längden bryn och landskapets heterogenitet och därmed födotillgången och mängden lämpliga jaktplatser. Skogsbruksåtgärder som leder till minskad förekomst av äldre, gles skog och då särskilt tillgång på hålträd och träd med löst sittande bark kan leda till brist på koloniplatser och viloplatser. Nordfladdermus har minskat med 27,5 (5–50) % under de senaste 21 åren och minskningstakten för den svenska populationen bedöms vara nära gränsvärdet för Sårbar (VU). (A2bc) (SLU Artdatabanken, 2024; Skogsstyrelsen, 2016).</w:t>
+        <w:t xml:space="preserve">1.3.1 </w:t>
+      </w:r>
+      <w:r>
+        <w:t>Tillämpliga lagar och föreskrifter för brukandet av skogen följs.</w:t>
+      </w:r>
+    </w:p>
+    <w:p>
+      <w:pPr>
+        <w:pStyle w:val="ListBullet"/>
+      </w:pPr>
+      <w:r>
+        <w:rPr>
+          <w:b/>
+          <w:i/>
+        </w:rPr>
+        <w:t xml:space="preserve">Kommentar: </w:t>
+      </w:r>
+      <w:r>
+        <w:t>I den avverkningsanmälda skogen har fridlysta arter sina livsmiljöer och växtplatser. Att skada de fridlysta arternas livsmiljöer, växtplatser eller ekologiska funktion är inte tillåtet enligt artskyddsförordningen.</w:t>
+      </w:r>
+      <w:r>
+        <w:rPr>
+          <w:i/>
+        </w:rPr>
+        <w:t xml:space="preserve"> EU:s medlemsländer och skogsbolag är skyldiga att agera i enlighet med EU:s fågeldirektiv där det uttryckligen står att direktivet gäller för fåglar samt för deras ägg, bon och </w:t>
+      </w:r>
+      <w:r>
+        <w:rPr>
+          <w:b/>
+          <w:i/>
+        </w:rPr>
+        <w:t xml:space="preserve">livsmiljöer </w:t>
+      </w:r>
+      <w:r>
+        <w:t>(artikel 1). Vidare att de åtgärder som vidtas inte får leda till en försämring av den nuvarande situationen beträffande bevarandet av de fågelarter som avses i artikel 1 (artikel 13).</w:t>
       </w:r>
     </w:p>
     <w:p>
@@ -286,33 +478,192 @@
         <w:rPr>
           <w:b/>
         </w:rPr>
-        <w:t>Vattenfladdermus (§4a)</w:t>
-      </w:r>
-      <w:r>
-        <w:t xml:space="preserve"> omfattas av bilaga 4 EU:s art- och habitatdirektiv vilket innebär ett strikt skydd där arten och dess livsmiljöer ska bevaras. Arten förekommer mest vid vatten, vid både sjöar och vattendrag där den födosöker antingen tätt ovanför vattenytan eller i strandskog. Kolonin kan ligga ganska långt från vatten och den kan ibland jaga i skog flera kilometer från vatten. För vattenfladdermusen bör framförallt åtgärder planeras och vidtas i strandnära områden. Sumpskog och hålträd behöver bevaras och återskapas. Gamla träd med grov bark, skador, håligheter eller döda delar bör lämnas och yngre träd (efterträdare) tillåtas finnas kvar och åldras för att säkra framtida förekomst av lämpliga yngelmiljöer. Övervintringsplatser måste skyddas effektivt från störningar. Vattenfladdermus är typisk art för </w:t>
+        <w:t xml:space="preserve">6.4 </w:t>
+      </w:r>
+      <w:r>
+        <w:t>Certifikatsinnehavaren ska skydda sällsynta arter och hotade arter samt deras livsmiljöer inom skogsbruksenheten. Det ska ske genom avsättningar, andra skyddade områden och genom att skapa konnektivitet och/eller genom andra direkta åtgärder som gynnar dessa arters överlevnad och livskraft. Åtgärderna ska stå i förhållande till brukandets skala, intensitet och risk, samt till sällsynta och hotade arters bevarandestatus och ekologiska krav. Certifikatsinnehavaren ska beakta den geografiska spridningen och ekologiska krav hos sällsynta och hotade arter utanför skogsbruksenhetens gränser när beslut om åtgärder inom skogsbruksenheten ska fattas.</w:t>
+      </w:r>
+    </w:p>
+    <w:p>
+      <w:r>
+        <w:rPr>
+          <w:b/>
+        </w:rPr>
+        <w:t xml:space="preserve">6.4.3 </w:t>
+      </w:r>
+      <w:r>
+        <w:t>Bevarandeåtgärder genomförs för de kända förekomster av rödlistade arter som påverkas av skogsbruk.</w:t>
+      </w:r>
+    </w:p>
+    <w:p>
+      <w:pPr>
+        <w:pStyle w:val="ListBullet"/>
+      </w:pPr>
+      <w:r>
+        <w:rPr>
+          <w:b/>
+          <w:i/>
+        </w:rPr>
+        <w:t xml:space="preserve">Kommentar: </w:t>
       </w:r>
       <w:r>
         <w:rPr>
           <w:i/>
         </w:rPr>
-        <w:t>8310 Grottor</w:t>
-      </w:r>
-      <w:r>
-        <w:t xml:space="preserve"> och </w:t>
+        <w:t>I det avverkningsanmälda skogsområdet har 6 naturvårdsarter varav 3 rödlistade arter sina livsmiljöer och växtplatser.</w:t>
+      </w:r>
+    </w:p>
+    <w:p>
+      <w:pPr>
+        <w:pStyle w:val="Heading2"/>
+      </w:pPr>
+      <w:r>
+        <w:t>Ur Chain of Custody Certification (FSC-STD-40-004 ver 3.0)</w:t>
+      </w:r>
+    </w:p>
+    <w:p>
+      <w:r>
+        <w:rPr>
+          <w:b/>
+        </w:rPr>
+        <w:t xml:space="preserve">1.3 </w:t>
+      </w:r>
+      <w:r>
+        <w:t xml:space="preserve">The organization shall commit to the FSC values as defined in FSC-POL-01-004 Policy for the Association of Organizations with FSC. </w:t>
+      </w:r>
+    </w:p>
+    <w:p>
+      <w:pPr>
+        <w:pStyle w:val="Heading2"/>
+      </w:pPr>
+      <w:r>
+        <w:t>Ur FSC:s policy för associerade organisationer (FSC-POL-01-004)</w:t>
+      </w:r>
+    </w:p>
+    <w:p>
+      <w:r>
+        <w:t xml:space="preserve">Som “Chain of Custody”-certifierad organisation är skogsbolaget bunden av de fastställda reglerna i Del 1 Punkt 1 c) i Policy för organisationer associerade med FSC (FSC-POL-01-004 V2-0 EN + SVE version 2012-03-02): </w:t>
+      </w:r>
+    </w:p>
+    <w:p>
+      <w:pPr>
+        <w:pStyle w:val="ListNumber"/>
+      </w:pPr>
+      <w:r>
+        <w:t>De organisationer FSC kan acceptera association med får inte direkt eller indirekt ha några kopplingar till nedanstående, oacceptabla aktiviteter:</w:t>
+      </w:r>
+    </w:p>
+    <w:p>
+      <w:pPr>
+        <w:ind w:left="357"/>
+      </w:pPr>
+      <w:r>
+        <w:t>a) Olaglig skogsavverkning och handel med olagligt avverkat virke eller skogsprodukter</w:t>
+      </w:r>
+    </w:p>
+    <w:p>
+      <w:pPr>
+        <w:ind w:left="357"/>
+      </w:pPr>
+      <w:r>
+        <w:t>...</w:t>
+      </w:r>
+    </w:p>
+    <w:p>
+      <w:pPr>
+        <w:ind w:left="357"/>
+      </w:pPr>
+      <w:r>
+        <w:t>c) Skogsbruk som förstör höga naturvärden</w:t>
+      </w:r>
+    </w:p>
+    <w:p>
+      <w:pPr>
+        <w:ind w:left="357"/>
+      </w:pPr>
+      <w:r>
+        <w:t>d) Betydande omvandling av skog till plantager eller annan, icke skoglig, markanvändning</w:t>
+      </w:r>
+    </w:p>
+    <w:p>
+      <w:pPr>
+        <w:pStyle w:val="ListBullet"/>
+      </w:pPr>
+      <w:r>
+        <w:rPr>
+          <w:b/>
+          <w:i/>
+        </w:rPr>
+        <w:t xml:space="preserve">Kommentar: </w:t>
       </w:r>
       <w:r>
         <w:rPr>
           <w:i/>
         </w:rPr>
-        <w:t>8330 Havsgrottor</w:t>
-      </w:r>
-      <w:r>
-        <w:t xml:space="preserve"> (SLU Artdatabanken, 2025).</w:t>
+        <w:t>Avverkning av skog med höga naturvärden samt skada på fridlysta arter strider både mot FSC Controlled Wood-standarden och FSC:s policy for associerade organisationer.</w:t>
       </w:r>
     </w:p>
     <w:p>
-      <w:r>
-        <w:t>I BILAGA 1 finns mer detaljerad information om ekologi samt krav på livsmiljö hos fridlysta arter.</w:t>
+      <w:pPr>
+        <w:pStyle w:val="Heading2"/>
+      </w:pPr>
+      <w:r>
+        <w:t>Ur FSC Controlled Wood (FSC-STD-40-005)</w:t>
+      </w:r>
+    </w:p>
+    <w:p>
+      <w:r>
+        <w:t>Virke som inte accepteras i FSC-märkta produkter (oacceptabelt ursprung) enligt FSC Controlled Wood (FSC-STD-40-005):</w:t>
+      </w:r>
+    </w:p>
+    <w:p>
+      <w:pPr>
+        <w:pStyle w:val="ListNumber"/>
+      </w:pPr>
+      <w:r>
+        <w:t>Illegalt avverkat virke.</w:t>
+      </w:r>
+    </w:p>
+    <w:p>
+      <w:pPr>
+        <w:pStyle w:val="ListNumber"/>
+      </w:pPr>
+      <w:r>
+        <w:t>...</w:t>
+      </w:r>
+    </w:p>
+    <w:p>
+      <w:pPr>
+        <w:pStyle w:val="ListNumber"/>
+      </w:pPr>
+      <w:r>
+        <w:t>Virke från avverkningar som hotar höga naturvärden.</w:t>
+      </w:r>
+    </w:p>
+    <w:p>
+      <w:pPr>
+        <w:pStyle w:val="ListNumber"/>
+      </w:pPr>
+      <w:r>
+        <w:t>Virke från skog som konverteras till plantager eller icke-skogligt bruk.</w:t>
+      </w:r>
+    </w:p>
+    <w:p>
+      <w:pPr>
+        <w:pStyle w:val="ListBullet"/>
+      </w:pPr>
+      <w:r>
+        <w:rPr>
+          <w:b/>
+          <w:i/>
+        </w:rPr>
+        <w:t xml:space="preserve">Kommentar: </w:t>
+      </w:r>
+      <w:r>
+        <w:rPr>
+          <w:i/>
+        </w:rPr>
+        <w:t>Avverkning av skog med höga naturvärden samt skada på fridlysta arter strider både mot FSC Controlled Wood-standarden och FSC:s policy for associerade organisationer.</w:t>
       </w:r>
     </w:p>
     <w:p>
@@ -320,7 +671,61 @@
         <w:pStyle w:val="Heading1"/>
       </w:pPr>
       <w:r>
-        <w:t>Certifiering</w:t>
+        <w:t>Ur PEFC-standarden gällande lagefterlevnad</w:t>
+      </w:r>
+    </w:p>
+    <w:p>
+      <w:r>
+        <w:t>PEFC-standarden förutsätter att tillämplig svensk lagstiftning följs. Det är utsedd tillsynsmyndighet som ansvarar för tillsyn av lagens efterlevnad. PEFC-standarden återger innehållet i vissa certifieringskritiska lag- och föreskriftskrav vilka ska ingå i granskning av PEFC-systemets efterlevnad.</w:t>
+      </w:r>
+    </w:p>
+    <w:p>
+      <w:pPr>
+        <w:pStyle w:val="ListBullet"/>
+      </w:pPr>
+      <w:r>
+        <w:rPr>
+          <w:b/>
+          <w:i/>
+        </w:rPr>
+        <w:t xml:space="preserve">Kommentar: </w:t>
+      </w:r>
+      <w:r>
+        <w:rPr>
+          <w:i/>
+        </w:rPr>
+        <w:t>I den avverkningsanmälda skogen har fridlysta arter sina livsmiljöer och växtplatser. Att skada de fridlysta arternas livsmiljöer, växtplatser eller ekologiska funktion är inte tillåtet enligt artskyddsförordningen</w:t>
+      </w:r>
+    </w:p>
+    <w:p>
+      <w:r>
+        <w:br w:type="page"/>
+      </w:r>
+    </w:p>
+    <w:p>
+      <w:pPr>
+        <w:pStyle w:val="Title"/>
+      </w:pPr>
+      <w:r>
+        <w:t>BILAGA 1 – Fridlysta arter</w:t>
+      </w:r>
+    </w:p>
+    <w:p>
+      <w:pPr>
+        <w:pStyle w:val="Heading1"/>
+      </w:pPr>
+      <w:r>
+        <w:t>Dvärgpipistrell – ekologi samt krav på livsmiljön</w:t>
+      </w:r>
+    </w:p>
+    <w:p>
+      <w:r>
+        <w:t>Dvärgpipistrell (§4a) omfattas av bilaga 4 EU:s art- och habitatdirektiv vilket innebär ett strikt skydd för arten och dess livsmiljöer. Arten förekommer i alla typer av glesare skogar men föredrar framförallt lövskog. Den födosöker inne bland träden och man hittar den i trädbärande beteshagar, i kantzoner mellan skog och odlingsmark, i närheten av vatten och i bymiljöer. Den undviker stora sammanhängande öppna miljöer såsom åkrar och hyggen. Skogsbruksåtgärder som leder till minskad förekomst av äldre, gles skog och då särskilt tillgång på hålträd och träd med löst sittande bark kan leda till brist på koloniplatser och viloplatser (SLU Artdatabanken, 2024; Skogsstyrelsen, 2016).</w:t>
+      </w:r>
+    </w:p>
+    <w:p>
+      <w:r>
+        <w:t>Fladdermöss är beroende av hänsyn på landskapsnivå och det är viktigt att alla typer av vatten och våtmarker samt fuktiga skogspartier återställs och bevaras. Sväm- och sumpskog ska alltid sparas, och äldre lövmiljöer bör alltid sparas för födosök, koloniplatser och viloplatser. Utöver kantzoner mot vatten och våtmarker bör tillräckligt breda skyddszoner av uppväxt skog sparas för att skapa och bevara vindskyddade födosöksmiljöer. Genom att binda samman befintliga skogsbestånd med korridorer av uppvuxen skog skapas ett fladdermusvänligt landskap (SLU Artdatabanken, 2024; Skogsstyrelsen, 2016).</w:t>
       </w:r>
     </w:p>
     <w:p>
@@ -328,29 +733,67 @@
         <w:pStyle w:val="Heading2"/>
       </w:pPr>
       <w:r>
-        <w:t>Ur FSC-standarden</w:t>
+        <w:t>Referenser – dvärgpipistrell</w:t>
       </w:r>
     </w:p>
     <w:p>
       <w:r>
+        <w:t xml:space="preserve">Skogsstyrelsen, 2016. </w:t>
+      </w:r>
+      <w:r>
         <w:rPr>
-          <w:b/>
+          <w:i/>
         </w:rPr>
-        <w:t xml:space="preserve">PRINCIP 1: LAGEFTERLEVNAD: </w:t>
-      </w:r>
-      <w:r>
-        <w:t>Certifikatsinnehavaren ska följa alla tillämpliga lagar, förordningar och nationellt ratificerade internationella avtal, konventioner och överenskommelser.</w:t>
+        <w:t xml:space="preserve">Vägledning för hänsyn till pipistrell. </w:t>
+      </w:r>
+      <w:r>
+        <w:t>Vägledningar och kunskapsstöd artskydd - Skogsstyrelsen</w:t>
       </w:r>
     </w:p>
     <w:p>
       <w:r>
+        <w:t>SLU Artdatabanken, 2024.</w:t>
+      </w:r>
+      <w:r>
         <w:rPr>
-          <w:b/>
+          <w:i/>
         </w:rPr>
-        <w:t xml:space="preserve">1.3.1 </w:t>
-      </w:r>
-      <w:r>
-        <w:t>Tillämpliga lagar och föreskrifter för brukandet av skogen följs.</w:t>
+        <w:t xml:space="preserve">  Artfakta: dvärgpipistrell (Pipistrellus pygmaeus). </w:t>
+      </w:r>
+      <w:r>
+        <w:t>https://artfakta.se/taxa/205995</w:t>
+      </w:r>
+    </w:p>
+    <w:p>
+      <w:pPr>
+        <w:pStyle w:val="Heading1"/>
+      </w:pPr>
+      <w:r>
+        <w:t>Mindre flugsnappare – ekologi samt krav på livsmiljön</w:t>
+      </w:r>
+    </w:p>
+    <w:p>
+      <w:r>
+        <w:t xml:space="preserve">Mindre flugsnappare (§4), som omfattas av bilaga 1 EU:s fågeldirektiv och är typisk art för </w:t>
+      </w:r>
+      <w:r>
+        <w:rPr>
+          <w:i/>
+        </w:rPr>
+        <w:t>9080 Lövsumpskog</w:t>
+      </w:r>
+      <w:r>
+        <w:t>, förekommer spritt men sällsynt i större delen av landet men är vanligast i södra Sverige och utmed Norrlandskusten. Den häckar i tät, ogallrad och flerskiktad blandskog med hög bonitet och krontäckning. Reviren är ofta belägna nära stränder, kärr eller bäckar där marken är fuktig eller vattendränkt och i många fall finns det rikligt med död ved i form av högstubbar. Trädslagsfördelningen har mindre betydelse än skogens struktur, och häckningar sker såväl i ädellövskog (i södra Sverige ofta i bokskog) som i nästan ren granskog (SLU Artdatabanken, 2024; Skogsstyrelsen, 2016).</w:t>
+      </w:r>
+    </w:p>
+    <w:p>
+      <w:r>
+        <w:t>Reviret är litet, omkring 1 hektar, och arten kan därför häcka även i små områden med lämplig miljö, till exempel bokbackar insprängda i annan skog. Däremot bör detta reviret ansluta till större områden med sammanhängande skog, eftersom arten undviker bryn mot öppen mark. Boet placeras oftast i döda träd, i håligheter och bakom barkflagor eller liknande (Skogsstyrelsen, 2016).</w:t>
+      </w:r>
+    </w:p>
+    <w:p>
+      <w:r>
+        <w:t>Häckningsplatser för mindre flugsnappare har ofta höga naturvärden knutna till relativt orörda skogar med mycket död ved, rik kryptogamflora och känsligt fältskikt. Mindre flugsnappare kräver förstärkt hänsyn och missgynnas av omdaning av naturskog till produktionsskog, särskilt gallring och avverkning av flerskiktade skogsmiljöer med hög andel döda och döende träd på fuktig eller blöt mark. I södra Sverige missgynnas arten av underröjning och gallring av flerskiktad bokskog. Följande åtgärder rekommenderas i Skogsstyrelsens vägledning för hänsyn till mindre flugsnappare (Skogsstyrelsen, 2016).</w:t>
       </w:r>
     </w:p>
     <w:p>
@@ -358,36 +801,7 @@
         <w:pStyle w:val="ListBullet"/>
       </w:pPr>
       <w:r>
-        <w:rPr>
-          <w:b/>
-          <w:i/>
-        </w:rPr>
-        <w:t xml:space="preserve">Kommentar: </w:t>
-      </w:r>
-      <w:r>
-        <w:t>I den avverkningsanmälda skogen har fridlysta arter sina livsmiljöer och växtplatser. Att skada de fridlysta arternas livsmiljöer, växtplatser eller ekologiska funktion är inte tillåtet enligt artskyddsförordningen.</w:t>
-      </w:r>
-    </w:p>
-    <w:p>
-      <w:r>
-        <w:rPr>
-          <w:b/>
-        </w:rPr>
-        <w:t xml:space="preserve">6.4 </w:t>
-      </w:r>
-      <w:r>
-        <w:t>Certifikatsinnehavaren ska skydda sällsynta arter och hotade arter samt deras livsmiljöer inom skogsbruksenheten. Det ska ske genom avsättningar, andra skyddade områden och genom att skapa konnektivitet och/eller genom andra direkta åtgärder som gynnar dessa arters överlevnad och livskraft. Åtgärderna ska stå i förhållande till brukandets skala, intensitet och risk, samt till sällsynta och hotade arters bevarandestatus och ekologiska krav. Certifikatsinnehavaren ska beakta den geografiska spridningen och ekologiska krav hos sällsynta och hotade arter utanför skogsbruksenhetens gränser när beslut om åtgärder inom skogsbruksenheten ska fattas.</w:t>
-      </w:r>
-    </w:p>
-    <w:p>
-      <w:r>
-        <w:rPr>
-          <w:b/>
-        </w:rPr>
-        <w:t xml:space="preserve">6.4.3 </w:t>
-      </w:r>
-      <w:r>
-        <w:t>Bevarandeåtgärder genomförs för de kända förekomster av rödlistade arter som påverkas av skogsbruk.</w:t>
+        <w:t>Lämna breda kantzoner (50–100 meter) mot bäckar, sumpskogar, sjöar och myrar.</w:t>
       </w:r>
     </w:p>
     <w:p>
@@ -395,17 +809,31 @@
         <w:pStyle w:val="ListBullet"/>
       </w:pPr>
       <w:r>
-        <w:rPr>
-          <w:b/>
-          <w:i/>
-        </w:rPr>
-        <w:t xml:space="preserve">Kommentar: </w:t>
-      </w:r>
-      <w:r>
-        <w:rPr>
-          <w:i/>
-        </w:rPr>
-        <w:t>I det avverkningsanmälda skogsområdet har 3 naturvårdsarter varav 1 rödlistade arter sina livsmiljöer och växtplatser.</w:t>
+        <w:t>Återställ dikade sumpskogar genom att dämma eller täppta igen diken.</w:t>
+      </w:r>
+    </w:p>
+    <w:p>
+      <w:pPr>
+        <w:pStyle w:val="ListBullet"/>
+      </w:pPr>
+      <w:r>
+        <w:t>Undvik all form av avverkning, inklusive gallring, i sumpskogsmiljöer och spara dem som hänsynsytor.</w:t>
+      </w:r>
+    </w:p>
+    <w:p>
+      <w:pPr>
+        <w:pStyle w:val="ListBullet"/>
+      </w:pPr>
+      <w:r>
+        <w:t>Inom 100 meter från revir av mindre flugsnappare bör det bara ske ett försiktigt virkesuttag.</w:t>
+      </w:r>
+    </w:p>
+    <w:p>
+      <w:pPr>
+        <w:pStyle w:val="ListBullet"/>
+      </w:pPr>
+      <w:r>
+        <w:t>Undvik all form av avverkning i gamla bokskogar av naturskogskaraktär och spara dem som hänsynsytor.</w:t>
       </w:r>
     </w:p>
     <w:p>
@@ -413,250 +841,35 @@
         <w:pStyle w:val="Heading2"/>
       </w:pPr>
       <w:r>
-        <w:t>Ur Chain of Custody Certification (FSC-STD-40-004 ver 3.0)</w:t>
+        <w:t>Referenser – mindre flugsnappare</w:t>
       </w:r>
     </w:p>
     <w:p>
       <w:r>
-        <w:rPr>
-          <w:b/>
-        </w:rPr>
-        <w:t xml:space="preserve">1.3 </w:t>
-      </w:r>
-      <w:r>
-        <w:t xml:space="preserve">The organization shall commit to the FSC values as defined in FSC-POL-01-004 Policy for the Association of Organizations with FSC. </w:t>
-      </w:r>
-    </w:p>
-    <w:p>
-      <w:pPr>
-        <w:pStyle w:val="Heading2"/>
-      </w:pPr>
-      <w:r>
-        <w:t>Ur FSC:s policy för associerade organisationer (FSC-POL-01-004)</w:t>
-      </w:r>
-    </w:p>
-    <w:p>
-      <w:r>
-        <w:t xml:space="preserve">Som “Chain of Custody”-certifierad organisation är skogsbolaget bunden av de fastställda reglerna i Del 1 Punkt 1 c) i Policy för organisationer associerade med FSC (FSC-POL-01-004 V2-0 EN + SVE version 2012-03-02): </w:t>
-      </w:r>
-    </w:p>
-    <w:p>
-      <w:pPr>
-        <w:pStyle w:val="ListNumber"/>
-      </w:pPr>
-      <w:r>
-        <w:t>De organisationer FSC kan acceptera association med får inte direkt eller indirekt ha några kopplingar till nedanstående, oacceptabla aktiviteter:</w:t>
-      </w:r>
-    </w:p>
-    <w:p>
-      <w:pPr>
-        <w:ind w:left="357"/>
-      </w:pPr>
-      <w:r>
-        <w:t>a) Olaglig skogsavverkning och handel med olagligt avverkat virke eller skogsprodukter</w:t>
-      </w:r>
-    </w:p>
-    <w:p>
-      <w:pPr>
-        <w:ind w:left="357"/>
-      </w:pPr>
-      <w:r>
-        <w:t>...</w:t>
-      </w:r>
-    </w:p>
-    <w:p>
-      <w:pPr>
-        <w:ind w:left="357"/>
-      </w:pPr>
-      <w:r>
-        <w:t>c) Skogsbruk som förstör höga naturvärden</w:t>
-      </w:r>
-    </w:p>
-    <w:p>
-      <w:pPr>
-        <w:ind w:left="357"/>
-      </w:pPr>
-      <w:r>
-        <w:t>d) Betydande omvandling av skog till plantager eller annan, icke skoglig, markanvändning</w:t>
-      </w:r>
-    </w:p>
-    <w:p>
-      <w:pPr>
-        <w:pStyle w:val="ListBullet"/>
-      </w:pPr>
-      <w:r>
-        <w:rPr>
-          <w:b/>
-          <w:i/>
-        </w:rPr>
-        <w:t xml:space="preserve">Kommentar: </w:t>
+        <w:t xml:space="preserve">Skogsstyrelsen, 2016. </w:t>
       </w:r>
       <w:r>
         <w:rPr>
           <w:i/>
         </w:rPr>
-        <w:t>Avverkning av skog med höga naturvärden samt skada på fridlysta arter strider både mot FSC Controlled Wood-standarden och FSC:s policy for associerade organisationer.</w:t>
+        <w:t xml:space="preserve">Vägledning för hänsyn till mindre flugsnappare. </w:t>
+      </w:r>
+      <w:r>
+        <w:t>Vägledningar och kunskapsstöd artskydd - Skogsstyrelsen</w:t>
       </w:r>
     </w:p>
     <w:p>
-      <w:pPr>
-        <w:pStyle w:val="Heading2"/>
-      </w:pPr>
-      <w:r>
-        <w:t>Ur FSC Controlled Wood (FSC-STD-40-005)</w:t>
-      </w:r>
-    </w:p>
-    <w:p>
-      <w:r>
-        <w:t>Virke som inte accepteras i FSC-märkta produkter (oacceptabelt ursprung) enligt FSC Controlled Wood (FSC-STD-40-005):</w:t>
-      </w:r>
-    </w:p>
-    <w:p>
-      <w:pPr>
-        <w:pStyle w:val="ListNumber"/>
-      </w:pPr>
-      <w:r>
-        <w:t>Illegalt avverkat virke.</w:t>
-      </w:r>
-    </w:p>
-    <w:p>
-      <w:pPr>
-        <w:pStyle w:val="ListNumber"/>
-      </w:pPr>
-      <w:r>
-        <w:t>...</w:t>
-      </w:r>
-    </w:p>
-    <w:p>
-      <w:pPr>
-        <w:pStyle w:val="ListNumber"/>
-      </w:pPr>
-      <w:r>
-        <w:t>Virke från avverkningar som hotar höga naturvärden.</w:t>
-      </w:r>
-    </w:p>
-    <w:p>
-      <w:pPr>
-        <w:pStyle w:val="ListNumber"/>
-      </w:pPr>
-      <w:r>
-        <w:t>Virke från skog som konverteras till plantager eller icke-skogligt bruk.</w:t>
-      </w:r>
-    </w:p>
-    <w:p>
-      <w:pPr>
-        <w:pStyle w:val="ListBullet"/>
-      </w:pPr>
-      <w:r>
-        <w:rPr>
-          <w:b/>
-          <w:i/>
-        </w:rPr>
-        <w:t xml:space="preserve">Kommentar: </w:t>
+      <w:r>
+        <w:t>SLU Artdatabanken, 2024.</w:t>
       </w:r>
       <w:r>
         <w:rPr>
           <w:i/>
         </w:rPr>
-        <w:t>Avverkning av skog med höga naturvärden samt skada på fridlysta arter strider både mot FSC Controlled Wood-standarden och FSC:s policy for associerade organisationer.</w:t>
-      </w:r>
-    </w:p>
-    <w:p>
-      <w:pPr>
-        <w:pStyle w:val="Heading1"/>
-      </w:pPr>
-      <w:r>
-        <w:t>Ur PEFC-standarden gällande lagefterlevnad</w:t>
-      </w:r>
-    </w:p>
-    <w:p>
-      <w:r>
-        <w:t>PEFC-standarden förutsätter att tillämplig svensk lagstiftning följs. Det är utsedd tillsynsmyndighet som ansvarar för tillsyn av lagens efterlevnad. PEFC-standarden återger innehållet i vissa certifieringskritiska lag- och föreskriftskrav vilka ska ingå i granskning av PEFC-systemets efterlevnad.</w:t>
-      </w:r>
-    </w:p>
-    <w:p>
-      <w:pPr>
-        <w:pStyle w:val="ListBullet"/>
-      </w:pPr>
-      <w:r>
-        <w:rPr>
-          <w:b/>
-          <w:i/>
-        </w:rPr>
-        <w:t xml:space="preserve">Kommentar: </w:t>
-      </w:r>
-      <w:r>
-        <w:rPr>
-          <w:i/>
-        </w:rPr>
-        <w:t>I den avverkningsanmälda skogen har fridlysta arter sina livsmiljöer och växtplatser. Att skada de fridlysta arternas livsmiljöer, växtplatser eller ekologiska funktion är inte tillåtet enligt artskyddsförordningen</w:t>
-      </w:r>
-    </w:p>
-    <w:p>
-      <w:r>
-        <w:br w:type="page"/>
-      </w:r>
-    </w:p>
-    <w:p>
-      <w:pPr>
-        <w:pStyle w:val="Title"/>
-      </w:pPr>
-      <w:r>
-        <w:t>BILAGA 1 – Fridlysta arter</w:t>
-      </w:r>
-    </w:p>
-    <w:p>
-      <w:pPr>
-        <w:pStyle w:val="Heading1"/>
-      </w:pPr>
-      <w:r>
-        <w:t>Dvärgpipistrell – ekologi samt krav på livsmiljön</w:t>
-      </w:r>
-    </w:p>
-    <w:p>
-      <w:r>
-        <w:t>Dvärgpipistrell (§4a) omfattas av bilaga 4 EU:s art- och habitatdirektiv vilket innebär ett strikt skydd för arten och dess livsmiljöer. Arten förekommer i alla typer av glesare skogar men föredrar framförallt lövskog. Den födosöker inne bland träden och man hittar den i trädbärande beteshagar, i kantzoner mellan skog och odlingsmark, i närheten av vatten och i bymiljöer. Den undviker stora sammanhängande öppna miljöer såsom åkrar och hyggen. Skogsbruksåtgärder som leder till minskad förekomst av äldre, gles skog och då särskilt tillgång på hålträd och träd med löst sittande bark kan leda till brist på koloniplatser och viloplatser (SLU Artdatabanken, 2024; Skogsstyrelsen, 2016).</w:t>
-      </w:r>
-    </w:p>
-    <w:p>
-      <w:r>
-        <w:t>Fladdermöss är beroende av hänsyn på landskapsnivå och det är viktigt att alla typer av vatten och våtmarker samt fuktiga skogspartier återställs och bevaras. Sväm- och sumpskog ska alltid sparas, och äldre lövmiljöer bör alltid sparas för födosök, koloniplatser och viloplatser. Utöver kantzoner mot vatten och våtmarker bör tillräckligt breda skyddszoner av uppväxt skog sparas för att skapa och bevara vindskyddade födosöksmiljöer. Genom att binda samman befintliga skogsbestånd med korridorer av uppvuxen skog skapas ett fladdermusvänligt landskap (SLU Artdatabanken, 2024; Skogsstyrelsen, 2016).</w:t>
-      </w:r>
-    </w:p>
-    <w:p>
-      <w:pPr>
-        <w:pStyle w:val="Heading2"/>
-      </w:pPr>
-      <w:r>
-        <w:t>Referenser – dvärgpipistrell</w:t>
-      </w:r>
-    </w:p>
-    <w:p>
-      <w:r>
-        <w:t xml:space="preserve">Skogsstyrelsen, 2016. </w:t>
-      </w:r>
-      <w:r>
-        <w:rPr>
-          <w:i/>
-        </w:rPr>
-        <w:t xml:space="preserve">Vägledning för hänsyn till pipistrell. </w:t>
-      </w:r>
-      <w:r>
-        <w:t>Vägledningar och kunskapsstöd artskydd - Skogsstyrelsen</w:t>
-      </w:r>
-    </w:p>
-    <w:p>
-      <w:r>
-        <w:t>SLU Artdatabanken, 2024.</w:t>
-      </w:r>
-      <w:r>
-        <w:rPr>
-          <w:i/>
-        </w:rPr>
-        <w:t xml:space="preserve">  Artfakta: dvärgpipistrell (Pipistrellus pygmaeus). </w:t>
-      </w:r>
-      <w:r>
-        <w:t>https://artfakta.se/taxa/205995</w:t>
+        <w:t xml:space="preserve"> Artfakta: mindre flugsnappare (Ficedula parva). </w:t>
+      </w:r>
+      <w:r>
+        <w:t>https://artfakta.se/taxa/100058</w:t>
       </w:r>
     </w:p>
     <w:p>
@@ -736,7 +949,7 @@
 </file>
 
 <file path=word/endnotes.xml><?xml version="1.0" encoding="utf-8"?>
-<w:endnotes xmlns:wpc="http://schemas.microsoft.com/office/word/2010/wordprocessingCanvas" xmlns:cx="http://schemas.microsoft.com/office/drawing/2014/chartex" xmlns:cx1="http://schemas.microsoft.com/office/drawing/2015/9/8/chartex" xmlns:cx2="http://schemas.microsoft.com/office/drawing/2015/10/21/chartex" xmlns:cx3="http://schemas.microsoft.com/office/drawing/2016/5/9/chartex" xmlns:cx4="http://schemas.microsoft.com/office/drawing/2016/5/10/chartex" xmlns:cx5="http://schemas.microsoft.com/office/drawing/2016/5/11/chartex" xmlns:cx6="http://schemas.microsoft.com/office/drawing/2016/5/12/chartex" xmlns:cx7="http://schemas.microsoft.com/office/drawing/2016/5/13/chartex" xmlns:cx8="http://schemas.microsoft.com/office/drawing/2016/5/14/chartex" xmlns:mc="http://schemas.openxmlformats.org/markup-compatibility/2006" xmlns:aink="http://schemas.microsoft.com/office/drawing/2016/ink" xmlns:am3d="http://schemas.microsoft.com/office/drawing/2017/model3d" xmlns:o="urn:schemas-microsoft-com:office:office" xmlns:oel="http://schemas.microsoft.com/office/2019/extlst" xmlns:r="http://schemas.openxmlformats.org/officeDocument/2006/relationships" xmlns:m="http://schemas.openxmlformats.org/officeDocument/2006/math" xmlns:v="urn:schemas-microsoft-com:vml" xmlns:wp14="http://schemas.microsoft.com/office/word/2010/wordprocessingDrawing" xmlns:wp="http://schemas.openxmlformats.org/drawingml/2006/wordprocessingDrawing" xmlns:w10="urn:schemas-microsoft-com:office:word" xmlns:w="http://schemas.openxmlformats.org/wordprocessingml/2006/main" xmlns:w14="http://schemas.microsoft.com/office/word/2010/wordml" xmlns:w15="http://schemas.microsoft.com/office/word/2012/wordml" xmlns:w16cex="http://schemas.microsoft.com/office/word/2018/wordml/cex" xmlns:w16cid="http://schemas.microsoft.com/office/word/2016/wordml/cid" xmlns:w16="http://schemas.microsoft.com/office/word/2018/wordml" xmlns:w16sdtdh="http://schemas.microsoft.com/office/word/2020/wordml/sdtdatahash" xmlns:w16se="http://schemas.microsoft.com/office/word/2015/wordml/symex" xmlns:wpg="http://schemas.microsoft.com/office/word/2010/wordprocessingGroup" xmlns:wpi="http://schemas.microsoft.com/office/word/2010/wordprocessingInk" xmlns:wne="http://schemas.microsoft.com/office/word/2006/wordml" xmlns:wps="http://schemas.microsoft.com/office/word/2010/wordprocessingShape" mc:Ignorable="w14 w15 w16se w16cid w16 w16cex w16sdtdh wp14">
+<w:endnotes xmlns:wpc="http://schemas.microsoft.com/office/word/2010/wordprocessingCanvas" xmlns:cx="http://schemas.microsoft.com/office/drawing/2014/chartex" xmlns:cx1="http://schemas.microsoft.com/office/drawing/2015/9/8/chartex" xmlns:cx2="http://schemas.microsoft.com/office/drawing/2015/10/21/chartex" xmlns:cx3="http://schemas.microsoft.com/office/drawing/2016/5/9/chartex" xmlns:cx4="http://schemas.microsoft.com/office/drawing/2016/5/10/chartex" xmlns:cx5="http://schemas.microsoft.com/office/drawing/2016/5/11/chartex" xmlns:cx6="http://schemas.microsoft.com/office/drawing/2016/5/12/chartex" xmlns:cx7="http://schemas.microsoft.com/office/drawing/2016/5/13/chartex" xmlns:cx8="http://schemas.microsoft.com/office/drawing/2016/5/14/chartex" xmlns:mc="http://schemas.openxmlformats.org/markup-compatibility/2006" xmlns:aink="http://schemas.microsoft.com/office/drawing/2016/ink" xmlns:am3d="http://schemas.microsoft.com/office/drawing/2017/model3d" xmlns:o="urn:schemas-microsoft-com:office:office" xmlns:oel="http://schemas.microsoft.com/office/2019/extlst" xmlns:r="http://schemas.openxmlformats.org/officeDocument/2006/relationships" xmlns:m="http://schemas.openxmlformats.org/officeDocument/2006/math" xmlns:v="urn:schemas-microsoft-com:vml" xmlns:wp14="http://schemas.microsoft.com/office/word/2010/wordprocessingDrawing" xmlns:wp="http://schemas.openxmlformats.org/drawingml/2006/wordprocessingDrawing" xmlns:w10="urn:schemas-microsoft-com:office:word" xmlns:w="http://schemas.openxmlformats.org/wordprocessingml/2006/main" xmlns:w14="http://schemas.microsoft.com/office/word/2010/wordml" xmlns:w15="http://schemas.microsoft.com/office/word/2012/wordml" xmlns:w16cex="http://schemas.microsoft.com/office/word/2018/wordml/cex" xmlns:w16cid="http://schemas.microsoft.com/office/word/2016/wordml/cid" xmlns:w16="http://schemas.microsoft.com/office/word/2018/wordml" xmlns:w16du="http://schemas.microsoft.com/office/word/2023/wordml/word16du" xmlns:w16sdtdh="http://schemas.microsoft.com/office/word/2020/wordml/sdtdatahash" xmlns:w16sdtfl="http://schemas.microsoft.com/office/word/2024/wordml/sdtformatlock" xmlns:w16se="http://schemas.microsoft.com/office/word/2015/wordml/symex" xmlns:wpg="http://schemas.microsoft.com/office/word/2010/wordprocessingGroup" xmlns:wpi="http://schemas.microsoft.com/office/word/2010/wordprocessingInk" xmlns:wne="http://schemas.microsoft.com/office/word/2006/wordml" xmlns:wps="http://schemas.microsoft.com/office/word/2010/wordprocessingShape" mc:Ignorable="w14 w15 w16se w16cid w16 w16cex w16sdtdh w16sdtfl w16du wp14">
   <w:endnote w:type="separator" w:id="-1">
     <w:p>
       <w:pPr>
@@ -761,7 +974,7 @@
 </file>
 
 <file path=word/footer1.xml><?xml version="1.0" encoding="utf-8"?>
-<w:ftr xmlns:wpc="http://schemas.microsoft.com/office/word/2010/wordprocessingCanvas" xmlns:cx="http://schemas.microsoft.com/office/drawing/2014/chartex" xmlns:cx1="http://schemas.microsoft.com/office/drawing/2015/9/8/chartex" xmlns:cx2="http://schemas.microsoft.com/office/drawing/2015/10/21/chartex" xmlns:cx3="http://schemas.microsoft.com/office/drawing/2016/5/9/chartex" xmlns:cx4="http://schemas.microsoft.com/office/drawing/2016/5/10/chartex" xmlns:cx5="http://schemas.microsoft.com/office/drawing/2016/5/11/chartex" xmlns:cx6="http://schemas.microsoft.com/office/drawing/2016/5/12/chartex" xmlns:cx7="http://schemas.microsoft.com/office/drawing/2016/5/13/chartex" xmlns:cx8="http://schemas.microsoft.com/office/drawing/2016/5/14/chartex" xmlns:mc="http://schemas.openxmlformats.org/markup-compatibility/2006" xmlns:aink="http://schemas.microsoft.com/office/drawing/2016/ink" xmlns:am3d="http://schemas.microsoft.com/office/drawing/2017/model3d" xmlns:o="urn:schemas-microsoft-com:office:office" xmlns:oel="http://schemas.microsoft.com/office/2019/extlst" xmlns:r="http://schemas.openxmlformats.org/officeDocument/2006/relationships" xmlns:m="http://schemas.openxmlformats.org/officeDocument/2006/math" xmlns:v="urn:schemas-microsoft-com:vml" xmlns:wp14="http://schemas.microsoft.com/office/word/2010/wordprocessingDrawing" xmlns:wp="http://schemas.openxmlformats.org/drawingml/2006/wordprocessingDrawing" xmlns:w10="urn:schemas-microsoft-com:office:word" xmlns:w="http://schemas.openxmlformats.org/wordprocessingml/2006/main" xmlns:w14="http://schemas.microsoft.com/office/word/2010/wordml" xmlns:w15="http://schemas.microsoft.com/office/word/2012/wordml" xmlns:w16cex="http://schemas.microsoft.com/office/word/2018/wordml/cex" xmlns:w16cid="http://schemas.microsoft.com/office/word/2016/wordml/cid" xmlns:w16="http://schemas.microsoft.com/office/word/2018/wordml" xmlns:w16sdtdh="http://schemas.microsoft.com/office/word/2020/wordml/sdtdatahash" xmlns:w16se="http://schemas.microsoft.com/office/word/2015/wordml/symex" xmlns:wpg="http://schemas.microsoft.com/office/word/2010/wordprocessingGroup" xmlns:wpi="http://schemas.microsoft.com/office/word/2010/wordprocessingInk" xmlns:wne="http://schemas.microsoft.com/office/word/2006/wordml" xmlns:wps="http://schemas.microsoft.com/office/word/2010/wordprocessingShape" mc:Ignorable="w14 w15 w16se w16cid w16 w16cex w16sdtdh wp14">
+<w:ftr xmlns:wpc="http://schemas.microsoft.com/office/word/2010/wordprocessingCanvas" xmlns:cx="http://schemas.microsoft.com/office/drawing/2014/chartex" xmlns:cx1="http://schemas.microsoft.com/office/drawing/2015/9/8/chartex" xmlns:cx2="http://schemas.microsoft.com/office/drawing/2015/10/21/chartex" xmlns:cx3="http://schemas.microsoft.com/office/drawing/2016/5/9/chartex" xmlns:cx4="http://schemas.microsoft.com/office/drawing/2016/5/10/chartex" xmlns:cx5="http://schemas.microsoft.com/office/drawing/2016/5/11/chartex" xmlns:cx6="http://schemas.microsoft.com/office/drawing/2016/5/12/chartex" xmlns:cx7="http://schemas.microsoft.com/office/drawing/2016/5/13/chartex" xmlns:cx8="http://schemas.microsoft.com/office/drawing/2016/5/14/chartex" xmlns:mc="http://schemas.openxmlformats.org/markup-compatibility/2006" xmlns:aink="http://schemas.microsoft.com/office/drawing/2016/ink" xmlns:am3d="http://schemas.microsoft.com/office/drawing/2017/model3d" xmlns:o="urn:schemas-microsoft-com:office:office" xmlns:oel="http://schemas.microsoft.com/office/2019/extlst" xmlns:r="http://schemas.openxmlformats.org/officeDocument/2006/relationships" xmlns:m="http://schemas.openxmlformats.org/officeDocument/2006/math" xmlns:v="urn:schemas-microsoft-com:vml" xmlns:wp14="http://schemas.microsoft.com/office/word/2010/wordprocessingDrawing" xmlns:wp="http://schemas.openxmlformats.org/drawingml/2006/wordprocessingDrawing" xmlns:w10="urn:schemas-microsoft-com:office:word" xmlns:w="http://schemas.openxmlformats.org/wordprocessingml/2006/main" xmlns:w14="http://schemas.microsoft.com/office/word/2010/wordml" xmlns:w15="http://schemas.microsoft.com/office/word/2012/wordml" xmlns:w16cex="http://schemas.microsoft.com/office/word/2018/wordml/cex" xmlns:w16cid="http://schemas.microsoft.com/office/word/2016/wordml/cid" xmlns:w16="http://schemas.microsoft.com/office/word/2018/wordml" xmlns:w16du="http://schemas.microsoft.com/office/word/2023/wordml/word16du" xmlns:w16sdtdh="http://schemas.microsoft.com/office/word/2020/wordml/sdtdatahash" xmlns:w16sdtfl="http://schemas.microsoft.com/office/word/2024/wordml/sdtformatlock" xmlns:w16se="http://schemas.microsoft.com/office/word/2015/wordml/symex" xmlns:wpg="http://schemas.microsoft.com/office/word/2010/wordprocessingGroup" xmlns:wpi="http://schemas.microsoft.com/office/word/2010/wordprocessingInk" xmlns:wne="http://schemas.microsoft.com/office/word/2006/wordml" xmlns:wps="http://schemas.microsoft.com/office/word/2010/wordprocessingShape" mc:Ignorable="w14 w15 w16se w16cid w16 w16cex w16sdtdh w16sdtfl w16du wp14">
   <w:p>
     <w:pPr>
       <w:pStyle w:val="Footer"/>
@@ -771,7 +984,7 @@
 </file>
 
 <file path=word/footer2.xml><?xml version="1.0" encoding="utf-8"?>
-<w:ftr xmlns:wpc="http://schemas.microsoft.com/office/word/2010/wordprocessingCanvas" xmlns:cx="http://schemas.microsoft.com/office/drawing/2014/chartex" xmlns:cx1="http://schemas.microsoft.com/office/drawing/2015/9/8/chartex" xmlns:cx2="http://schemas.microsoft.com/office/drawing/2015/10/21/chartex" xmlns:cx3="http://schemas.microsoft.com/office/drawing/2016/5/9/chartex" xmlns:cx4="http://schemas.microsoft.com/office/drawing/2016/5/10/chartex" xmlns:cx5="http://schemas.microsoft.com/office/drawing/2016/5/11/chartex" xmlns:cx6="http://schemas.microsoft.com/office/drawing/2016/5/12/chartex" xmlns:cx7="http://schemas.microsoft.com/office/drawing/2016/5/13/chartex" xmlns:cx8="http://schemas.microsoft.com/office/drawing/2016/5/14/chartex" xmlns:mc="http://schemas.openxmlformats.org/markup-compatibility/2006" xmlns:aink="http://schemas.microsoft.com/office/drawing/2016/ink" xmlns:am3d="http://schemas.microsoft.com/office/drawing/2017/model3d" xmlns:o="urn:schemas-microsoft-com:office:office" xmlns:oel="http://schemas.microsoft.com/office/2019/extlst" xmlns:r="http://schemas.openxmlformats.org/officeDocument/2006/relationships" xmlns:m="http://schemas.openxmlformats.org/officeDocument/2006/math" xmlns:v="urn:schemas-microsoft-com:vml" xmlns:wp14="http://schemas.microsoft.com/office/word/2010/wordprocessingDrawing" xmlns:wp="http://schemas.openxmlformats.org/drawingml/2006/wordprocessingDrawing" xmlns:w10="urn:schemas-microsoft-com:office:word" xmlns:w="http://schemas.openxmlformats.org/wordprocessingml/2006/main" xmlns:w14="http://schemas.microsoft.com/office/word/2010/wordml" xmlns:w15="http://schemas.microsoft.com/office/word/2012/wordml" xmlns:w16cex="http://schemas.microsoft.com/office/word/2018/wordml/cex" xmlns:w16cid="http://schemas.microsoft.com/office/word/2016/wordml/cid" xmlns:w16="http://schemas.microsoft.com/office/word/2018/wordml" xmlns:w16sdtdh="http://schemas.microsoft.com/office/word/2020/wordml/sdtdatahash" xmlns:w16se="http://schemas.microsoft.com/office/word/2015/wordml/symex" xmlns:wpg="http://schemas.microsoft.com/office/word/2010/wordprocessingGroup" xmlns:wpi="http://schemas.microsoft.com/office/word/2010/wordprocessingInk" xmlns:wne="http://schemas.microsoft.com/office/word/2006/wordml" xmlns:wps="http://schemas.microsoft.com/office/word/2010/wordprocessingShape" mc:Ignorable="w14 w15 w16se w16cid w16 w16cex w16sdtdh wp14">
+<w:ftr xmlns:wpc="http://schemas.microsoft.com/office/word/2010/wordprocessingCanvas" xmlns:cx="http://schemas.microsoft.com/office/drawing/2014/chartex" xmlns:cx1="http://schemas.microsoft.com/office/drawing/2015/9/8/chartex" xmlns:cx2="http://schemas.microsoft.com/office/drawing/2015/10/21/chartex" xmlns:cx3="http://schemas.microsoft.com/office/drawing/2016/5/9/chartex" xmlns:cx4="http://schemas.microsoft.com/office/drawing/2016/5/10/chartex" xmlns:cx5="http://schemas.microsoft.com/office/drawing/2016/5/11/chartex" xmlns:cx6="http://schemas.microsoft.com/office/drawing/2016/5/12/chartex" xmlns:cx7="http://schemas.microsoft.com/office/drawing/2016/5/13/chartex" xmlns:cx8="http://schemas.microsoft.com/office/drawing/2016/5/14/chartex" xmlns:mc="http://schemas.openxmlformats.org/markup-compatibility/2006" xmlns:aink="http://schemas.microsoft.com/office/drawing/2016/ink" xmlns:am3d="http://schemas.microsoft.com/office/drawing/2017/model3d" xmlns:o="urn:schemas-microsoft-com:office:office" xmlns:oel="http://schemas.microsoft.com/office/2019/extlst" xmlns:r="http://schemas.openxmlformats.org/officeDocument/2006/relationships" xmlns:m="http://schemas.openxmlformats.org/officeDocument/2006/math" xmlns:v="urn:schemas-microsoft-com:vml" xmlns:wp14="http://schemas.microsoft.com/office/word/2010/wordprocessingDrawing" xmlns:wp="http://schemas.openxmlformats.org/drawingml/2006/wordprocessingDrawing" xmlns:w10="urn:schemas-microsoft-com:office:word" xmlns:w="http://schemas.openxmlformats.org/wordprocessingml/2006/main" xmlns:w14="http://schemas.microsoft.com/office/word/2010/wordml" xmlns:w15="http://schemas.microsoft.com/office/word/2012/wordml" xmlns:w16cex="http://schemas.microsoft.com/office/word/2018/wordml/cex" xmlns:w16cid="http://schemas.microsoft.com/office/word/2016/wordml/cid" xmlns:w16="http://schemas.microsoft.com/office/word/2018/wordml" xmlns:w16du="http://schemas.microsoft.com/office/word/2023/wordml/word16du" xmlns:w16sdtdh="http://schemas.microsoft.com/office/word/2020/wordml/sdtdatahash" xmlns:w16sdtfl="http://schemas.microsoft.com/office/word/2024/wordml/sdtformatlock" xmlns:w16se="http://schemas.microsoft.com/office/word/2015/wordml/symex" xmlns:wpg="http://schemas.microsoft.com/office/word/2010/wordprocessingGroup" xmlns:wpi="http://schemas.microsoft.com/office/word/2010/wordprocessingInk" xmlns:wne="http://schemas.microsoft.com/office/word/2006/wordml" xmlns:wps="http://schemas.microsoft.com/office/word/2010/wordprocessingShape" mc:Ignorable="w14 w15 w16se w16cid w16 w16cex w16sdtdh w16sdtfl w16du wp14">
   <w:p>
     <w:pPr>
       <w:pStyle w:val="Footer"/>
@@ -781,7 +994,7 @@
 </file>
 
 <file path=word/footer3.xml><?xml version="1.0" encoding="utf-8"?>
-<w:ftr xmlns:wpc="http://schemas.microsoft.com/office/word/2010/wordprocessingCanvas" xmlns:cx="http://schemas.microsoft.com/office/drawing/2014/chartex" xmlns:cx1="http://schemas.microsoft.com/office/drawing/2015/9/8/chartex" xmlns:cx2="http://schemas.microsoft.com/office/drawing/2015/10/21/chartex" xmlns:cx3="http://schemas.microsoft.com/office/drawing/2016/5/9/chartex" xmlns:cx4="http://schemas.microsoft.com/office/drawing/2016/5/10/chartex" xmlns:cx5="http://schemas.microsoft.com/office/drawing/2016/5/11/chartex" xmlns:cx6="http://schemas.microsoft.com/office/drawing/2016/5/12/chartex" xmlns:cx7="http://schemas.microsoft.com/office/drawing/2016/5/13/chartex" xmlns:cx8="http://schemas.microsoft.com/office/drawing/2016/5/14/chartex" xmlns:mc="http://schemas.openxmlformats.org/markup-compatibility/2006" xmlns:aink="http://schemas.microsoft.com/office/drawing/2016/ink" xmlns:am3d="http://schemas.microsoft.com/office/drawing/2017/model3d" xmlns:o="urn:schemas-microsoft-com:office:office" xmlns:oel="http://schemas.microsoft.com/office/2019/extlst" xmlns:r="http://schemas.openxmlformats.org/officeDocument/2006/relationships" xmlns:m="http://schemas.openxmlformats.org/officeDocument/2006/math" xmlns:v="urn:schemas-microsoft-com:vml" xmlns:wp14="http://schemas.microsoft.com/office/word/2010/wordprocessingDrawing" xmlns:wp="http://schemas.openxmlformats.org/drawingml/2006/wordprocessingDrawing" xmlns:w10="urn:schemas-microsoft-com:office:word" xmlns:w="http://schemas.openxmlformats.org/wordprocessingml/2006/main" xmlns:w14="http://schemas.microsoft.com/office/word/2010/wordml" xmlns:w15="http://schemas.microsoft.com/office/word/2012/wordml" xmlns:w16cex="http://schemas.microsoft.com/office/word/2018/wordml/cex" xmlns:w16cid="http://schemas.microsoft.com/office/word/2016/wordml/cid" xmlns:w16="http://schemas.microsoft.com/office/word/2018/wordml" xmlns:w16sdtdh="http://schemas.microsoft.com/office/word/2020/wordml/sdtdatahash" xmlns:w16se="http://schemas.microsoft.com/office/word/2015/wordml/symex" xmlns:wpg="http://schemas.microsoft.com/office/word/2010/wordprocessingGroup" xmlns:wpi="http://schemas.microsoft.com/office/word/2010/wordprocessingInk" xmlns:wne="http://schemas.microsoft.com/office/word/2006/wordml" xmlns:wps="http://schemas.microsoft.com/office/word/2010/wordprocessingShape" mc:Ignorable="w14 w15 w16se w16cid w16 w16cex w16sdtdh wp14">
+<w:ftr xmlns:wpc="http://schemas.microsoft.com/office/word/2010/wordprocessingCanvas" xmlns:cx="http://schemas.microsoft.com/office/drawing/2014/chartex" xmlns:cx1="http://schemas.microsoft.com/office/drawing/2015/9/8/chartex" xmlns:cx2="http://schemas.microsoft.com/office/drawing/2015/10/21/chartex" xmlns:cx3="http://schemas.microsoft.com/office/drawing/2016/5/9/chartex" xmlns:cx4="http://schemas.microsoft.com/office/drawing/2016/5/10/chartex" xmlns:cx5="http://schemas.microsoft.com/office/drawing/2016/5/11/chartex" xmlns:cx6="http://schemas.microsoft.com/office/drawing/2016/5/12/chartex" xmlns:cx7="http://schemas.microsoft.com/office/drawing/2016/5/13/chartex" xmlns:cx8="http://schemas.microsoft.com/office/drawing/2016/5/14/chartex" xmlns:mc="http://schemas.openxmlformats.org/markup-compatibility/2006" xmlns:aink="http://schemas.microsoft.com/office/drawing/2016/ink" xmlns:am3d="http://schemas.microsoft.com/office/drawing/2017/model3d" xmlns:o="urn:schemas-microsoft-com:office:office" xmlns:oel="http://schemas.microsoft.com/office/2019/extlst" xmlns:r="http://schemas.openxmlformats.org/officeDocument/2006/relationships" xmlns:m="http://schemas.openxmlformats.org/officeDocument/2006/math" xmlns:v="urn:schemas-microsoft-com:vml" xmlns:wp14="http://schemas.microsoft.com/office/word/2010/wordprocessingDrawing" xmlns:wp="http://schemas.openxmlformats.org/drawingml/2006/wordprocessingDrawing" xmlns:w10="urn:schemas-microsoft-com:office:word" xmlns:w="http://schemas.openxmlformats.org/wordprocessingml/2006/main" xmlns:w14="http://schemas.microsoft.com/office/word/2010/wordml" xmlns:w15="http://schemas.microsoft.com/office/word/2012/wordml" xmlns:w16cex="http://schemas.microsoft.com/office/word/2018/wordml/cex" xmlns:w16cid="http://schemas.microsoft.com/office/word/2016/wordml/cid" xmlns:w16="http://schemas.microsoft.com/office/word/2018/wordml" xmlns:w16du="http://schemas.microsoft.com/office/word/2023/wordml/word16du" xmlns:w16sdtdh="http://schemas.microsoft.com/office/word/2020/wordml/sdtdatahash" xmlns:w16sdtfl="http://schemas.microsoft.com/office/word/2024/wordml/sdtformatlock" xmlns:w16se="http://schemas.microsoft.com/office/word/2015/wordml/symex" xmlns:wpg="http://schemas.microsoft.com/office/word/2010/wordprocessingGroup" xmlns:wpi="http://schemas.microsoft.com/office/word/2010/wordprocessingInk" xmlns:wne="http://schemas.microsoft.com/office/word/2006/wordml" xmlns:wps="http://schemas.microsoft.com/office/word/2010/wordprocessingShape" mc:Ignorable="w14 w15 w16se w16cid w16 w16cex w16sdtdh w16sdtfl w16du wp14">
   <w:p>
     <w:pPr>
       <w:pStyle w:val="Footer"/>
@@ -791,7 +1004,7 @@
 </file>
 
 <file path=word/footnotes.xml><?xml version="1.0" encoding="utf-8"?>
-<w:footnotes xmlns:wpc="http://schemas.microsoft.com/office/word/2010/wordprocessingCanvas" xmlns:cx="http://schemas.microsoft.com/office/drawing/2014/chartex" xmlns:cx1="http://schemas.microsoft.com/office/drawing/2015/9/8/chartex" xmlns:cx2="http://schemas.microsoft.com/office/drawing/2015/10/21/chartex" xmlns:cx3="http://schemas.microsoft.com/office/drawing/2016/5/9/chartex" xmlns:cx4="http://schemas.microsoft.com/office/drawing/2016/5/10/chartex" xmlns:cx5="http://schemas.microsoft.com/office/drawing/2016/5/11/chartex" xmlns:cx6="http://schemas.microsoft.com/office/drawing/2016/5/12/chartex" xmlns:cx7="http://schemas.microsoft.com/office/drawing/2016/5/13/chartex" xmlns:cx8="http://schemas.microsoft.com/office/drawing/2016/5/14/chartex" xmlns:mc="http://schemas.openxmlformats.org/markup-compatibility/2006" xmlns:aink="http://schemas.microsoft.com/office/drawing/2016/ink" xmlns:am3d="http://schemas.microsoft.com/office/drawing/2017/model3d" xmlns:o="urn:schemas-microsoft-com:office:office" xmlns:oel="http://schemas.microsoft.com/office/2019/extlst" xmlns:r="http://schemas.openxmlformats.org/officeDocument/2006/relationships" xmlns:m="http://schemas.openxmlformats.org/officeDocument/2006/math" xmlns:v="urn:schemas-microsoft-com:vml" xmlns:wp14="http://schemas.microsoft.com/office/word/2010/wordprocessingDrawing" xmlns:wp="http://schemas.openxmlformats.org/drawingml/2006/wordprocessingDrawing" xmlns:w10="urn:schemas-microsoft-com:office:word" xmlns:w="http://schemas.openxmlformats.org/wordprocessingml/2006/main" xmlns:w14="http://schemas.microsoft.com/office/word/2010/wordml" xmlns:w15="http://schemas.microsoft.com/office/word/2012/wordml" xmlns:w16cex="http://schemas.microsoft.com/office/word/2018/wordml/cex" xmlns:w16cid="http://schemas.microsoft.com/office/word/2016/wordml/cid" xmlns:w16="http://schemas.microsoft.com/office/word/2018/wordml" xmlns:w16sdtdh="http://schemas.microsoft.com/office/word/2020/wordml/sdtdatahash" xmlns:w16se="http://schemas.microsoft.com/office/word/2015/wordml/symex" xmlns:wpg="http://schemas.microsoft.com/office/word/2010/wordprocessingGroup" xmlns:wpi="http://schemas.microsoft.com/office/word/2010/wordprocessingInk" xmlns:wne="http://schemas.microsoft.com/office/word/2006/wordml" xmlns:wps="http://schemas.microsoft.com/office/word/2010/wordprocessingShape" mc:Ignorable="w14 w15 w16se w16cid w16 w16cex w16sdtdh wp14">
+<w:footnotes xmlns:wpc="http://schemas.microsoft.com/office/word/2010/wordprocessingCanvas" xmlns:cx="http://schemas.microsoft.com/office/drawing/2014/chartex" xmlns:cx1="http://schemas.microsoft.com/office/drawing/2015/9/8/chartex" xmlns:cx2="http://schemas.microsoft.com/office/drawing/2015/10/21/chartex" xmlns:cx3="http://schemas.microsoft.com/office/drawing/2016/5/9/chartex" xmlns:cx4="http://schemas.microsoft.com/office/drawing/2016/5/10/chartex" xmlns:cx5="http://schemas.microsoft.com/office/drawing/2016/5/11/chartex" xmlns:cx6="http://schemas.microsoft.com/office/drawing/2016/5/12/chartex" xmlns:cx7="http://schemas.microsoft.com/office/drawing/2016/5/13/chartex" xmlns:cx8="http://schemas.microsoft.com/office/drawing/2016/5/14/chartex" xmlns:mc="http://schemas.openxmlformats.org/markup-compatibility/2006" xmlns:aink="http://schemas.microsoft.com/office/drawing/2016/ink" xmlns:am3d="http://schemas.microsoft.com/office/drawing/2017/model3d" xmlns:o="urn:schemas-microsoft-com:office:office" xmlns:oel="http://schemas.microsoft.com/office/2019/extlst" xmlns:r="http://schemas.openxmlformats.org/officeDocument/2006/relationships" xmlns:m="http://schemas.openxmlformats.org/officeDocument/2006/math" xmlns:v="urn:schemas-microsoft-com:vml" xmlns:wp14="http://schemas.microsoft.com/office/word/2010/wordprocessingDrawing" xmlns:wp="http://schemas.openxmlformats.org/drawingml/2006/wordprocessingDrawing" xmlns:w10="urn:schemas-microsoft-com:office:word" xmlns:w="http://schemas.openxmlformats.org/wordprocessingml/2006/main" xmlns:w14="http://schemas.microsoft.com/office/word/2010/wordml" xmlns:w15="http://schemas.microsoft.com/office/word/2012/wordml" xmlns:w16cex="http://schemas.microsoft.com/office/word/2018/wordml/cex" xmlns:w16cid="http://schemas.microsoft.com/office/word/2016/wordml/cid" xmlns:w16="http://schemas.microsoft.com/office/word/2018/wordml" xmlns:w16du="http://schemas.microsoft.com/office/word/2023/wordml/word16du" xmlns:w16sdtdh="http://schemas.microsoft.com/office/word/2020/wordml/sdtdatahash" xmlns:w16sdtfl="http://schemas.microsoft.com/office/word/2024/wordml/sdtformatlock" xmlns:w16se="http://schemas.microsoft.com/office/word/2015/wordml/symex" xmlns:wpg="http://schemas.microsoft.com/office/word/2010/wordprocessingGroup" xmlns:wpi="http://schemas.microsoft.com/office/word/2010/wordprocessingInk" xmlns:wne="http://schemas.microsoft.com/office/word/2006/wordml" xmlns:wps="http://schemas.microsoft.com/office/word/2010/wordprocessingShape" mc:Ignorable="w14 w15 w16se w16cid w16 w16cex w16sdtdh w16sdtfl w16du wp14">
   <w:footnote w:type="separator" w:id="-1">
     <w:p>
       <w:pPr>
@@ -816,7 +1029,7 @@
 </file>
 
 <file path=word/header1.xml><?xml version="1.0" encoding="utf-8"?>
-<w:hdr xmlns:wpc="http://schemas.microsoft.com/office/word/2010/wordprocessingCanvas" xmlns:cx="http://schemas.microsoft.com/office/drawing/2014/chartex" xmlns:cx1="http://schemas.microsoft.com/office/drawing/2015/9/8/chartex" xmlns:cx2="http://schemas.microsoft.com/office/drawing/2015/10/21/chartex" xmlns:cx3="http://schemas.microsoft.com/office/drawing/2016/5/9/chartex" xmlns:cx4="http://schemas.microsoft.com/office/drawing/2016/5/10/chartex" xmlns:cx5="http://schemas.microsoft.com/office/drawing/2016/5/11/chartex" xmlns:cx6="http://schemas.microsoft.com/office/drawing/2016/5/12/chartex" xmlns:cx7="http://schemas.microsoft.com/office/drawing/2016/5/13/chartex" xmlns:cx8="http://schemas.microsoft.com/office/drawing/2016/5/14/chartex" xmlns:mc="http://schemas.openxmlformats.org/markup-compatibility/2006" xmlns:aink="http://schemas.microsoft.com/office/drawing/2016/ink" xmlns:am3d="http://schemas.microsoft.com/office/drawing/2017/model3d" xmlns:o="urn:schemas-microsoft-com:office:office" xmlns:oel="http://schemas.microsoft.com/office/2019/extlst" xmlns:r="http://schemas.openxmlformats.org/officeDocument/2006/relationships" xmlns:m="http://schemas.openxmlformats.org/officeDocument/2006/math" xmlns:v="urn:schemas-microsoft-com:vml" xmlns:wp14="http://schemas.microsoft.com/office/word/2010/wordprocessingDrawing" xmlns:wp="http://schemas.openxmlformats.org/drawingml/2006/wordprocessingDrawing" xmlns:w10="urn:schemas-microsoft-com:office:word" xmlns:w="http://schemas.openxmlformats.org/wordprocessingml/2006/main" xmlns:w14="http://schemas.microsoft.com/office/word/2010/wordml" xmlns:w15="http://schemas.microsoft.com/office/word/2012/wordml" xmlns:w16cex="http://schemas.microsoft.com/office/word/2018/wordml/cex" xmlns:w16cid="http://schemas.microsoft.com/office/word/2016/wordml/cid" xmlns:w16="http://schemas.microsoft.com/office/word/2018/wordml" xmlns:w16sdtdh="http://schemas.microsoft.com/office/word/2020/wordml/sdtdatahash" xmlns:w16se="http://schemas.microsoft.com/office/word/2015/wordml/symex" xmlns:wpg="http://schemas.microsoft.com/office/word/2010/wordprocessingGroup" xmlns:wpi="http://schemas.microsoft.com/office/word/2010/wordprocessingInk" xmlns:wne="http://schemas.microsoft.com/office/word/2006/wordml" xmlns:wps="http://schemas.microsoft.com/office/word/2010/wordprocessingShape" mc:Ignorable="w14 w15 w16se w16cid w16 w16cex w16sdtdh wp14">
+<w:hdr xmlns:wpc="http://schemas.microsoft.com/office/word/2010/wordprocessingCanvas" xmlns:cx="http://schemas.microsoft.com/office/drawing/2014/chartex" xmlns:cx1="http://schemas.microsoft.com/office/drawing/2015/9/8/chartex" xmlns:cx2="http://schemas.microsoft.com/office/drawing/2015/10/21/chartex" xmlns:cx3="http://schemas.microsoft.com/office/drawing/2016/5/9/chartex" xmlns:cx4="http://schemas.microsoft.com/office/drawing/2016/5/10/chartex" xmlns:cx5="http://schemas.microsoft.com/office/drawing/2016/5/11/chartex" xmlns:cx6="http://schemas.microsoft.com/office/drawing/2016/5/12/chartex" xmlns:cx7="http://schemas.microsoft.com/office/drawing/2016/5/13/chartex" xmlns:cx8="http://schemas.microsoft.com/office/drawing/2016/5/14/chartex" xmlns:mc="http://schemas.openxmlformats.org/markup-compatibility/2006" xmlns:aink="http://schemas.microsoft.com/office/drawing/2016/ink" xmlns:am3d="http://schemas.microsoft.com/office/drawing/2017/model3d" xmlns:o="urn:schemas-microsoft-com:office:office" xmlns:oel="http://schemas.microsoft.com/office/2019/extlst" xmlns:r="http://schemas.openxmlformats.org/officeDocument/2006/relationships" xmlns:m="http://schemas.openxmlformats.org/officeDocument/2006/math" xmlns:v="urn:schemas-microsoft-com:vml" xmlns:wp14="http://schemas.microsoft.com/office/word/2010/wordprocessingDrawing" xmlns:wp="http://schemas.openxmlformats.org/drawingml/2006/wordprocessingDrawing" xmlns:w10="urn:schemas-microsoft-com:office:word" xmlns:w="http://schemas.openxmlformats.org/wordprocessingml/2006/main" xmlns:w14="http://schemas.microsoft.com/office/word/2010/wordml" xmlns:w15="http://schemas.microsoft.com/office/word/2012/wordml" xmlns:w16cex="http://schemas.microsoft.com/office/word/2018/wordml/cex" xmlns:w16cid="http://schemas.microsoft.com/office/word/2016/wordml/cid" xmlns:w16="http://schemas.microsoft.com/office/word/2018/wordml" xmlns:w16du="http://schemas.microsoft.com/office/word/2023/wordml/word16du" xmlns:w16sdtdh="http://schemas.microsoft.com/office/word/2020/wordml/sdtdatahash" xmlns:w16sdtfl="http://schemas.microsoft.com/office/word/2024/wordml/sdtformatlock" xmlns:w16se="http://schemas.microsoft.com/office/word/2015/wordml/symex" xmlns:wpg="http://schemas.microsoft.com/office/word/2010/wordprocessingGroup" xmlns:wpi="http://schemas.microsoft.com/office/word/2010/wordprocessingInk" xmlns:wne="http://schemas.microsoft.com/office/word/2006/wordml" xmlns:wps="http://schemas.microsoft.com/office/word/2010/wordprocessingShape" mc:Ignorable="w14 w15 w16se w16cid w16 w16cex w16sdtdh w16sdtfl w16du wp14">
   <w:p>
     <w:pPr>
       <w:pStyle w:val="Header"/>
@@ -826,7 +1039,7 @@
 </file>
 
 <file path=word/header2.xml><?xml version="1.0" encoding="utf-8"?>
-<w:hdr xmlns:wpc="http://schemas.microsoft.com/office/word/2010/wordprocessingCanvas" xmlns:cx="http://schemas.microsoft.com/office/drawing/2014/chartex" xmlns:cx1="http://schemas.microsoft.com/office/drawing/2015/9/8/chartex" xmlns:cx2="http://schemas.microsoft.com/office/drawing/2015/10/21/chartex" xmlns:cx3="http://schemas.microsoft.com/office/drawing/2016/5/9/chartex" xmlns:cx4="http://schemas.microsoft.com/office/drawing/2016/5/10/chartex" xmlns:cx5="http://schemas.microsoft.com/office/drawing/2016/5/11/chartex" xmlns:cx6="http://schemas.microsoft.com/office/drawing/2016/5/12/chartex" xmlns:cx7="http://schemas.microsoft.com/office/drawing/2016/5/13/chartex" xmlns:cx8="http://schemas.microsoft.com/office/drawing/2016/5/14/chartex" xmlns:mc="http://schemas.openxmlformats.org/markup-compatibility/2006" xmlns:aink="http://schemas.microsoft.com/office/drawing/2016/ink" xmlns:am3d="http://schemas.microsoft.com/office/drawing/2017/model3d" xmlns:o="urn:schemas-microsoft-com:office:office" xmlns:oel="http://schemas.microsoft.com/office/2019/extlst" xmlns:r="http://schemas.openxmlformats.org/officeDocument/2006/relationships" xmlns:m="http://schemas.openxmlformats.org/officeDocument/2006/math" xmlns:v="urn:schemas-microsoft-com:vml" xmlns:wp14="http://schemas.microsoft.com/office/word/2010/wordprocessingDrawing" xmlns:wp="http://schemas.openxmlformats.org/drawingml/2006/wordprocessingDrawing" xmlns:w10="urn:schemas-microsoft-com:office:word" xmlns:w="http://schemas.openxmlformats.org/wordprocessingml/2006/main" xmlns:w14="http://schemas.microsoft.com/office/word/2010/wordml" xmlns:w15="http://schemas.microsoft.com/office/word/2012/wordml" xmlns:w16cex="http://schemas.microsoft.com/office/word/2018/wordml/cex" xmlns:w16cid="http://schemas.microsoft.com/office/word/2016/wordml/cid" xmlns:w16="http://schemas.microsoft.com/office/word/2018/wordml" xmlns:w16sdtdh="http://schemas.microsoft.com/office/word/2020/wordml/sdtdatahash" xmlns:w16se="http://schemas.microsoft.com/office/word/2015/wordml/symex" xmlns:wpg="http://schemas.microsoft.com/office/word/2010/wordprocessingGroup" xmlns:wpi="http://schemas.microsoft.com/office/word/2010/wordprocessingInk" xmlns:wne="http://schemas.microsoft.com/office/word/2006/wordml" xmlns:wps="http://schemas.microsoft.com/office/word/2010/wordprocessingShape" mc:Ignorable="w14 w15 w16se w16cid w16 w16cex w16sdtdh wp14">
+<w:hdr xmlns:wpc="http://schemas.microsoft.com/office/word/2010/wordprocessingCanvas" xmlns:cx="http://schemas.microsoft.com/office/drawing/2014/chartex" xmlns:cx1="http://schemas.microsoft.com/office/drawing/2015/9/8/chartex" xmlns:cx2="http://schemas.microsoft.com/office/drawing/2015/10/21/chartex" xmlns:cx3="http://schemas.microsoft.com/office/drawing/2016/5/9/chartex" xmlns:cx4="http://schemas.microsoft.com/office/drawing/2016/5/10/chartex" xmlns:cx5="http://schemas.microsoft.com/office/drawing/2016/5/11/chartex" xmlns:cx6="http://schemas.microsoft.com/office/drawing/2016/5/12/chartex" xmlns:cx7="http://schemas.microsoft.com/office/drawing/2016/5/13/chartex" xmlns:cx8="http://schemas.microsoft.com/office/drawing/2016/5/14/chartex" xmlns:mc="http://schemas.openxmlformats.org/markup-compatibility/2006" xmlns:aink="http://schemas.microsoft.com/office/drawing/2016/ink" xmlns:am3d="http://schemas.microsoft.com/office/drawing/2017/model3d" xmlns:o="urn:schemas-microsoft-com:office:office" xmlns:oel="http://schemas.microsoft.com/office/2019/extlst" xmlns:r="http://schemas.openxmlformats.org/officeDocument/2006/relationships" xmlns:m="http://schemas.openxmlformats.org/officeDocument/2006/math" xmlns:v="urn:schemas-microsoft-com:vml" xmlns:wp14="http://schemas.microsoft.com/office/word/2010/wordprocessingDrawing" xmlns:wp="http://schemas.openxmlformats.org/drawingml/2006/wordprocessingDrawing" xmlns:w10="urn:schemas-microsoft-com:office:word" xmlns:w="http://schemas.openxmlformats.org/wordprocessingml/2006/main" xmlns:w14="http://schemas.microsoft.com/office/word/2010/wordml" xmlns:w15="http://schemas.microsoft.com/office/word/2012/wordml" xmlns:w16cex="http://schemas.microsoft.com/office/word/2018/wordml/cex" xmlns:w16cid="http://schemas.microsoft.com/office/word/2016/wordml/cid" xmlns:w16="http://schemas.microsoft.com/office/word/2018/wordml" xmlns:w16du="http://schemas.microsoft.com/office/word/2023/wordml/word16du" xmlns:w16sdtdh="http://schemas.microsoft.com/office/word/2020/wordml/sdtdatahash" xmlns:w16sdtfl="http://schemas.microsoft.com/office/word/2024/wordml/sdtformatlock" xmlns:w16se="http://schemas.microsoft.com/office/word/2015/wordml/symex" xmlns:wpg="http://schemas.microsoft.com/office/word/2010/wordprocessingGroup" xmlns:wpi="http://schemas.microsoft.com/office/word/2010/wordprocessingInk" xmlns:wne="http://schemas.microsoft.com/office/word/2006/wordml" xmlns:wps="http://schemas.microsoft.com/office/word/2010/wordprocessingShape" mc:Ignorable="w14 w15 w16se w16cid w16 w16cex w16sdtdh w16sdtfl w16du wp14">
   <w:p>
     <w:pPr>
       <w:pStyle w:val="Header"/>
@@ -837,7 +1050,7 @@
 </file>
 
 <file path=word/header3.xml><?xml version="1.0" encoding="utf-8"?>
-<w:hdr xmlns:wpc="http://schemas.microsoft.com/office/word/2010/wordprocessingCanvas" xmlns:cx="http://schemas.microsoft.com/office/drawing/2014/chartex" xmlns:cx1="http://schemas.microsoft.com/office/drawing/2015/9/8/chartex" xmlns:cx2="http://schemas.microsoft.com/office/drawing/2015/10/21/chartex" xmlns:cx3="http://schemas.microsoft.com/office/drawing/2016/5/9/chartex" xmlns:cx4="http://schemas.microsoft.com/office/drawing/2016/5/10/chartex" xmlns:cx5="http://schemas.microsoft.com/office/drawing/2016/5/11/chartex" xmlns:cx6="http://schemas.microsoft.com/office/drawing/2016/5/12/chartex" xmlns:cx7="http://schemas.microsoft.com/office/drawing/2016/5/13/chartex" xmlns:cx8="http://schemas.microsoft.com/office/drawing/2016/5/14/chartex" xmlns:mc="http://schemas.openxmlformats.org/markup-compatibility/2006" xmlns:aink="http://schemas.microsoft.com/office/drawing/2016/ink" xmlns:am3d="http://schemas.microsoft.com/office/drawing/2017/model3d" xmlns:o="urn:schemas-microsoft-com:office:office" xmlns:oel="http://schemas.microsoft.com/office/2019/extlst" xmlns:r="http://schemas.openxmlformats.org/officeDocument/2006/relationships" xmlns:m="http://schemas.openxmlformats.org/officeDocument/2006/math" xmlns:v="urn:schemas-microsoft-com:vml" xmlns:wp14="http://schemas.microsoft.com/office/word/2010/wordprocessingDrawing" xmlns:wp="http://schemas.openxmlformats.org/drawingml/2006/wordprocessingDrawing" xmlns:w10="urn:schemas-microsoft-com:office:word" xmlns:w="http://schemas.openxmlformats.org/wordprocessingml/2006/main" xmlns:w14="http://schemas.microsoft.com/office/word/2010/wordml" xmlns:w15="http://schemas.microsoft.com/office/word/2012/wordml" xmlns:w16cex="http://schemas.microsoft.com/office/word/2018/wordml/cex" xmlns:w16cid="http://schemas.microsoft.com/office/word/2016/wordml/cid" xmlns:w16="http://schemas.microsoft.com/office/word/2018/wordml" xmlns:w16sdtdh="http://schemas.microsoft.com/office/word/2020/wordml/sdtdatahash" xmlns:w16se="http://schemas.microsoft.com/office/word/2015/wordml/symex" xmlns:wpg="http://schemas.microsoft.com/office/word/2010/wordprocessingGroup" xmlns:wpi="http://schemas.microsoft.com/office/word/2010/wordprocessingInk" xmlns:wne="http://schemas.microsoft.com/office/word/2006/wordml" xmlns:wps="http://schemas.microsoft.com/office/word/2010/wordprocessingShape" mc:Ignorable="w14 w15 w16se w16cid w16 w16cex w16sdtdh wp14">
+<w:hdr xmlns:wpc="http://schemas.microsoft.com/office/word/2010/wordprocessingCanvas" xmlns:cx="http://schemas.microsoft.com/office/drawing/2014/chartex" xmlns:cx1="http://schemas.microsoft.com/office/drawing/2015/9/8/chartex" xmlns:cx2="http://schemas.microsoft.com/office/drawing/2015/10/21/chartex" xmlns:cx3="http://schemas.microsoft.com/office/drawing/2016/5/9/chartex" xmlns:cx4="http://schemas.microsoft.com/office/drawing/2016/5/10/chartex" xmlns:cx5="http://schemas.microsoft.com/office/drawing/2016/5/11/chartex" xmlns:cx6="http://schemas.microsoft.com/office/drawing/2016/5/12/chartex" xmlns:cx7="http://schemas.microsoft.com/office/drawing/2016/5/13/chartex" xmlns:cx8="http://schemas.microsoft.com/office/drawing/2016/5/14/chartex" xmlns:mc="http://schemas.openxmlformats.org/markup-compatibility/2006" xmlns:aink="http://schemas.microsoft.com/office/drawing/2016/ink" xmlns:am3d="http://schemas.microsoft.com/office/drawing/2017/model3d" xmlns:o="urn:schemas-microsoft-com:office:office" xmlns:oel="http://schemas.microsoft.com/office/2019/extlst" xmlns:r="http://schemas.openxmlformats.org/officeDocument/2006/relationships" xmlns:m="http://schemas.openxmlformats.org/officeDocument/2006/math" xmlns:v="urn:schemas-microsoft-com:vml" xmlns:wp14="http://schemas.microsoft.com/office/word/2010/wordprocessingDrawing" xmlns:wp="http://schemas.openxmlformats.org/drawingml/2006/wordprocessingDrawing" xmlns:w10="urn:schemas-microsoft-com:office:word" xmlns:w="http://schemas.openxmlformats.org/wordprocessingml/2006/main" xmlns:w14="http://schemas.microsoft.com/office/word/2010/wordml" xmlns:w15="http://schemas.microsoft.com/office/word/2012/wordml" xmlns:w16cex="http://schemas.microsoft.com/office/word/2018/wordml/cex" xmlns:w16cid="http://schemas.microsoft.com/office/word/2016/wordml/cid" xmlns:w16="http://schemas.microsoft.com/office/word/2018/wordml" xmlns:w16du="http://schemas.microsoft.com/office/word/2023/wordml/word16du" xmlns:w16sdtdh="http://schemas.microsoft.com/office/word/2020/wordml/sdtdatahash" xmlns:w16sdtfl="http://schemas.microsoft.com/office/word/2024/wordml/sdtformatlock" xmlns:w16se="http://schemas.microsoft.com/office/word/2015/wordml/symex" xmlns:wpg="http://schemas.microsoft.com/office/word/2010/wordprocessingGroup" xmlns:wpi="http://schemas.microsoft.com/office/word/2010/wordprocessingInk" xmlns:wne="http://schemas.microsoft.com/office/word/2006/wordml" xmlns:wps="http://schemas.microsoft.com/office/word/2010/wordprocessingShape" mc:Ignorable="w14 w15 w16se w16cid w16 w16cex w16sdtdh w16sdtfl w16du wp14">
   <w:p>
     <w:pPr>
       <w:pStyle w:val="Header"/>
@@ -846,7 +1059,7 @@
     <w:r>
       <w:tab/>
       <w:tab/>
-      <w:t>2026-06-17</w:t>
+      <w:t>2026-06-18</w:t>
       <w:br/>
       <w:br/>
     </w:r>
@@ -863,7 +1076,7 @@
 </file>
 
 <file path=word/numbering.xml><?xml version="1.0" encoding="utf-8"?>
-<w:numbering xmlns:wpc="http://schemas.microsoft.com/office/word/2010/wordprocessingCanvas" xmlns:cx="http://schemas.microsoft.com/office/drawing/2014/chartex" xmlns:cx1="http://schemas.microsoft.com/office/drawing/2015/9/8/chartex" xmlns:cx2="http://schemas.microsoft.com/office/drawing/2015/10/21/chartex" xmlns:cx3="http://schemas.microsoft.com/office/drawing/2016/5/9/chartex" xmlns:cx4="http://schemas.microsoft.com/office/drawing/2016/5/10/chartex" xmlns:cx5="http://schemas.microsoft.com/office/drawing/2016/5/11/chartex" xmlns:cx6="http://schemas.microsoft.com/office/drawing/2016/5/12/chartex" xmlns:cx7="http://schemas.microsoft.com/office/drawing/2016/5/13/chartex" xmlns:cx8="http://schemas.microsoft.com/office/drawing/2016/5/14/chartex" xmlns:mc="http://schemas.openxmlformats.org/markup-compatibility/2006" xmlns:aink="http://schemas.microsoft.com/office/drawing/2016/ink" xmlns:am3d="http://schemas.microsoft.com/office/drawing/2017/model3d" xmlns:o="urn:schemas-microsoft-com:office:office" xmlns:oel="http://schemas.microsoft.com/office/2019/extlst" xmlns:r="http://schemas.openxmlformats.org/officeDocument/2006/relationships" xmlns:m="http://schemas.openxmlformats.org/officeDocument/2006/math" xmlns:v="urn:schemas-microsoft-com:vml" xmlns:wp14="http://schemas.microsoft.com/office/word/2010/wordprocessingDrawing" xmlns:wp="http://schemas.openxmlformats.org/drawingml/2006/wordprocessingDrawing" xmlns:w10="urn:schemas-microsoft-com:office:word" xmlns:w="http://schemas.openxmlformats.org/wordprocessingml/2006/main" xmlns:w14="http://schemas.microsoft.com/office/word/2010/wordml" xmlns:w15="http://schemas.microsoft.com/office/word/2012/wordml" xmlns:w16cex="http://schemas.microsoft.com/office/word/2018/wordml/cex" xmlns:w16cid="http://schemas.microsoft.com/office/word/2016/wordml/cid" xmlns:w16="http://schemas.microsoft.com/office/word/2018/wordml" xmlns:w16sdtdh="http://schemas.microsoft.com/office/word/2020/wordml/sdtdatahash" xmlns:w16se="http://schemas.microsoft.com/office/word/2015/wordml/symex" xmlns:wpg="http://schemas.microsoft.com/office/word/2010/wordprocessingGroup" xmlns:wpi="http://schemas.microsoft.com/office/word/2010/wordprocessingInk" xmlns:wne="http://schemas.microsoft.com/office/word/2006/wordml" xmlns:wps="http://schemas.microsoft.com/office/word/2010/wordprocessingShape" mc:Ignorable="w14 w15 w16se w16cid w16 w16cex w16sdtdh wp14">
+<w:numbering xmlns:wpc="http://schemas.microsoft.com/office/word/2010/wordprocessingCanvas" xmlns:cx="http://schemas.microsoft.com/office/drawing/2014/chartex" xmlns:cx1="http://schemas.microsoft.com/office/drawing/2015/9/8/chartex" xmlns:cx2="http://schemas.microsoft.com/office/drawing/2015/10/21/chartex" xmlns:cx3="http://schemas.microsoft.com/office/drawing/2016/5/9/chartex" xmlns:cx4="http://schemas.microsoft.com/office/drawing/2016/5/10/chartex" xmlns:cx5="http://schemas.microsoft.com/office/drawing/2016/5/11/chartex" xmlns:cx6="http://schemas.microsoft.com/office/drawing/2016/5/12/chartex" xmlns:cx7="http://schemas.microsoft.com/office/drawing/2016/5/13/chartex" xmlns:cx8="http://schemas.microsoft.com/office/drawing/2016/5/14/chartex" xmlns:mc="http://schemas.openxmlformats.org/markup-compatibility/2006" xmlns:aink="http://schemas.microsoft.com/office/drawing/2016/ink" xmlns:am3d="http://schemas.microsoft.com/office/drawing/2017/model3d" xmlns:o="urn:schemas-microsoft-com:office:office" xmlns:oel="http://schemas.microsoft.com/office/2019/extlst" xmlns:r="http://schemas.openxmlformats.org/officeDocument/2006/relationships" xmlns:m="http://schemas.openxmlformats.org/officeDocument/2006/math" xmlns:v="urn:schemas-microsoft-com:vml" xmlns:wp14="http://schemas.microsoft.com/office/word/2010/wordprocessingDrawing" xmlns:wp="http://schemas.openxmlformats.org/drawingml/2006/wordprocessingDrawing" xmlns:w10="urn:schemas-microsoft-com:office:word" xmlns:w="http://schemas.openxmlformats.org/wordprocessingml/2006/main" xmlns:w14="http://schemas.microsoft.com/office/word/2010/wordml" xmlns:w15="http://schemas.microsoft.com/office/word/2012/wordml" xmlns:w16cex="http://schemas.microsoft.com/office/word/2018/wordml/cex" xmlns:w16cid="http://schemas.microsoft.com/office/word/2016/wordml/cid" xmlns:w16="http://schemas.microsoft.com/office/word/2018/wordml" xmlns:w16du="http://schemas.microsoft.com/office/word/2023/wordml/word16du" xmlns:w16sdtdh="http://schemas.microsoft.com/office/word/2020/wordml/sdtdatahash" xmlns:w16sdtfl="http://schemas.microsoft.com/office/word/2024/wordml/sdtformatlock" xmlns:w16se="http://schemas.microsoft.com/office/word/2015/wordml/symex" xmlns:wpg="http://schemas.microsoft.com/office/word/2010/wordprocessingGroup" xmlns:wpi="http://schemas.microsoft.com/office/word/2010/wordprocessingInk" xmlns:wne="http://schemas.microsoft.com/office/word/2006/wordml" xmlns:wps="http://schemas.microsoft.com/office/word/2010/wordprocessingShape" mc:Ignorable="w14 w15 w16se w16cid w16 w16cex w16sdtdh w16sdtfl w16du wp14">
   <w:abstractNum w:abstractNumId="0" w15:restartNumberingAfterBreak="0">
     <w:nsid w:val="FFFFFF7C"/>
     <w:multiLevelType w:val="singleLevel"/>
@@ -1066,7 +1279,7 @@
 </file>
 
 <file path=word/styles.xml><?xml version="1.0" encoding="utf-8"?>
-<w:styles xmlns:mc="http://schemas.openxmlformats.org/markup-compatibility/2006" xmlns:r="http://schemas.openxmlformats.org/officeDocument/2006/relationships" xmlns:w="http://schemas.openxmlformats.org/wordprocessingml/2006/main" xmlns:w14="http://schemas.microsoft.com/office/word/2010/wordml" xmlns:w15="http://schemas.microsoft.com/office/word/2012/wordml" xmlns:w16cex="http://schemas.microsoft.com/office/word/2018/wordml/cex" xmlns:w16cid="http://schemas.microsoft.com/office/word/2016/wordml/cid" xmlns:w16="http://schemas.microsoft.com/office/word/2018/wordml" xmlns:w16sdtdh="http://schemas.microsoft.com/office/word/2020/wordml/sdtdatahash" xmlns:w16se="http://schemas.microsoft.com/office/word/2015/wordml/symex" mc:Ignorable="w14 w15 w16se w16cid w16 w16cex w16sdtdh">
+<w:styles xmlns:mc="http://schemas.openxmlformats.org/markup-compatibility/2006" xmlns:r="http://schemas.openxmlformats.org/officeDocument/2006/relationships" xmlns:w="http://schemas.openxmlformats.org/wordprocessingml/2006/main" xmlns:w14="http://schemas.microsoft.com/office/word/2010/wordml" xmlns:w15="http://schemas.microsoft.com/office/word/2012/wordml" xmlns:w16cex="http://schemas.microsoft.com/office/word/2018/wordml/cex" xmlns:w16cid="http://schemas.microsoft.com/office/word/2016/wordml/cid" xmlns:w16="http://schemas.microsoft.com/office/word/2018/wordml" xmlns:w16du="http://schemas.microsoft.com/office/word/2023/wordml/word16du" xmlns:w16sdtdh="http://schemas.microsoft.com/office/word/2020/wordml/sdtdatahash" xmlns:w16sdtfl="http://schemas.microsoft.com/office/word/2024/wordml/sdtformatlock" xmlns:w16se="http://schemas.microsoft.com/office/word/2015/wordml/symex" mc:Ignorable="w14 w15 w16se w16cid w16 w16cex w16sdtdh w16sdtfl w16du">
   <w:docDefaults>
     <w:rPrDefault>
       <w:rPr>
@@ -1824,7 +2037,7 @@
     <w:link w:val="TitleChar"/>
     <w:uiPriority w:val="10"/>
     <w:qFormat/>
-    <w:rsid w:val="007106C8"/>
+    <w:rsid w:val="00E854FA"/>
     <w:pPr>
       <w:spacing w:after="300" w:line="240" w:lineRule="auto"/>
       <w:contextualSpacing/>
@@ -1834,7 +2047,7 @@
       <w:rFonts w:eastAsiaTheme="majorEastAsia" w:cstheme="majorBidi"/>
       <w:spacing w:val="5"/>
       <w:kern w:val="28"/>
-      <w:sz w:val="52"/>
+      <w:sz w:val="40"/>
       <w:szCs w:val="52"/>
       <w:lang w:val="sv-SE" w:eastAsia="en-US" w:bidi="ar-SA"/>
     </w:rPr>
@@ -1844,12 +2057,12 @@
     <w:basedOn w:val="DefaultParagraphFont"/>
     <w:link w:val="Title"/>
     <w:uiPriority w:val="10"/>
-    <w:rsid w:val="007106C8"/>
+    <w:rsid w:val="00E854FA"/>
     <w:rPr>
       <w:rFonts w:ascii="Times New Roman" w:eastAsiaTheme="majorEastAsia" w:hAnsi="Times New Roman" w:cstheme="majorBidi"/>
       <w:spacing w:val="5"/>
       <w:kern w:val="28"/>
-      <w:sz w:val="52"/>
+      <w:sz w:val="40"/>
       <w:szCs w:val="52"/>
       <w:lang w:val="sv-SE" w:eastAsia="en-US" w:bidi="ar-SA"/>
     </w:rPr>

--- a/klagomål/A 26552-2022 FSC-klagomål.docx
+++ b/klagomål/A 26552-2022 FSC-klagomål.docx
@@ -1059,7 +1059,7 @@
     <w:r>
       <w:tab/>
       <w:tab/>
-      <w:t>2026-06-18</w:t>
+      <w:t>2026-06-19</w:t>
       <w:br/>
       <w:br/>
     </w:r>

--- a/klagomål/A 26552-2022 FSC-klagomål.docx
+++ b/klagomål/A 26552-2022 FSC-klagomål.docx
@@ -1059,7 +1059,7 @@
     <w:r>
       <w:tab/>
       <w:tab/>
-      <w:t>2026-06-19</w:t>
+      <w:t>2026-06-20</w:t>
       <w:br/>
       <w:br/>
     </w:r>

--- a/klagomål/A 26552-2022 FSC-klagomål.docx
+++ b/klagomål/A 26552-2022 FSC-klagomål.docx
@@ -168,38 +168,7 @@
     </w:p>
     <w:p>
       <w:r>
-        <w:t>Detta dokument behandlar höga naturvärden i avverkningsanmälan A 26552-2022 i Östhammars kommun som inkom 2022-06-27 och omfattar 2,2 ha.</w:t>
-      </w:r>
-    </w:p>
-    <w:p>
-      <w:r>
-        <w:t>Nedan presenteras fynd av naturvårdsarter och fridlysta arter som gjorts i det avverkningsanmälda området, samt relevanta utdrag ur standarderna för FSC, Chain of Custody, Controlled Wood och PEFC. I BILAGA 1 finns artfakta om fridlysta arter.</w:t>
-      </w:r>
-    </w:p>
-    <w:p>
-      <w:r>
-        <w:t>Vi förväntar oss att ni återkommer med ett skriftligt svar på vårt klagomål och även beskriver vilka korrigerande åtgärder ni satt in för att rätta till identifierade brister i er efterlevnad av den svenska FSC standarden.</w:t>
-      </w:r>
-    </w:p>
-    <w:p>
-      <w:pPr>
-        <w:pStyle w:val="Heading1"/>
-      </w:pPr>
-      <w:r>
-        <w:t>Naturvårdsarter</w:t>
-      </w:r>
-    </w:p>
-    <w:p>
-      <w:r>
-        <w:t>I och inom 5 meter från avverkningsanmälan har följande 6 naturvårdsarter hittats: grönsångare (NT, §4), nordfladdermus (NT, §4a), sädesärla (NT, §4), mindre flugsnappare (T, §4), dvärgpipistrell (§4a) och vattenfladdermus (§4a). Av dessa är 3 rödlistade. För rödlistade arter har rödlistekategorin angivits inom parentes. Typiska arter inom Natura 2000 som är kopplade till skogsekosystem har markerats med (T). För fridlysta arter anges även paragrafen i Artskyddsförordningen som arten är fridlyst enligt.</w:t>
-      </w:r>
-    </w:p>
-    <w:p>
-      <w:r>
-        <w:t>De påträffade naturvårdsarterna är ett tydligt kvitto på att det rör sig om en skog med höga naturvärden.</w:t>
-      </w:r>
-      <w:r>
-        <w:t xml:space="preserve"> I Figur 1 visas fyndplatser för naturvårdsarter i området, som finns registrerade på Artportalen.</w:t>
+        <w:t>Detta klagomål behandlar höga naturvärden i avverkningsanmälan A 26552-2022 i Östhammars kommun som inkom 2022-06-27 och omfattar 2,2 ha.</w:t>
       </w:r>
     </w:p>
     <w:p>
@@ -247,7 +216,165 @@
         <w:spacing w:after="240"/>
       </w:pPr>
       <w:r>
-        <w:t>Figur 1. Fyndplatser för naturvårdsarter i och inom 5 meter från avverkningsanmälan (röd linje). Markörer utan svart kant är placerade på fyndplatsen. Markörer med svart kant är placerade vid sidan av fyndplatsen och har ett svart streck som visar fyndplatsens exakta position. Kartans mittpunktskoordinat är N 6700714, E 673656 i SWEREF 99 TM.</w:t>
+        <w:t>Figur 1. Fyndplatser för naturvårdsarter i och inom 5 meter från avverkningsanmälan. Markörer utan svart kant är placerade på fyndplatsen. Markörer med svart kant är placerade vid sidan av fyndplatsen har ett svart streck som visar fyndplatsens exakta position. Kartans mittpunktskoordinat är N 6700714, E 673656 i SWEREF 99 TM.</w:t>
+      </w:r>
+    </w:p>
+    <w:p>
+      <w:r>
+        <w:t>I och inom 5 meter från avverkningsanmälan finns fynd av 6 naturvårdsarter, varav 3 är rödlistade, 6 är fridlysta och 1 är typisk (T): grönsångare (NT, §4), nordfladdermus (NT, §4a), sädesärla (NT, §4), mindre flugsnappare (T, §4), dvärgpipistrell (§4a) och vattenfladdermus (§4a). Se Figur 1.</w:t>
+      </w:r>
+    </w:p>
+    <w:p>
+      <w:r>
+        <w:t>Nedan presenteras relevanta utdrag ur standarderna för FSC, Chain of Custody, Controlled Wood och PEFC.</w:t>
+      </w:r>
+    </w:p>
+    <w:p>
+      <w:r>
+        <w:t>Vi förväntar oss att ni återkommer med ett skriftligt svar på vårt klagomål och även beskriver vilka korrigerande åtgärder ni satt in för att rätta till identifierade brister i er efterlevnad av den svenska FSC standarden.</w:t>
+      </w:r>
+    </w:p>
+    <w:p>
+      <w:pPr>
+        <w:pStyle w:val="Heading1"/>
+      </w:pPr>
+      <w:r>
+        <w:t>Naturvårdsarter och fridlysta arter</w:t>
+      </w:r>
+    </w:p>
+    <w:p>
+      <w:r>
+        <w:t>Nedan följer beskrivningar av de naturvårdsarter och fridlysta arter som har sina livsmiljöer och växtplatser i den avverkningsanmälda skogen. Se även ytterligare artfakta i BILAGA 1. De påträffade naturvårdsarterna är ett tydligt kvitto på att det rör sig om en skog med höga naturvärden.</w:t>
+      </w:r>
+    </w:p>
+    <w:p>
+      <w:r>
+        <w:rPr>
+          <w:b/>
+        </w:rPr>
+        <w:t>Grönsångare (NT, §4)</w:t>
+      </w:r>
+      <w:r>
+        <w:t xml:space="preserve"> är rödlistad som nära hotad (NT) och fridlyst enligt 4§ artskyddsförordningen. Den har minskat med 17 (6–24) % under de senaste 10 åren och minskningstakten för den svenska populationen bedöms vara nära gränsvärdet för Sårbar (VU). (A2b). Arten häckar i högstammig skog, främst lövskog men även i granskog, i regel utan kraftigare undervegetation. Den förekommer i södra och mellersta Sverige samt i Norrlands kustland norrut till Norrbotten. Förekommer dessutom sällsynt i Norrlands inland (SLU Artdatabanken, 2024). Orsaken till grönsångarens nedgång och är oklar varvid det är viktigt att försiktighetsprincipen enligt 2 kap. 3 § miljöbalken tillämpas för att bevara artens livsmiljöer och vända den negativa trenden.</w:t>
+      </w:r>
+    </w:p>
+    <w:p>
+      <w:r>
+        <w:rPr>
+          <w:b/>
+        </w:rPr>
+        <w:t>Nordfladdermus (NT, §4a)</w:t>
+      </w:r>
+      <w:r>
+        <w:t xml:space="preserve"> omfattas av bilaga 4 EU:s art- och habitatdirektiv vilket innebär ett strikt skydd där arten och dess livsmiljöer ska bevaras. Nordfladdermus föredrar variationsrik skog med förekomst av sjöar, vattendrag och våtmarker och hittas framförallt i halvöppna miljöer som trädbärande beteshagar och i kantzoner mellan skog och odlingsmark. Den undviker stora öppna områden som stora hyggen och större sammanhängande planteringar vilket minskar längden bryn och landskapets heterogenitet och därmed födotillgången och mängden lämpliga jaktplatser. Skogsbruksåtgärder som leder till minskad förekomst av äldre, gles skog och då särskilt tillgång på hålträd och träd med löst sittande bark kan leda till brist på koloniplatser och viloplatser. Nordfladdermus har minskat med 27,5 (5–50) % under de senaste 21 åren och minskningstakten för den svenska populationen bedöms vara nära gränsvärdet för Sårbar (VU). (A2bc) (SLU Artdatabanken, 2024; Skogsstyrelsen, 2016).</w:t>
+      </w:r>
+    </w:p>
+    <w:p>
+      <w:r>
+        <w:rPr>
+          <w:b/>
+        </w:rPr>
+        <w:t>Mindre flugsnappare (§4)</w:t>
+      </w:r>
+      <w:r>
+        <w:t xml:space="preserve"> är typisk art för </w:t>
+      </w:r>
+      <w:r>
+        <w:rPr>
+          <w:i/>
+        </w:rPr>
+        <w:t>9080 Lövsumpskog</w:t>
+      </w:r>
+      <w:r>
+        <w:t xml:space="preserve"> och omfattas av bilaga 1 EU:s fågeldirektiv. Den häckar i tät, ogallrad och flerskiktad blandskog med hög bonitet och krontäckning. Häckningsplatserna har ofta höga naturvärden knutna till relativt orörda skogar med mycket död ved, rik kryptogamflora och känsligt fältskikt (SLU Artdatabanken, 2024; Skogsstyrelsen, 2016). Arten kräver förstärkt hänsyn och missgynnas av omdaning av naturskog till produktionsskog, särskilt gallring och avverkning av flerskiktade skogsmiljöer med hög andel döda och döende träd på fuktig eller blöt mark skadar livsmiljöerna. Följande åtgärder rekommenderas i Skogsstyrelsens vägledning för hänsyn till mindre flugsnappare (Skogsstyrelsen, 2016).</w:t>
+      </w:r>
+    </w:p>
+    <w:p>
+      <w:pPr>
+        <w:pStyle w:val="ListBullet"/>
+      </w:pPr>
+      <w:r>
+        <w:t>Lämna breda kantzoner (50–100 meter) mot bäckar, sumpskogar, sjöar och myrar.</w:t>
+      </w:r>
+    </w:p>
+    <w:p>
+      <w:pPr>
+        <w:pStyle w:val="ListBullet"/>
+      </w:pPr>
+      <w:r>
+        <w:t>Återställ dikade sumpskogar genom att dämma eller täppta igen diken.</w:t>
+      </w:r>
+    </w:p>
+    <w:p>
+      <w:pPr>
+        <w:pStyle w:val="ListBullet"/>
+      </w:pPr>
+      <w:r>
+        <w:t>Undvik all form av avverkning, inklusive gallring, i sumpskogsmiljöer och spara dem som hänsynsytor.</w:t>
+      </w:r>
+    </w:p>
+    <w:p>
+      <w:pPr>
+        <w:pStyle w:val="ListBullet"/>
+      </w:pPr>
+      <w:r>
+        <w:t>Inom 100 meter från revir av mindre flugsnappare bör det bara ske ett försiktigt virkesuttag.</w:t>
+      </w:r>
+    </w:p>
+    <w:p>
+      <w:pPr>
+        <w:pStyle w:val="ListBullet"/>
+      </w:pPr>
+      <w:r>
+        <w:t>Undvik all form av avverkning i gamla bokskogar av naturskogskaraktär och spara dem som hänsynsytor.</w:t>
+      </w:r>
+    </w:p>
+    <w:p>
+      <w:r>
+        <w:rPr>
+          <w:b/>
+        </w:rPr>
+        <w:t>Dvärgpipistrell (§4a)</w:t>
+      </w:r>
+      <w:r>
+        <w:t xml:space="preserve"> omfattas av bilaga 4 EU:s art- och habitatdirektiv vilket innebär ett strikt skydd där arten och dess livsmiljöer ska bevaras. Arten förekommer i alla typer av glesare skogar men föredrar framförallt lövskog. Den födosöker inne bland träden och man hittar den i trädbärande beteshagar, i kantzoner mellan skog och odlingsmark, i närheten av vatten och i bymiljöer. Den undviker stora sammanhängande öppna miljöer såsom åkrar och hyggen. Skogsbruksåtgärder som leder till minskad förekomst av äldre, gles skog och då särskilt tillgång på hålträd och träd med löst sittande bark kan leda till brist på koloniplatser och viloplatser (SLU Artdatabanken, 2024; Skogsstyrelsen, 2016).</w:t>
+      </w:r>
+    </w:p>
+    <w:p>
+      <w:r>
+        <w:rPr>
+          <w:b/>
+        </w:rPr>
+        <w:t>Vattenfladdermus (§4a)</w:t>
+      </w:r>
+      <w:r>
+        <w:t xml:space="preserve"> omfattas av bilaga 4 EU:s art- och habitatdirektiv vilket innebär ett strikt skydd där arten och dess livsmiljöer ska bevaras. Arten förekommer mest vid vatten, vid både sjöar och vattendrag där den födosöker antingen tätt ovanför vattenytan eller i strandskog. Kolonin kan ligga ganska långt från vatten och den kan ibland jaga i skog flera kilometer från vatten. För vattenfladdermusen bör framförallt åtgärder planeras och vidtas i strandnära områden. Sumpskog och hålträd behöver bevaras och återskapas. Gamla träd med grov bark, skador, håligheter eller döda delar bör lämnas och yngre träd (efterträdare) tillåtas finnas kvar och åldras för att säkra framtida förekomst av lämpliga yngelmiljöer. Övervintringsplatser måste skyddas effektivt från störningar. Vattenfladdermus är typisk art för </w:t>
+      </w:r>
+      <w:r>
+        <w:rPr>
+          <w:i/>
+        </w:rPr>
+        <w:t>8310 Grottor</w:t>
+      </w:r>
+      <w:r>
+        <w:t xml:space="preserve"> och </w:t>
+      </w:r>
+      <w:r>
+        <w:rPr>
+          <w:i/>
+        </w:rPr>
+        <w:t>8330 Havsgrottor</w:t>
+      </w:r>
+      <w:r>
+        <w:t xml:space="preserve"> (SLU Artdatabanken, 2025).</w:t>
+      </w:r>
+    </w:p>
+    <w:p>
+      <w:pPr>
+        <w:pStyle w:val="Heading1"/>
+      </w:pPr>
+      <w:r>
+        <w:t>Certifiering</w:t>
       </w:r>
     </w:p>
     <w:p>
@@ -255,26 +382,18 @@
         <w:pStyle w:val="Heading2"/>
       </w:pPr>
       <w:r>
-        <w:t>Fridlysta arter</w:t>
+        <w:t>Ur FSC-standarden</w:t>
       </w:r>
     </w:p>
     <w:p>
-      <w:r>
-        <w:t>Följande fridlysta arter har sina livsmiljöer och växtplatser i den avverkningsanmälda skogen: grönsångare (NT, §4), nordfladdermus (NT, §4a), sädesärla (NT, §4), mindre flugsnappare (T, §4), dvärgpipistrell (§4a) och vattenfladdermus (§4a).</w:t>
-      </w:r>
-    </w:p>
-    <w:p>
-      <w:r>
-        <w:t xml:space="preserve">Observera att medlemsländerna är skyldiga att agera i enlighet med EU:s fågeldirektiv där det uttryckligen står att direktivet gäller för fåglar samt för deras ägg, bon och </w:t>
-      </w:r>
       <w:r>
         <w:rPr>
           <w:b/>
         </w:rPr>
-        <w:t xml:space="preserve">livsmiljöer </w:t>
-      </w:r>
-      <w:r>
-        <w:t>(artikel 1). Vidare att de åtgärder som vidtas inte får leda till en försämring av den nuvarande situationen beträffande bevarandet av de fågelarter som avses i artikel 1 (artikel 13). Fågeldirektivet är styrande för tillsynsansvariga myndigheters ärendehantering, ställningstaganden och beslutsfattande.</w:t>
+        <w:t xml:space="preserve">PRINCIP 1: LAGEFTERLEVNAD: </w:t>
+      </w:r>
+      <w:r>
+        <w:t>Certifikatsinnehavaren ska följa alla tillämpliga lagar, förordningar och nationellt ratificerade internationella avtal, konventioner och överenskommelser.</w:t>
       </w:r>
     </w:p>
     <w:p>
@@ -282,41 +401,10 @@
         <w:rPr>
           <w:b/>
         </w:rPr>
-        <w:t>Dvärgpipistrell (§4a)</w:t>
-      </w:r>
-      <w:r>
-        <w:t xml:space="preserve"> omfattas av bilaga 4 EU:s art- och habitatdirektiv vilket innebär ett strikt skydd där arten och dess livsmiljöer ska bevaras. Arten förekommer i alla typer av glesare skogar men föredrar framförallt lövskog. Den födosöker inne bland träden och man hittar den i trädbärande beteshagar, i kantzoner mellan skog och odlingsmark, i närheten av vatten och i bymiljöer. Den undviker stora sammanhängande öppna miljöer såsom åkrar och hyggen. Skogsbruksåtgärder som leder till minskad förekomst av äldre, gles skog och då särskilt tillgång på hålträd och träd med löst sittande bark kan leda till brist på koloniplatser och viloplatser (SLU Artdatabanken, 2024; Skogsstyrelsen, 2016).</w:t>
-      </w:r>
-    </w:p>
-    <w:p>
-      <w:r>
-        <w:rPr>
-          <w:b/>
-        </w:rPr>
-        <w:t>Grönsångare (NT, §4)</w:t>
-      </w:r>
-      <w:r>
-        <w:t xml:space="preserve"> är rödlistad som nära hotad (NT) och fridlyst enligt 4§ artskyddsförordningen. Den har minskat med 17 (6–24) % under de senaste 10 åren och minskningstakten för den svenska populationen bedöms vara nära gränsvärdet för Sårbar (VU). (A2b). Arten häckar i högstammig skog, främst lövskog men även i granskog, i regel utan kraftigare undervegetation. Den förekommer i södra och mellersta Sverige samt i Norrlands kustland norrut till Norrbotten. Förekommer dessutom sällsynt i Norrlands inland (SLU Artdatabanken, 2024). Orsaken till grönsångarens nedgång och är oklar varvid det är viktigt att försiktighetsprincipen enligt 2 kap. 3 § miljöbalken tillämpas för att bevara artens livsmiljöer och vända den negativa trenden.</w:t>
-      </w:r>
-    </w:p>
-    <w:p>
-      <w:r>
-        <w:rPr>
-          <w:b/>
-        </w:rPr>
-        <w:t>Mindre flugsnappare (§4)</w:t>
-      </w:r>
-      <w:r>
-        <w:t xml:space="preserve"> är typisk art för </w:t>
-      </w:r>
-      <w:r>
-        <w:rPr>
-          <w:i/>
-        </w:rPr>
-        <w:t>9080 Lövsumpskog</w:t>
-      </w:r>
-      <w:r>
-        <w:t xml:space="preserve"> och omfattas av bilaga 1 EU:s fågeldirektiv. Den häckar i tät, ogallrad och flerskiktad blandskog med hög bonitet och krontäckning. Häckningsplatserna har ofta höga naturvärden knutna till relativt orörda skogar med mycket död ved, rik kryptogamflora och känsligt fältskikt (SLU Artdatabanken, 2024; Skogsstyrelsen, 2016). Arten kräver förstärkt hänsyn och missgynnas av omdaning av naturskog till produktionsskog, särskilt gallring och avverkning av flerskiktade skogsmiljöer med hög andel döda och döende träd på fuktig eller blöt mark skadar livsmiljöerna. Följande åtgärder rekommenderas i Skogsstyrelsens vägledning för hänsyn till mindre flugsnappare (Skogsstyrelsen, 2016).</w:t>
+        <w:t xml:space="preserve">1.3.1 </w:t>
+      </w:r>
+      <w:r>
+        <w:t>Tillämpliga lagar och föreskrifter för brukandet av skogen följs.</w:t>
       </w:r>
     </w:p>
     <w:p>
@@ -324,7 +412,52 @@
         <w:pStyle w:val="ListBullet"/>
       </w:pPr>
       <w:r>
-        <w:t>Lämna breda kantzoner (50–100 meter) mot bäckar, sumpskogar, sjöar och myrar.</w:t>
+        <w:rPr>
+          <w:b/>
+          <w:i/>
+        </w:rPr>
+        <w:t xml:space="preserve">Kommentar: </w:t>
+      </w:r>
+      <w:r>
+        <w:t>I den avverkningsanmälda skogen har fridlysta arter sina livsmiljöer och växtplatser. Att skada de fridlysta arternas livsmiljöer, växtplatser eller ekologiska funktion är inte tillåtet enligt artskyddsförordningen.</w:t>
+      </w:r>
+      <w:r>
+        <w:rPr>
+          <w:i/>
+        </w:rPr>
+        <w:t xml:space="preserve"> EU:s medlemsländer och skogsbolag är skyldiga att agera i enlighet med EU:s fågeldirektiv där det uttryckligen står att direktivet gäller för fåglar samt för deras ägg, bon och </w:t>
+      </w:r>
+      <w:r>
+        <w:rPr>
+          <w:b/>
+          <w:i/>
+        </w:rPr>
+        <w:t xml:space="preserve">livsmiljöer </w:t>
+      </w:r>
+      <w:r>
+        <w:t>(artikel 1). Vidare att de åtgärder som vidtas inte får leda till en försämring av den nuvarande situationen beträffande bevarandet av de fågelarter som avses i artikel 1 (artikel 13).</w:t>
+      </w:r>
+    </w:p>
+    <w:p>
+      <w:r>
+        <w:rPr>
+          <w:b/>
+        </w:rPr>
+        <w:t xml:space="preserve">6.4 </w:t>
+      </w:r>
+      <w:r>
+        <w:t>Certifikatsinnehavaren ska skydda sällsynta arter och hotade arter samt deras livsmiljöer inom skogsbruksenheten. Det ska ske genom avsättningar, andra skyddade områden och genom att skapa konnektivitet och/eller genom andra direkta åtgärder som gynnar dessa arters överlevnad och livskraft. Åtgärderna ska stå i förhållande till brukandets skala, intensitet och risk, samt till sällsynta och hotade arters bevarandestatus och ekologiska krav. Certifikatsinnehavaren ska beakta den geografiska spridningen och ekologiska krav hos sällsynta och hotade arter utanför skogsbruksenhetens gränser när beslut om åtgärder inom skogsbruksenheten ska fattas.</w:t>
+      </w:r>
+    </w:p>
+    <w:p>
+      <w:r>
+        <w:rPr>
+          <w:b/>
+        </w:rPr>
+        <w:t xml:space="preserve">6.4.3 </w:t>
+      </w:r>
+      <w:r>
+        <w:t>Bevarandeåtgärder genomförs för de kända förekomster av rödlistade arter som påverkas av skogsbruk.</w:t>
       </w:r>
     </w:p>
     <w:p>
@@ -332,7 +465,89 @@
         <w:pStyle w:val="ListBullet"/>
       </w:pPr>
       <w:r>
-        <w:t>Återställ dikade sumpskogar genom att dämma eller täppta igen diken.</w:t>
+        <w:rPr>
+          <w:b/>
+          <w:i/>
+        </w:rPr>
+        <w:t xml:space="preserve">Kommentar: </w:t>
+      </w:r>
+      <w:r>
+        <w:rPr>
+          <w:i/>
+        </w:rPr>
+        <w:t>I det avverkningsanmälda skogsområdet har 6 naturvårdsarter varav 3 rödlistade arter sina livsmiljöer och växtplatser.</w:t>
+      </w:r>
+    </w:p>
+    <w:p>
+      <w:pPr>
+        <w:pStyle w:val="Heading2"/>
+      </w:pPr>
+      <w:r>
+        <w:t>Ur Chain of Custody Certification (FSC-STD-40-004 ver 3.0)</w:t>
+      </w:r>
+    </w:p>
+    <w:p>
+      <w:r>
+        <w:rPr>
+          <w:b/>
+        </w:rPr>
+        <w:t xml:space="preserve">1.3 </w:t>
+      </w:r>
+      <w:r>
+        <w:t xml:space="preserve">The organization shall commit to the FSC values as defined in FSC-POL-01-004 Policy for the Association of Organizations with FSC. </w:t>
+      </w:r>
+    </w:p>
+    <w:p>
+      <w:pPr>
+        <w:pStyle w:val="Heading2"/>
+      </w:pPr>
+      <w:r>
+        <w:t>Ur FSC:s policy för associerade organisationer (FSC-POL-01-004)</w:t>
+      </w:r>
+    </w:p>
+    <w:p>
+      <w:r>
+        <w:t xml:space="preserve">Som “Chain of Custody”-certifierad organisation är skogsbolaget bunden av de fastställda reglerna i Del 1 Punkt 1 c) i Policy för organisationer associerade med FSC (FSC-POL-01-004 V2-0 EN + SVE version 2012-03-02): </w:t>
+      </w:r>
+    </w:p>
+    <w:p>
+      <w:pPr>
+        <w:pStyle w:val="ListNumber"/>
+      </w:pPr>
+      <w:r>
+        <w:t>De organisationer FSC kan acceptera association med får inte direkt eller indirekt ha några kopplingar till nedanstående, oacceptabla aktiviteter:</w:t>
+      </w:r>
+    </w:p>
+    <w:p>
+      <w:pPr>
+        <w:ind w:left="357"/>
+      </w:pPr>
+      <w:r>
+        <w:t>a) Olaglig skogsavverkning och handel med olagligt avverkat virke eller skogsprodukter</w:t>
+      </w:r>
+    </w:p>
+    <w:p>
+      <w:pPr>
+        <w:ind w:left="357"/>
+      </w:pPr>
+      <w:r>
+        <w:t>...</w:t>
+      </w:r>
+    </w:p>
+    <w:p>
+      <w:pPr>
+        <w:ind w:left="357"/>
+      </w:pPr>
+      <w:r>
+        <w:t>c) Skogsbruk som förstör höga naturvärden</w:t>
+      </w:r>
+    </w:p>
+    <w:p>
+      <w:pPr>
+        <w:ind w:left="357"/>
+      </w:pPr>
+      <w:r>
+        <w:t>d) Betydande omvandling av skog till plantager eller annan, icke skoglig, markanvändning</w:t>
       </w:r>
     </w:p>
     <w:p>
@@ -340,7 +555,62 @@
         <w:pStyle w:val="ListBullet"/>
       </w:pPr>
       <w:r>
-        <w:t>Undvik all form av avverkning, inklusive gallring, i sumpskogsmiljöer och spara dem som hänsynsytor.</w:t>
+        <w:rPr>
+          <w:b/>
+          <w:i/>
+        </w:rPr>
+        <w:t xml:space="preserve">Kommentar: </w:t>
+      </w:r>
+      <w:r>
+        <w:rPr>
+          <w:i/>
+        </w:rPr>
+        <w:t>Avverkning av skog med höga naturvärden samt skada på fridlysta arter strider både mot FSC Controlled Wood-standarden och FSC:s policy for associerade organisationer.</w:t>
+      </w:r>
+    </w:p>
+    <w:p>
+      <w:pPr>
+        <w:pStyle w:val="Heading2"/>
+      </w:pPr>
+      <w:r>
+        <w:t>Ur FSC Controlled Wood (FSC-STD-40-005)</w:t>
+      </w:r>
+    </w:p>
+    <w:p>
+      <w:r>
+        <w:t>Virke som inte accepteras i FSC-märkta produkter (oacceptabelt ursprung) enligt FSC Controlled Wood (FSC-STD-40-005):</w:t>
+      </w:r>
+    </w:p>
+    <w:p>
+      <w:pPr>
+        <w:pStyle w:val="ListNumber"/>
+      </w:pPr>
+      <w:r>
+        <w:t>Illegalt avverkat virke.</w:t>
+      </w:r>
+    </w:p>
+    <w:p>
+      <w:pPr>
+        <w:pStyle w:val="ListNumber"/>
+      </w:pPr>
+      <w:r>
+        <w:t>...</w:t>
+      </w:r>
+    </w:p>
+    <w:p>
+      <w:pPr>
+        <w:pStyle w:val="ListNumber"/>
+      </w:pPr>
+      <w:r>
+        <w:t>Virke från avverkningar som hotar höga naturvärden.</w:t>
+      </w:r>
+    </w:p>
+    <w:p>
+      <w:pPr>
+        <w:pStyle w:val="ListNumber"/>
+      </w:pPr>
+      <w:r>
+        <w:t>Virke från skog som konverteras till plantager eller icke-skogligt bruk.</w:t>
       </w:r>
     </w:p>
     <w:p>
@@ -348,7 +618,30 @@
         <w:pStyle w:val="ListBullet"/>
       </w:pPr>
       <w:r>
-        <w:t>Inom 100 meter från revir av mindre flugsnappare bör det bara ske ett försiktigt virkesuttag.</w:t>
+        <w:rPr>
+          <w:b/>
+          <w:i/>
+        </w:rPr>
+        <w:t xml:space="preserve">Kommentar: </w:t>
+      </w:r>
+      <w:r>
+        <w:rPr>
+          <w:i/>
+        </w:rPr>
+        <w:t>Avverkning av skog med höga naturvärden samt skada på fridlysta arter strider både mot FSC Controlled Wood-standarden och FSC:s policy for associerade organisationer.</w:t>
+      </w:r>
+    </w:p>
+    <w:p>
+      <w:pPr>
+        <w:pStyle w:val="Heading1"/>
+      </w:pPr>
+      <w:r>
+        <w:t>Ur PEFC-standarden gällande lagefterlevnad</w:t>
+      </w:r>
+    </w:p>
+    <w:p>
+      <w:r>
+        <w:t>PEFC-standarden förutsätter att tillämplig svensk lagstiftning följs. Det är utsedd tillsynsmyndighet som ansvarar för tillsyn av lagens efterlevnad. PEFC-standarden återger innehållet i vissa certifieringskritiska lag- och föreskriftskrav vilka ska ingå i granskning av PEFC-systemets efterlevnad.</w:t>
       </w:r>
     </w:p>
     <w:p>
@@ -356,52 +649,30 @@
         <w:pStyle w:val="ListBullet"/>
       </w:pPr>
       <w:r>
-        <w:t>Undvik all form av avverkning i gamla bokskogar av naturskogskaraktär och spara dem som hänsynsytor.</w:t>
-      </w:r>
-    </w:p>
-    <w:p>
-      <w:r>
         <w:rPr>
           <w:b/>
+          <w:i/>
         </w:rPr>
-        <w:t>Nordfladdermus (NT, §4a)</w:t>
-      </w:r>
-      <w:r>
-        <w:t xml:space="preserve"> omfattas av bilaga 4 EU:s art- och habitatdirektiv vilket innebär ett strikt skydd där arten och dess livsmiljöer ska bevaras. Nordfladdermus föredrar variationsrik skog med förekomst av sjöar, vattendrag och våtmarker och hittas framförallt i halvöppna miljöer som trädbärande beteshagar och i kantzoner mellan skog och odlingsmark. Den undviker stora öppna områden som stora hyggen och större sammanhängande planteringar vilket minskar längden bryn och landskapets heterogenitet och därmed födotillgången och mängden lämpliga jaktplatser. Skogsbruksåtgärder som leder till minskad förekomst av äldre, gles skog och då särskilt tillgång på hålträd och träd med löst sittande bark kan leda till brist på koloniplatser och viloplatser. Nordfladdermus har minskat med 27,5 (5–50) % under de senaste 21 åren och minskningstakten för den svenska populationen bedöms vara nära gränsvärdet för Sårbar (VU). (A2bc) (SLU Artdatabanken, 2024; Skogsstyrelsen, 2016).</w:t>
-      </w:r>
-    </w:p>
-    <w:p>
-      <w:r>
-        <w:rPr>
-          <w:b/>
-        </w:rPr>
-        <w:t>Vattenfladdermus (§4a)</w:t>
-      </w:r>
-      <w:r>
-        <w:t xml:space="preserve"> omfattas av bilaga 4 EU:s art- och habitatdirektiv vilket innebär ett strikt skydd där arten och dess livsmiljöer ska bevaras. Arten förekommer mest vid vatten, vid både sjöar och vattendrag där den födosöker antingen tätt ovanför vattenytan eller i strandskog. Kolonin kan ligga ganska långt från vatten och den kan ibland jaga i skog flera kilometer från vatten. För vattenfladdermusen bör framförallt åtgärder planeras och vidtas i strandnära områden. Sumpskog och hålträd behöver bevaras och återskapas. Gamla träd med grov bark, skador, håligheter eller döda delar bör lämnas och yngre träd (efterträdare) tillåtas finnas kvar och åldras för att säkra framtida förekomst av lämpliga yngelmiljöer. Övervintringsplatser måste skyddas effektivt från störningar. Vattenfladdermus är typisk art för </w:t>
+        <w:t xml:space="preserve">Kommentar: </w:t>
       </w:r>
       <w:r>
         <w:rPr>
           <w:i/>
         </w:rPr>
-        <w:t>8310 Grottor</w:t>
-      </w:r>
-      <w:r>
-        <w:t xml:space="preserve"> och </w:t>
-      </w:r>
-      <w:r>
-        <w:rPr>
-          <w:i/>
-        </w:rPr>
-        <w:t>8330 Havsgrottor</w:t>
-      </w:r>
-      <w:r>
-        <w:t xml:space="preserve"> (SLU Artdatabanken, 2025).</w:t>
+        <w:t>I den avverkningsanmälda skogen har fridlysta arter sina livsmiljöer och växtplatser. Att skada de fridlysta arternas livsmiljöer, växtplatser eller ekologiska funktion är inte tillåtet enligt artskyddsförordningen</w:t>
       </w:r>
     </w:p>
     <w:p>
       <w:r>
-        <w:t>I BILAGA 1 finns mer detaljerad information om ekologi samt krav på livsmiljö hos fridlysta arter.</w:t>
+        <w:br w:type="page"/>
+      </w:r>
+    </w:p>
+    <w:p>
+      <w:pPr>
+        <w:pStyle w:val="Title"/>
+      </w:pPr>
+      <w:r>
+        <w:t>BILAGA 1 – Fridlysta arter</w:t>
       </w:r>
     </w:p>
     <w:p>
@@ -409,7 +680,22 @@
         <w:pStyle w:val="Heading1"/>
       </w:pPr>
       <w:r>
-        <w:t>Certifiering</w:t>
+        <w:t>Nordfladdermus – ekologi samt krav på livsmiljön</w:t>
+      </w:r>
+    </w:p>
+    <w:p>
+      <w:r>
+        <w:t>Nordfladdermus (NT, §4a) omfattas av bilaga 4 EU:s art- och habitatdirektiv vilket innebär ett strikt skydd för arten och dess livsmiljöer. Arten har minskat med 27,5 (5–50) % under de senaste 21 åren och minskningstakten för den svenska populationen bedöms vara nära gränsvärdet för Sårbar (VU). (A2bc) (SLU Artdatabanken, 2024).</w:t>
+      </w:r>
+    </w:p>
+    <w:p>
+      <w:r>
+        <w:t>Nordfladdermus föredrar variationsrik skog med förekomst av sjöar, vattendrag och våtmarker och hittas framförallt i halvöppna miljöer som trädbärande beteshagar och i kantzoner mellan skog och odlingsmark. Den undviker stora öppna områden som stora hyggen och större sammanhängande planteringar vilket minskar längden bryn och landskapets heterogenitet och därmed födotillgången och mängden lämpliga jaktplatser. Skogsbruksåtgärder som leder till minskad förekomst av äldre, gles skog och då särskilt tillgång på hålträd och träd med löst sittande bark kan leda till brist på koloniplatser och viloplatser (SLU Artdatabanken, 2024; Skogsstyrelsen, 2016).</w:t>
+      </w:r>
+    </w:p>
+    <w:p>
+      <w:r>
+        <w:t>Fladdermöss är beroende av hänsyn på landskapsnivå och det är viktigt att alla typer av vatten och våtmarker samt fuktiga skogspartier återställs och bevaras. Sväm- och sumpskog ska alltid sparas, och äldre lövmiljöer bör alltid sparas för födosök, koloniplatser och viloplatser. Utöver kantzoner mot vatten och våtmarker bör tillräckligt breda skyddszoner av uppväxt skog sparas för att skapa och bevara vindskyddade födosöksmiljöer. Genom att binda samman befintliga skogsbestånd med korridorer av uppvuxen skog skapas ett fladdermusvänligt landskap (SLU Artdatabanken, 2024; Skogsstyrelsen, 2016).</w:t>
       </w:r>
     </w:p>
     <w:p>
@@ -417,29 +703,67 @@
         <w:pStyle w:val="Heading2"/>
       </w:pPr>
       <w:r>
-        <w:t>Ur FSC-standarden</w:t>
+        <w:t>Referenser – nordfladdermus</w:t>
       </w:r>
     </w:p>
     <w:p>
       <w:r>
+        <w:t xml:space="preserve">Skogsstyrelsen, 2016. </w:t>
+      </w:r>
+      <w:r>
         <w:rPr>
-          <w:b/>
+          <w:i/>
         </w:rPr>
-        <w:t xml:space="preserve">PRINCIP 1: LAGEFTERLEVNAD: </w:t>
-      </w:r>
-      <w:r>
-        <w:t>Certifikatsinnehavaren ska följa alla tillämpliga lagar, förordningar och nationellt ratificerade internationella avtal, konventioner och överenskommelser.</w:t>
+        <w:t xml:space="preserve">Vägledning för hänsyn till nordfladdermus. </w:t>
+      </w:r>
+      <w:r>
+        <w:t>Vägledningar och kunskapsstöd artskydd - Skogsstyrelsen</w:t>
       </w:r>
     </w:p>
     <w:p>
       <w:r>
+        <w:t>SLU Artdatabanken, 2024.</w:t>
+      </w:r>
+      <w:r>
         <w:rPr>
-          <w:b/>
+          <w:i/>
         </w:rPr>
-        <w:t xml:space="preserve">1.3.1 </w:t>
-      </w:r>
-      <w:r>
-        <w:t>Tillämpliga lagar och föreskrifter för brukandet av skogen följs.</w:t>
+        <w:t xml:space="preserve">  Artfakta: nordfladdermus (Eptesicus nilssonii). </w:t>
+      </w:r>
+      <w:r>
+        <w:t>https://artfakta.se/taxa/205998</w:t>
+      </w:r>
+    </w:p>
+    <w:p>
+      <w:pPr>
+        <w:pStyle w:val="Heading1"/>
+      </w:pPr>
+      <w:r>
+        <w:t>Mindre flugsnappare – ekologi samt krav på livsmiljön</w:t>
+      </w:r>
+    </w:p>
+    <w:p>
+      <w:r>
+        <w:t xml:space="preserve">Mindre flugsnappare (§4), som omfattas av bilaga 1 EU:s fågeldirektiv och är typisk art för </w:t>
+      </w:r>
+      <w:r>
+        <w:rPr>
+          <w:i/>
+        </w:rPr>
+        <w:t>9080 Lövsumpskog</w:t>
+      </w:r>
+      <w:r>
+        <w:t>, förekommer spritt men sällsynt i större delen av landet men är vanligast i södra Sverige och utmed Norrlandskusten. Den häckar i tät, ogallrad och flerskiktad blandskog med hög bonitet och krontäckning. Reviren är ofta belägna nära stränder, kärr eller bäckar där marken är fuktig eller vattendränkt och i många fall finns det rikligt med död ved i form av högstubbar. Trädslagsfördelningen har mindre betydelse än skogens struktur, och häckningar sker såväl i ädellövskog (i södra Sverige ofta i bokskog) som i nästan ren granskog (SLU Artdatabanken, 2024; Skogsstyrelsen, 2016).</w:t>
+      </w:r>
+    </w:p>
+    <w:p>
+      <w:r>
+        <w:t>Reviret är litet, omkring 1 hektar, och arten kan därför häcka även i små områden med lämplig miljö, till exempel bokbackar insprängda i annan skog. Däremot bör detta reviret ansluta till större områden med sammanhängande skog, eftersom arten undviker bryn mot öppen mark. Boet placeras oftast i döda träd, i håligheter och bakom barkflagor eller liknande (Skogsstyrelsen, 2016).</w:t>
+      </w:r>
+    </w:p>
+    <w:p>
+      <w:r>
+        <w:t>Häckningsplatser för mindre flugsnappare har ofta höga naturvärden knutna till relativt orörda skogar med mycket död ved, rik kryptogamflora och känsligt fältskikt. Mindre flugsnappare kräver förstärkt hänsyn och missgynnas av omdaning av naturskog till produktionsskog, särskilt gallring och avverkning av flerskiktade skogsmiljöer med hög andel döda och döende träd på fuktig eller blöt mark. I södra Sverige missgynnas arten av underröjning och gallring av flerskiktad bokskog. Följande åtgärder rekommenderas i Skogsstyrelsens vägledning för hänsyn till mindre flugsnappare (Skogsstyrelsen, 2016).</w:t>
       </w:r>
     </w:p>
     <w:p>
@@ -447,52 +771,7 @@
         <w:pStyle w:val="ListBullet"/>
       </w:pPr>
       <w:r>
-        <w:rPr>
-          <w:b/>
-          <w:i/>
-        </w:rPr>
-        <w:t xml:space="preserve">Kommentar: </w:t>
-      </w:r>
-      <w:r>
-        <w:t>I den avverkningsanmälda skogen har fridlysta arter sina livsmiljöer och växtplatser. Att skada de fridlysta arternas livsmiljöer, växtplatser eller ekologiska funktion är inte tillåtet enligt artskyddsförordningen.</w:t>
-      </w:r>
-      <w:r>
-        <w:rPr>
-          <w:i/>
-        </w:rPr>
-        <w:t xml:space="preserve"> EU:s medlemsländer och skogsbolag är skyldiga att agera i enlighet med EU:s fågeldirektiv där det uttryckligen står att direktivet gäller för fåglar samt för deras ägg, bon och </w:t>
-      </w:r>
-      <w:r>
-        <w:rPr>
-          <w:b/>
-          <w:i/>
-        </w:rPr>
-        <w:t xml:space="preserve">livsmiljöer </w:t>
-      </w:r>
-      <w:r>
-        <w:t>(artikel 1). Vidare att de åtgärder som vidtas inte får leda till en försämring av den nuvarande situationen beträffande bevarandet av de fågelarter som avses i artikel 1 (artikel 13).</w:t>
-      </w:r>
-    </w:p>
-    <w:p>
-      <w:r>
-        <w:rPr>
-          <w:b/>
-        </w:rPr>
-        <w:t xml:space="preserve">6.4 </w:t>
-      </w:r>
-      <w:r>
-        <w:t>Certifikatsinnehavaren ska skydda sällsynta arter och hotade arter samt deras livsmiljöer inom skogsbruksenheten. Det ska ske genom avsättningar, andra skyddade områden och genom att skapa konnektivitet och/eller genom andra direkta åtgärder som gynnar dessa arters överlevnad och livskraft. Åtgärderna ska stå i förhållande till brukandets skala, intensitet och risk, samt till sällsynta och hotade arters bevarandestatus och ekologiska krav. Certifikatsinnehavaren ska beakta den geografiska spridningen och ekologiska krav hos sällsynta och hotade arter utanför skogsbruksenhetens gränser när beslut om åtgärder inom skogsbruksenheten ska fattas.</w:t>
-      </w:r>
-    </w:p>
-    <w:p>
-      <w:r>
-        <w:rPr>
-          <w:b/>
-        </w:rPr>
-        <w:t xml:space="preserve">6.4.3 </w:t>
-      </w:r>
-      <w:r>
-        <w:t>Bevarandeåtgärder genomförs för de kända förekomster av rödlistade arter som påverkas av skogsbruk.</w:t>
+        <w:t>Lämna breda kantzoner (50–100 meter) mot bäckar, sumpskogar, sjöar och myrar.</w:t>
       </w:r>
     </w:p>
     <w:p>
@@ -500,17 +779,31 @@
         <w:pStyle w:val="ListBullet"/>
       </w:pPr>
       <w:r>
-        <w:rPr>
-          <w:b/>
-          <w:i/>
-        </w:rPr>
-        <w:t xml:space="preserve">Kommentar: </w:t>
-      </w:r>
-      <w:r>
-        <w:rPr>
-          <w:i/>
-        </w:rPr>
-        <w:t>I det avverkningsanmälda skogsområdet har 6 naturvårdsarter varav 3 rödlistade arter sina livsmiljöer och växtplatser.</w:t>
+        <w:t>Återställ dikade sumpskogar genom att dämma eller täppta igen diken.</w:t>
+      </w:r>
+    </w:p>
+    <w:p>
+      <w:pPr>
+        <w:pStyle w:val="ListBullet"/>
+      </w:pPr>
+      <w:r>
+        <w:t>Undvik all form av avverkning, inklusive gallring, i sumpskogsmiljöer och spara dem som hänsynsytor.</w:t>
+      </w:r>
+    </w:p>
+    <w:p>
+      <w:pPr>
+        <w:pStyle w:val="ListBullet"/>
+      </w:pPr>
+      <w:r>
+        <w:t>Inom 100 meter från revir av mindre flugsnappare bör det bara ske ett försiktigt virkesuttag.</w:t>
+      </w:r>
+    </w:p>
+    <w:p>
+      <w:pPr>
+        <w:pStyle w:val="ListBullet"/>
+      </w:pPr>
+      <w:r>
+        <w:t>Undvik all form av avverkning i gamla bokskogar av naturskogskaraktär och spara dem som hänsynsytor.</w:t>
       </w:r>
     </w:p>
     <w:p>
@@ -518,18 +811,53 @@
         <w:pStyle w:val="Heading2"/>
       </w:pPr>
       <w:r>
-        <w:t>Ur Chain of Custody Certification (FSC-STD-40-004 ver 3.0)</w:t>
+        <w:t>Referenser – mindre flugsnappare</w:t>
       </w:r>
     </w:p>
     <w:p>
       <w:r>
+        <w:t xml:space="preserve">Skogsstyrelsen, 2016. </w:t>
+      </w:r>
+      <w:r>
         <w:rPr>
-          <w:b/>
+          <w:i/>
         </w:rPr>
-        <w:t xml:space="preserve">1.3 </w:t>
-      </w:r>
-      <w:r>
-        <w:t xml:space="preserve">The organization shall commit to the FSC values as defined in FSC-POL-01-004 Policy for the Association of Organizations with FSC. </w:t>
+        <w:t xml:space="preserve">Vägledning för hänsyn till mindre flugsnappare. </w:t>
+      </w:r>
+      <w:r>
+        <w:t>Vägledningar och kunskapsstöd artskydd - Skogsstyrelsen</w:t>
+      </w:r>
+    </w:p>
+    <w:p>
+      <w:r>
+        <w:t>SLU Artdatabanken, 2024.</w:t>
+      </w:r>
+      <w:r>
+        <w:rPr>
+          <w:i/>
+        </w:rPr>
+        <w:t xml:space="preserve"> Artfakta: mindre flugsnappare (Ficedula parva). </w:t>
+      </w:r>
+      <w:r>
+        <w:t>https://artfakta.se/taxa/100058</w:t>
+      </w:r>
+    </w:p>
+    <w:p>
+      <w:pPr>
+        <w:pStyle w:val="Heading1"/>
+      </w:pPr>
+      <w:r>
+        <w:t>Dvärgpipistrell – ekologi samt krav på livsmiljön</w:t>
+      </w:r>
+    </w:p>
+    <w:p>
+      <w:r>
+        <w:t>Dvärgpipistrell (§4a) omfattas av bilaga 4 EU:s art- och habitatdirektiv vilket innebär ett strikt skydd för arten och dess livsmiljöer. Arten förekommer i alla typer av glesare skogar men föredrar framförallt lövskog. Den födosöker inne bland träden och man hittar den i trädbärande beteshagar, i kantzoner mellan skog och odlingsmark, i närheten av vatten och i bymiljöer. Den undviker stora sammanhängande öppna miljöer såsom åkrar och hyggen. Skogsbruksåtgärder som leder till minskad förekomst av äldre, gles skog och då särskilt tillgång på hålträd och träd med löst sittande bark kan leda till brist på koloniplatser och viloplatser (SLU Artdatabanken, 2024; Skogsstyrelsen, 2016).</w:t>
+      </w:r>
+    </w:p>
+    <w:p>
+      <w:r>
+        <w:t>Fladdermöss är beroende av hänsyn på landskapsnivå och det är viktigt att alla typer av vatten och våtmarker samt fuktiga skogspartier återställs och bevaras. Sväm- och sumpskog ska alltid sparas, och äldre lövmiljöer bör alltid sparas för födosök, koloniplatser och viloplatser. Utöver kantzoner mot vatten och våtmarker bör tillräckligt breda skyddszoner av uppväxt skog sparas för att skapa och bevara vindskyddade födosöksmiljöer. Genom att binda samman befintliga skogsbestånd med korridorer av uppvuxen skog skapas ett fladdermusvänligt landskap (SLU Artdatabanken, 2024; Skogsstyrelsen, 2016).</w:t>
       </w:r>
     </w:p>
     <w:p>
@@ -537,202 +865,6 @@
         <w:pStyle w:val="Heading2"/>
       </w:pPr>
       <w:r>
-        <w:t>Ur FSC:s policy för associerade organisationer (FSC-POL-01-004)</w:t>
-      </w:r>
-    </w:p>
-    <w:p>
-      <w:r>
-        <w:t xml:space="preserve">Som “Chain of Custody”-certifierad organisation är skogsbolaget bunden av de fastställda reglerna i Del 1 Punkt 1 c) i Policy för organisationer associerade med FSC (FSC-POL-01-004 V2-0 EN + SVE version 2012-03-02): </w:t>
-      </w:r>
-    </w:p>
-    <w:p>
-      <w:pPr>
-        <w:pStyle w:val="ListNumber"/>
-      </w:pPr>
-      <w:r>
-        <w:t>De organisationer FSC kan acceptera association med får inte direkt eller indirekt ha några kopplingar till nedanstående, oacceptabla aktiviteter:</w:t>
-      </w:r>
-    </w:p>
-    <w:p>
-      <w:pPr>
-        <w:ind w:left="357"/>
-      </w:pPr>
-      <w:r>
-        <w:t>a) Olaglig skogsavverkning och handel med olagligt avverkat virke eller skogsprodukter</w:t>
-      </w:r>
-    </w:p>
-    <w:p>
-      <w:pPr>
-        <w:ind w:left="357"/>
-      </w:pPr>
-      <w:r>
-        <w:t>...</w:t>
-      </w:r>
-    </w:p>
-    <w:p>
-      <w:pPr>
-        <w:ind w:left="357"/>
-      </w:pPr>
-      <w:r>
-        <w:t>c) Skogsbruk som förstör höga naturvärden</w:t>
-      </w:r>
-    </w:p>
-    <w:p>
-      <w:pPr>
-        <w:ind w:left="357"/>
-      </w:pPr>
-      <w:r>
-        <w:t>d) Betydande omvandling av skog till plantager eller annan, icke skoglig, markanvändning</w:t>
-      </w:r>
-    </w:p>
-    <w:p>
-      <w:pPr>
-        <w:pStyle w:val="ListBullet"/>
-      </w:pPr>
-      <w:r>
-        <w:rPr>
-          <w:b/>
-          <w:i/>
-        </w:rPr>
-        <w:t xml:space="preserve">Kommentar: </w:t>
-      </w:r>
-      <w:r>
-        <w:rPr>
-          <w:i/>
-        </w:rPr>
-        <w:t>Avverkning av skog med höga naturvärden samt skada på fridlysta arter strider både mot FSC Controlled Wood-standarden och FSC:s policy for associerade organisationer.</w:t>
-      </w:r>
-    </w:p>
-    <w:p>
-      <w:pPr>
-        <w:pStyle w:val="Heading2"/>
-      </w:pPr>
-      <w:r>
-        <w:t>Ur FSC Controlled Wood (FSC-STD-40-005)</w:t>
-      </w:r>
-    </w:p>
-    <w:p>
-      <w:r>
-        <w:t>Virke som inte accepteras i FSC-märkta produkter (oacceptabelt ursprung) enligt FSC Controlled Wood (FSC-STD-40-005):</w:t>
-      </w:r>
-    </w:p>
-    <w:p>
-      <w:pPr>
-        <w:pStyle w:val="ListNumber"/>
-      </w:pPr>
-      <w:r>
-        <w:t>Illegalt avverkat virke.</w:t>
-      </w:r>
-    </w:p>
-    <w:p>
-      <w:pPr>
-        <w:pStyle w:val="ListNumber"/>
-      </w:pPr>
-      <w:r>
-        <w:t>...</w:t>
-      </w:r>
-    </w:p>
-    <w:p>
-      <w:pPr>
-        <w:pStyle w:val="ListNumber"/>
-      </w:pPr>
-      <w:r>
-        <w:t>Virke från avverkningar som hotar höga naturvärden.</w:t>
-      </w:r>
-    </w:p>
-    <w:p>
-      <w:pPr>
-        <w:pStyle w:val="ListNumber"/>
-      </w:pPr>
-      <w:r>
-        <w:t>Virke från skog som konverteras till plantager eller icke-skogligt bruk.</w:t>
-      </w:r>
-    </w:p>
-    <w:p>
-      <w:pPr>
-        <w:pStyle w:val="ListBullet"/>
-      </w:pPr>
-      <w:r>
-        <w:rPr>
-          <w:b/>
-          <w:i/>
-        </w:rPr>
-        <w:t xml:space="preserve">Kommentar: </w:t>
-      </w:r>
-      <w:r>
-        <w:rPr>
-          <w:i/>
-        </w:rPr>
-        <w:t>Avverkning av skog med höga naturvärden samt skada på fridlysta arter strider både mot FSC Controlled Wood-standarden och FSC:s policy for associerade organisationer.</w:t>
-      </w:r>
-    </w:p>
-    <w:p>
-      <w:pPr>
-        <w:pStyle w:val="Heading1"/>
-      </w:pPr>
-      <w:r>
-        <w:t>Ur PEFC-standarden gällande lagefterlevnad</w:t>
-      </w:r>
-    </w:p>
-    <w:p>
-      <w:r>
-        <w:t>PEFC-standarden förutsätter att tillämplig svensk lagstiftning följs. Det är utsedd tillsynsmyndighet som ansvarar för tillsyn av lagens efterlevnad. PEFC-standarden återger innehållet i vissa certifieringskritiska lag- och föreskriftskrav vilka ska ingå i granskning av PEFC-systemets efterlevnad.</w:t>
-      </w:r>
-    </w:p>
-    <w:p>
-      <w:pPr>
-        <w:pStyle w:val="ListBullet"/>
-      </w:pPr>
-      <w:r>
-        <w:rPr>
-          <w:b/>
-          <w:i/>
-        </w:rPr>
-        <w:t xml:space="preserve">Kommentar: </w:t>
-      </w:r>
-      <w:r>
-        <w:rPr>
-          <w:i/>
-        </w:rPr>
-        <w:t>I den avverkningsanmälda skogen har fridlysta arter sina livsmiljöer och växtplatser. Att skada de fridlysta arternas livsmiljöer, växtplatser eller ekologiska funktion är inte tillåtet enligt artskyddsförordningen</w:t>
-      </w:r>
-    </w:p>
-    <w:p>
-      <w:r>
-        <w:br w:type="page"/>
-      </w:r>
-    </w:p>
-    <w:p>
-      <w:pPr>
-        <w:pStyle w:val="Title"/>
-      </w:pPr>
-      <w:r>
-        <w:t>BILAGA 1 – Fridlysta arter</w:t>
-      </w:r>
-    </w:p>
-    <w:p>
-      <w:pPr>
-        <w:pStyle w:val="Heading1"/>
-      </w:pPr>
-      <w:r>
-        <w:t>Dvärgpipistrell – ekologi samt krav på livsmiljön</w:t>
-      </w:r>
-    </w:p>
-    <w:p>
-      <w:r>
-        <w:t>Dvärgpipistrell (§4a) omfattas av bilaga 4 EU:s art- och habitatdirektiv vilket innebär ett strikt skydd för arten och dess livsmiljöer. Arten förekommer i alla typer av glesare skogar men föredrar framförallt lövskog. Den födosöker inne bland träden och man hittar den i trädbärande beteshagar, i kantzoner mellan skog och odlingsmark, i närheten av vatten och i bymiljöer. Den undviker stora sammanhängande öppna miljöer såsom åkrar och hyggen. Skogsbruksåtgärder som leder till minskad förekomst av äldre, gles skog och då särskilt tillgång på hålträd och träd med löst sittande bark kan leda till brist på koloniplatser och viloplatser (SLU Artdatabanken, 2024; Skogsstyrelsen, 2016).</w:t>
-      </w:r>
-    </w:p>
-    <w:p>
-      <w:r>
-        <w:t>Fladdermöss är beroende av hänsyn på landskapsnivå och det är viktigt att alla typer av vatten och våtmarker samt fuktiga skogspartier återställs och bevaras. Sväm- och sumpskog ska alltid sparas, och äldre lövmiljöer bör alltid sparas för födosök, koloniplatser och viloplatser. Utöver kantzoner mot vatten och våtmarker bör tillräckligt breda skyddszoner av uppväxt skog sparas för att skapa och bevara vindskyddade födosöksmiljöer. Genom att binda samman befintliga skogsbestånd med korridorer av uppvuxen skog skapas ett fladdermusvänligt landskap (SLU Artdatabanken, 2024; Skogsstyrelsen, 2016).</w:t>
-      </w:r>
-    </w:p>
-    <w:p>
-      <w:pPr>
-        <w:pStyle w:val="Heading2"/>
-      </w:pPr>
-      <w:r>
         <w:t>Referenser – dvärgpipistrell</w:t>
       </w:r>
     </w:p>
@@ -762,173 +894,6 @@
       </w:r>
       <w:r>
         <w:t>https://artfakta.se/taxa/205995</w:t>
-      </w:r>
-    </w:p>
-    <w:p>
-      <w:pPr>
-        <w:pStyle w:val="Heading1"/>
-      </w:pPr>
-      <w:r>
-        <w:t>Mindre flugsnappare – ekologi samt krav på livsmiljön</w:t>
-      </w:r>
-    </w:p>
-    <w:p>
-      <w:r>
-        <w:t xml:space="preserve">Mindre flugsnappare (§4), som omfattas av bilaga 1 EU:s fågeldirektiv och är typisk art för </w:t>
-      </w:r>
-      <w:r>
-        <w:rPr>
-          <w:i/>
-        </w:rPr>
-        <w:t>9080 Lövsumpskog</w:t>
-      </w:r>
-      <w:r>
-        <w:t>, förekommer spritt men sällsynt i större delen av landet men är vanligast i södra Sverige och utmed Norrlandskusten. Den häckar i tät, ogallrad och flerskiktad blandskog med hög bonitet och krontäckning. Reviren är ofta belägna nära stränder, kärr eller bäckar där marken är fuktig eller vattendränkt och i många fall finns det rikligt med död ved i form av högstubbar. Trädslagsfördelningen har mindre betydelse än skogens struktur, och häckningar sker såväl i ädellövskog (i södra Sverige ofta i bokskog) som i nästan ren granskog (SLU Artdatabanken, 2024; Skogsstyrelsen, 2016).</w:t>
-      </w:r>
-    </w:p>
-    <w:p>
-      <w:r>
-        <w:t>Reviret är litet, omkring 1 hektar, och arten kan därför häcka även i små områden med lämplig miljö, till exempel bokbackar insprängda i annan skog. Däremot bör detta reviret ansluta till större områden med sammanhängande skog, eftersom arten undviker bryn mot öppen mark. Boet placeras oftast i döda träd, i håligheter och bakom barkflagor eller liknande (Skogsstyrelsen, 2016).</w:t>
-      </w:r>
-    </w:p>
-    <w:p>
-      <w:r>
-        <w:t>Häckningsplatser för mindre flugsnappare har ofta höga naturvärden knutna till relativt orörda skogar med mycket död ved, rik kryptogamflora och känsligt fältskikt. Mindre flugsnappare kräver förstärkt hänsyn och missgynnas av omdaning av naturskog till produktionsskog, särskilt gallring och avverkning av flerskiktade skogsmiljöer med hög andel döda och döende träd på fuktig eller blöt mark. I södra Sverige missgynnas arten av underröjning och gallring av flerskiktad bokskog. Följande åtgärder rekommenderas i Skogsstyrelsens vägledning för hänsyn till mindre flugsnappare (Skogsstyrelsen, 2016).</w:t>
-      </w:r>
-    </w:p>
-    <w:p>
-      <w:pPr>
-        <w:pStyle w:val="ListBullet"/>
-      </w:pPr>
-      <w:r>
-        <w:t>Lämna breda kantzoner (50–100 meter) mot bäckar, sumpskogar, sjöar och myrar.</w:t>
-      </w:r>
-    </w:p>
-    <w:p>
-      <w:pPr>
-        <w:pStyle w:val="ListBullet"/>
-      </w:pPr>
-      <w:r>
-        <w:t>Återställ dikade sumpskogar genom att dämma eller täppta igen diken.</w:t>
-      </w:r>
-    </w:p>
-    <w:p>
-      <w:pPr>
-        <w:pStyle w:val="ListBullet"/>
-      </w:pPr>
-      <w:r>
-        <w:t>Undvik all form av avverkning, inklusive gallring, i sumpskogsmiljöer och spara dem som hänsynsytor.</w:t>
-      </w:r>
-    </w:p>
-    <w:p>
-      <w:pPr>
-        <w:pStyle w:val="ListBullet"/>
-      </w:pPr>
-      <w:r>
-        <w:t>Inom 100 meter från revir av mindre flugsnappare bör det bara ske ett försiktigt virkesuttag.</w:t>
-      </w:r>
-    </w:p>
-    <w:p>
-      <w:pPr>
-        <w:pStyle w:val="ListBullet"/>
-      </w:pPr>
-      <w:r>
-        <w:t>Undvik all form av avverkning i gamla bokskogar av naturskogskaraktär och spara dem som hänsynsytor.</w:t>
-      </w:r>
-    </w:p>
-    <w:p>
-      <w:pPr>
-        <w:pStyle w:val="Heading2"/>
-      </w:pPr>
-      <w:r>
-        <w:t>Referenser – mindre flugsnappare</w:t>
-      </w:r>
-    </w:p>
-    <w:p>
-      <w:r>
-        <w:t xml:space="preserve">Skogsstyrelsen, 2016. </w:t>
-      </w:r>
-      <w:r>
-        <w:rPr>
-          <w:i/>
-        </w:rPr>
-        <w:t xml:space="preserve">Vägledning för hänsyn till mindre flugsnappare. </w:t>
-      </w:r>
-      <w:r>
-        <w:t>Vägledningar och kunskapsstöd artskydd - Skogsstyrelsen</w:t>
-      </w:r>
-    </w:p>
-    <w:p>
-      <w:r>
-        <w:t>SLU Artdatabanken, 2024.</w:t>
-      </w:r>
-      <w:r>
-        <w:rPr>
-          <w:i/>
-        </w:rPr>
-        <w:t xml:space="preserve"> Artfakta: mindre flugsnappare (Ficedula parva). </w:t>
-      </w:r>
-      <w:r>
-        <w:t>https://artfakta.se/taxa/100058</w:t>
-      </w:r>
-    </w:p>
-    <w:p>
-      <w:pPr>
-        <w:pStyle w:val="Heading1"/>
-      </w:pPr>
-      <w:r>
-        <w:t>Nordfladdermus – ekologi samt krav på livsmiljön</w:t>
-      </w:r>
-    </w:p>
-    <w:p>
-      <w:r>
-        <w:t>Nordfladdermus (NT, §4a) omfattas av bilaga 4 EU:s art- och habitatdirektiv vilket innebär ett strikt skydd för arten och dess livsmiljöer. Arten har minskat med 27,5 (5–50) % under de senaste 21 åren och minskningstakten för den svenska populationen bedöms vara nära gränsvärdet för Sårbar (VU). (A2bc) (SLU Artdatabanken, 2024).</w:t>
-      </w:r>
-    </w:p>
-    <w:p>
-      <w:r>
-        <w:t>Nordfladdermus föredrar variationsrik skog med förekomst av sjöar, vattendrag och våtmarker och hittas framförallt i halvöppna miljöer som trädbärande beteshagar och i kantzoner mellan skog och odlingsmark. Den undviker stora öppna områden som stora hyggen och större sammanhängande planteringar vilket minskar längden bryn och landskapets heterogenitet och därmed födotillgången och mängden lämpliga jaktplatser. Skogsbruksåtgärder som leder till minskad förekomst av äldre, gles skog och då särskilt tillgång på hålträd och träd med löst sittande bark kan leda till brist på koloniplatser och viloplatser (SLU Artdatabanken, 2024; Skogsstyrelsen, 2016).</w:t>
-      </w:r>
-    </w:p>
-    <w:p>
-      <w:r>
-        <w:t>Fladdermöss är beroende av hänsyn på landskapsnivå och det är viktigt att alla typer av vatten och våtmarker samt fuktiga skogspartier återställs och bevaras. Sväm- och sumpskog ska alltid sparas, och äldre lövmiljöer bör alltid sparas för födosök, koloniplatser och viloplatser. Utöver kantzoner mot vatten och våtmarker bör tillräckligt breda skyddszoner av uppväxt skog sparas för att skapa och bevara vindskyddade födosöksmiljöer. Genom att binda samman befintliga skogsbestånd med korridorer av uppvuxen skog skapas ett fladdermusvänligt landskap (SLU Artdatabanken, 2024; Skogsstyrelsen, 2016).</w:t>
-      </w:r>
-    </w:p>
-    <w:p>
-      <w:pPr>
-        <w:pStyle w:val="Heading2"/>
-      </w:pPr>
-      <w:r>
-        <w:t>Referenser – nordfladdermus</w:t>
-      </w:r>
-    </w:p>
-    <w:p>
-      <w:r>
-        <w:t xml:space="preserve">Skogsstyrelsen, 2016. </w:t>
-      </w:r>
-      <w:r>
-        <w:rPr>
-          <w:i/>
-        </w:rPr>
-        <w:t xml:space="preserve">Vägledning för hänsyn till nordfladdermus. </w:t>
-      </w:r>
-      <w:r>
-        <w:t>Vägledningar och kunskapsstöd artskydd - Skogsstyrelsen</w:t>
-      </w:r>
-    </w:p>
-    <w:p>
-      <w:r>
-        <w:t>SLU Artdatabanken, 2024.</w:t>
-      </w:r>
-      <w:r>
-        <w:rPr>
-          <w:i/>
-        </w:rPr>
-        <w:t xml:space="preserve">  Artfakta: nordfladdermus (Eptesicus nilssonii). </w:t>
-      </w:r>
-      <w:r>
-        <w:t>https://artfakta.se/taxa/205998</w:t>
       </w:r>
     </w:p>
     <w:sectPr>
@@ -1059,7 +1024,7 @@
     <w:r>
       <w:tab/>
       <w:tab/>
-      <w:t>2026-06-20</w:t>
+      <w:t>2026-06-21</w:t>
       <w:br/>
       <w:br/>
     </w:r>

--- a/klagomål/A 26552-2022 FSC-klagomål.docx
+++ b/klagomål/A 26552-2022 FSC-klagomål.docx
@@ -1024,7 +1024,7 @@
     <w:r>
       <w:tab/>
       <w:tab/>
-      <w:t>2026-06-21</w:t>
+      <w:t>2026-06-22</w:t>
       <w:br/>
       <w:br/>
     </w:r>

--- a/klagomål/A 26552-2022 FSC-klagomål.docx
+++ b/klagomål/A 26552-2022 FSC-klagomål.docx
@@ -1024,7 +1024,7 @@
     <w:r>
       <w:tab/>
       <w:tab/>
-      <w:t>2026-06-22</w:t>
+      <w:t>2026-06-23</w:t>
       <w:br/>
       <w:br/>
     </w:r>

--- a/klagomål/A 26552-2022 FSC-klagomål.docx
+++ b/klagomål/A 26552-2022 FSC-klagomål.docx
@@ -1024,7 +1024,7 @@
     <w:r>
       <w:tab/>
       <w:tab/>
-      <w:t>2026-06-23</w:t>
+      <w:t>2026-06-24</w:t>
       <w:br/>
       <w:br/>
     </w:r>

--- a/klagomål/A 26552-2022 FSC-klagomål.docx
+++ b/klagomål/A 26552-2022 FSC-klagomål.docx
@@ -1024,7 +1024,7 @@
     <w:r>
       <w:tab/>
       <w:tab/>
-      <w:t>2026-06-24</w:t>
+      <w:t>2026-06-25</w:t>
       <w:br/>
       <w:br/>
     </w:r>

--- a/klagomål/A 26552-2022 FSC-klagomål.docx
+++ b/klagomål/A 26552-2022 FSC-klagomål.docx
@@ -1024,7 +1024,7 @@
     <w:r>
       <w:tab/>
       <w:tab/>
-      <w:t>2026-06-25</w:t>
+      <w:t>2026-06-26</w:t>
       <w:br/>
       <w:br/>
     </w:r>

--- a/klagomål/A 26552-2022 FSC-klagomål.docx
+++ b/klagomål/A 26552-2022 FSC-klagomål.docx
@@ -1024,7 +1024,7 @@
     <w:r>
       <w:tab/>
       <w:tab/>
-      <w:t>2026-06-26</w:t>
+      <w:t>2026-06-27</w:t>
       <w:br/>
       <w:br/>
     </w:r>

--- a/klagomål/A 26552-2022 FSC-klagomål.docx
+++ b/klagomål/A 26552-2022 FSC-klagomål.docx
@@ -1024,7 +1024,7 @@
     <w:r>
       <w:tab/>
       <w:tab/>
-      <w:t>2026-06-27</w:t>
+      <w:t>2026-06-28</w:t>
       <w:br/>
       <w:br/>
     </w:r>

--- a/klagomål/A 26552-2022 FSC-klagomål.docx
+++ b/klagomål/A 26552-2022 FSC-klagomål.docx
@@ -1024,7 +1024,7 @@
     <w:r>
       <w:tab/>
       <w:tab/>
-      <w:t>2026-06-28</w:t>
+      <w:t>2026-06-29</w:t>
       <w:br/>
       <w:br/>
     </w:r>

--- a/klagomål/A 26552-2022 FSC-klagomål.docx
+++ b/klagomål/A 26552-2022 FSC-klagomål.docx
@@ -1024,7 +1024,7 @@
     <w:r>
       <w:tab/>
       <w:tab/>
-      <w:t>2026-06-29</w:t>
+      <w:t>2026-06-30</w:t>
       <w:br/>
       <w:br/>
     </w:r>

--- a/klagomål/A 26552-2022 FSC-klagomål.docx
+++ b/klagomål/A 26552-2022 FSC-klagomål.docx
@@ -1024,7 +1024,7 @@
     <w:r>
       <w:tab/>
       <w:tab/>
-      <w:t>2026-06-30</w:t>
+      <w:t>2026-07-01</w:t>
       <w:br/>
       <w:br/>
     </w:r>

--- a/klagomål/A 26552-2022 FSC-klagomål.docx
+++ b/klagomål/A 26552-2022 FSC-klagomål.docx
@@ -1024,7 +1024,7 @@
     <w:r>
       <w:tab/>
       <w:tab/>
-      <w:t>2026-07-01</w:t>
+      <w:t>2026-07-02</w:t>
       <w:br/>
       <w:br/>
     </w:r>

--- a/klagomål/A 26552-2022 FSC-klagomål.docx
+++ b/klagomål/A 26552-2022 FSC-klagomål.docx
@@ -1024,7 +1024,7 @@
     <w:r>
       <w:tab/>
       <w:tab/>
-      <w:t>2026-07-13</w:t>
+      <w:t>2026-07-14</w:t>
       <w:br/>
       <w:br/>
     </w:r>

--- a/klagomål/A 26552-2022 FSC-klagomål.docx
+++ b/klagomål/A 26552-2022 FSC-klagomål.docx
@@ -1024,7 +1024,7 @@
     <w:r>
       <w:tab/>
       <w:tab/>
-      <w:t>2026-07-14</w:t>
+      <w:t>2026-07-15</w:t>
       <w:br/>
       <w:br/>
     </w:r>

--- a/klagomål/A 26552-2022 FSC-klagomål.docx
+++ b/klagomål/A 26552-2022 FSC-klagomål.docx
@@ -1024,7 +1024,7 @@
     <w:r>
       <w:tab/>
       <w:tab/>
-      <w:t>2026-07-15</w:t>
+      <w:t>2026-07-16</w:t>
       <w:br/>
       <w:br/>
     </w:r>

--- a/klagomål/A 26552-2022 FSC-klagomål.docx
+++ b/klagomål/A 26552-2022 FSC-klagomål.docx
@@ -1024,7 +1024,7 @@
     <w:r>
       <w:tab/>
       <w:tab/>
-      <w:t>2026-07-16</w:t>
+      <w:t>2026-07-17</w:t>
       <w:br/>
       <w:br/>
     </w:r>

--- a/klagomål/A 26552-2022 FSC-klagomål.docx
+++ b/klagomål/A 26552-2022 FSC-klagomål.docx
@@ -1024,7 +1024,7 @@
     <w:r>
       <w:tab/>
       <w:tab/>
-      <w:t>2026-07-17</w:t>
+      <w:t>2026-07-18</w:t>
       <w:br/>
       <w:br/>
     </w:r>

--- a/klagomål/A 26552-2022 FSC-klagomål.docx
+++ b/klagomål/A 26552-2022 FSC-klagomål.docx
@@ -1024,7 +1024,7 @@
     <w:r>
       <w:tab/>
       <w:tab/>
-      <w:t>2026-07-18</w:t>
+      <w:t>2026-07-19</w:t>
       <w:br/>
       <w:br/>
     </w:r>

--- a/klagomål/A 26552-2022 FSC-klagomål.docx
+++ b/klagomål/A 26552-2022 FSC-klagomål.docx
@@ -1024,7 +1024,7 @@
     <w:r>
       <w:tab/>
       <w:tab/>
-      <w:t>2026-07-19</w:t>
+      <w:t>2026-07-20</w:t>
       <w:br/>
       <w:br/>
     </w:r>

--- a/klagomål/A 26552-2022 FSC-klagomål.docx
+++ b/klagomål/A 26552-2022 FSC-klagomål.docx
@@ -1024,7 +1024,7 @@
     <w:r>
       <w:tab/>
       <w:tab/>
-      <w:t>2026-07-20</w:t>
+      <w:t>2026-07-21</w:t>
       <w:br/>
       <w:br/>
     </w:r>

--- a/klagomål/A 26552-2022 FSC-klagomål.docx
+++ b/klagomål/A 26552-2022 FSC-klagomål.docx
@@ -1024,7 +1024,7 @@
     <w:r>
       <w:tab/>
       <w:tab/>
-      <w:t>2026-07-21</w:t>
+      <w:t>2026-07-22</w:t>
       <w:br/>
       <w:br/>
     </w:r>

--- a/klagomål/A 26552-2022 FSC-klagomål.docx
+++ b/klagomål/A 26552-2022 FSC-klagomål.docx
@@ -1024,7 +1024,7 @@
     <w:r>
       <w:tab/>
       <w:tab/>
-      <w:t>2026-07-22</w:t>
+      <w:t>2026-07-23</w:t>
       <w:br/>
       <w:br/>
     </w:r>

--- a/klagomål/A 26552-2022 FSC-klagomål.docx
+++ b/klagomål/A 26552-2022 FSC-klagomål.docx
@@ -1024,7 +1024,7 @@
     <w:r>
       <w:tab/>
       <w:tab/>
-      <w:t>2026-07-23</w:t>
+      <w:t>2026-07-24</w:t>
       <w:br/>
       <w:br/>
     </w:r>

--- a/klagomål/A 26552-2022 FSC-klagomål.docx
+++ b/klagomål/A 26552-2022 FSC-klagomål.docx
@@ -1024,7 +1024,7 @@
     <w:r>
       <w:tab/>
       <w:tab/>
-      <w:t>2026-07-24</w:t>
+      <w:t>2026-07-25</w:t>
       <w:br/>
       <w:br/>
     </w:r>

--- a/klagomål/A 26552-2022 FSC-klagomål.docx
+++ b/klagomål/A 26552-2022 FSC-klagomål.docx
@@ -1024,7 +1024,7 @@
     <w:r>
       <w:tab/>
       <w:tab/>
-      <w:t>2026-07-25</w:t>
+      <w:t>2026-07-26</w:t>
       <w:br/>
       <w:br/>
     </w:r>

--- a/klagomål/A 26552-2022 FSC-klagomål.docx
+++ b/klagomål/A 26552-2022 FSC-klagomål.docx
@@ -1024,7 +1024,7 @@
     <w:r>
       <w:tab/>
       <w:tab/>
-      <w:t>2026-07-26</w:t>
+      <w:t>2026-07-27</w:t>
       <w:br/>
       <w:br/>
     </w:r>

--- a/klagomål/A 26552-2022 FSC-klagomål.docx
+++ b/klagomål/A 26552-2022 FSC-klagomål.docx
@@ -1024,7 +1024,7 @@
     <w:r>
       <w:tab/>
       <w:tab/>
-      <w:t>2026-07-27</w:t>
+      <w:t>2026-07-28</w:t>
       <w:br/>
       <w:br/>
     </w:r>

--- a/klagomål/A 26552-2022 FSC-klagomål.docx
+++ b/klagomål/A 26552-2022 FSC-klagomål.docx
@@ -1024,7 +1024,7 @@
     <w:r>
       <w:tab/>
       <w:tab/>
-      <w:t>2026-07-28</w:t>
+      <w:t>2026-07-29</w:t>
       <w:br/>
       <w:br/>
     </w:r>

--- a/klagomål/A 26552-2022 FSC-klagomål.docx
+++ b/klagomål/A 26552-2022 FSC-klagomål.docx
@@ -1024,7 +1024,7 @@
     <w:r>
       <w:tab/>
       <w:tab/>
-      <w:t>2026-07-29</w:t>
+      <w:t>2026-07-30</w:t>
       <w:br/>
       <w:br/>
     </w:r>

--- a/klagomål/A 26552-2022 FSC-klagomål.docx
+++ b/klagomål/A 26552-2022 FSC-klagomål.docx
@@ -1024,7 +1024,7 @@
     <w:r>
       <w:tab/>
       <w:tab/>
-      <w:t>2026-07-30</w:t>
+      <w:t>2026-07-31</w:t>
       <w:br/>
       <w:br/>
     </w:r>

--- a/klagomål/A 26552-2022 FSC-klagomål.docx
+++ b/klagomål/A 26552-2022 FSC-klagomål.docx
@@ -1024,7 +1024,7 @@
     <w:r>
       <w:tab/>
       <w:tab/>
-      <w:t>2026-07-31</w:t>
+      <w:t>2026-08-01</w:t>
       <w:br/>
       <w:br/>
     </w:r>

--- a/klagomål/A 26552-2022 FSC-klagomål.docx
+++ b/klagomål/A 26552-2022 FSC-klagomål.docx
@@ -1024,7 +1024,7 @@
     <w:r>
       <w:tab/>
       <w:tab/>
-      <w:t>2026-08-01</w:t>
+      <w:t>2026-08-02</w:t>
       <w:br/>
       <w:br/>
     </w:r>

--- a/klagomål/A 26552-2022 FSC-klagomål.docx
+++ b/klagomål/A 26552-2022 FSC-klagomål.docx
@@ -1024,7 +1024,7 @@
     <w:r>
       <w:tab/>
       <w:tab/>
-      <w:t>2026-08-02</w:t>
+      <w:t>2026-08-03</w:t>
       <w:br/>
       <w:br/>
     </w:r>

--- a/klagomål/A 26552-2022 FSC-klagomål.docx
+++ b/klagomål/A 26552-2022 FSC-klagomål.docx
@@ -1024,7 +1024,7 @@
     <w:r>
       <w:tab/>
       <w:tab/>
-      <w:t>2026-08-03</w:t>
+      <w:t>2026-08-05</w:t>
       <w:br/>
       <w:br/>
     </w:r>

--- a/klagomål/A 26552-2022 FSC-klagomål.docx
+++ b/klagomål/A 26552-2022 FSC-klagomål.docx
@@ -1024,7 +1024,7 @@
     <w:r>
       <w:tab/>
       <w:tab/>
-      <w:t>2026-08-05</w:t>
+      <w:t>2026-08-07</w:t>
       <w:br/>
       <w:br/>
     </w:r>

--- a/klagomål/A 26552-2022 FSC-klagomål.docx
+++ b/klagomål/A 26552-2022 FSC-klagomål.docx
@@ -1024,7 +1024,7 @@
     <w:r>
       <w:tab/>
       <w:tab/>
-      <w:t>2026-08-07</w:t>
+      <w:t>2026-08-08</w:t>
       <w:br/>
       <w:br/>
     </w:r>

--- a/klagomål/A 26552-2022 FSC-klagomål.docx
+++ b/klagomål/A 26552-2022 FSC-klagomål.docx
@@ -216,7 +216,7 @@
         <w:spacing w:after="240"/>
       </w:pPr>
       <w:r>
-        <w:t>Figur 1. Fyndplatser för naturvårdsarter i och inom 5 meter från avverkningsanmälan. Markörer utan svart kant är placerade på fyndplatsen. Markörer med svart kant är placerade vid sidan av fyndplatsen har ett svart streck som visar fyndplatsens exakta position. Kartans mittpunktskoordinat är N 6700714, E 673656 i SWEREF 99 TM.</w:t>
+        <w:t>Figur 1. Fyndplatser för naturvårdsarter i och inom 5 meter från avverkningsanmälan. Markörer utan svart kant är placerade på fyndplatsen. Markörer med svart kant är placerade vid sidan av fyndplatsen och har ett svart streck som visar fyndplatsens exakta position. Kartans mittpunktskoordinat är N 6700714, E 673656 i SWEREF 99 TM.</w:t>
       </w:r>
     </w:p>
     <w:p>
@@ -1024,7 +1024,7 @@
     <w:r>
       <w:tab/>
       <w:tab/>
-      <w:t>2026-08-14</w:t>
+      <w:t>2026-08-15</w:t>
       <w:br/>
       <w:br/>
     </w:r>

--- a/klagomål/A 26552-2022 FSC-klagomål.docx
+++ b/klagomål/A 26552-2022 FSC-klagomål.docx
@@ -1024,7 +1024,7 @@
     <w:r>
       <w:tab/>
       <w:tab/>
-      <w:t>2026-08-15</w:t>
+      <w:t>2026-08-16</w:t>
       <w:br/>
       <w:br/>
     </w:r>

--- a/klagomål/A 26552-2022 FSC-klagomål.docx
+++ b/klagomål/A 26552-2022 FSC-klagomål.docx
@@ -1024,7 +1024,7 @@
     <w:r>
       <w:tab/>
       <w:tab/>
-      <w:t>2026-08-16</w:t>
+      <w:t>2026-08-17</w:t>
       <w:br/>
       <w:br/>
     </w:r>

--- a/klagomål/A 26552-2022 FSC-klagomål.docx
+++ b/klagomål/A 26552-2022 FSC-klagomål.docx
@@ -1024,7 +1024,7 @@
     <w:r>
       <w:tab/>
       <w:tab/>
-      <w:t>2026-08-17</w:t>
+      <w:t>2026-08-18</w:t>
       <w:br/>
       <w:br/>
     </w:r>

--- a/klagomål/A 26552-2022 FSC-klagomål.docx
+++ b/klagomål/A 26552-2022 FSC-klagomål.docx
@@ -1024,7 +1024,7 @@
     <w:r>
       <w:tab/>
       <w:tab/>
-      <w:t>2026-08-18</w:t>
+      <w:t>2026-08-19</w:t>
       <w:br/>
       <w:br/>
     </w:r>

--- a/klagomål/A 26552-2022 FSC-klagomål.docx
+++ b/klagomål/A 26552-2022 FSC-klagomål.docx
@@ -1024,7 +1024,7 @@
     <w:r>
       <w:tab/>
       <w:tab/>
-      <w:t>2026-08-19</w:t>
+      <w:t>2026-08-20</w:t>
       <w:br/>
       <w:br/>
     </w:r>

--- a/klagomål/A 26552-2022 FSC-klagomål.docx
+++ b/klagomål/A 26552-2022 FSC-klagomål.docx
@@ -1024,7 +1024,7 @@
     <w:r>
       <w:tab/>
       <w:tab/>
-      <w:t>2026-08-20</w:t>
+      <w:t>2026-08-21</w:t>
       <w:br/>
       <w:br/>
     </w:r>

--- a/klagomål/A 26552-2022 FSC-klagomål.docx
+++ b/klagomål/A 26552-2022 FSC-klagomål.docx
@@ -1024,7 +1024,7 @@
     <w:r>
       <w:tab/>
       <w:tab/>
-      <w:t>2026-08-21</w:t>
+      <w:t>2026-08-22</w:t>
       <w:br/>
       <w:br/>
     </w:r>

--- a/klagomål/A 26552-2022 FSC-klagomål.docx
+++ b/klagomål/A 26552-2022 FSC-klagomål.docx
@@ -1024,7 +1024,7 @@
     <w:r>
       <w:tab/>
       <w:tab/>
-      <w:t>2026-08-22</w:t>
+      <w:t>2026-08-23</w:t>
       <w:br/>
       <w:br/>
     </w:r>

--- a/klagomål/A 26552-2022 FSC-klagomål.docx
+++ b/klagomål/A 26552-2022 FSC-klagomål.docx
@@ -1024,7 +1024,7 @@
     <w:r>
       <w:tab/>
       <w:tab/>
-      <w:t>2026-08-23</w:t>
+      <w:t>2026-08-24</w:t>
       <w:br/>
       <w:br/>
     </w:r>

--- a/klagomål/A 26552-2022 FSC-klagomål.docx
+++ b/klagomål/A 26552-2022 FSC-klagomål.docx
@@ -1024,7 +1024,7 @@
     <w:r>
       <w:tab/>
       <w:tab/>
-      <w:t>2026-08-24</w:t>
+      <w:t>2026-08-25</w:t>
       <w:br/>
       <w:br/>
     </w:r>

--- a/klagomål/A 26552-2022 FSC-klagomål.docx
+++ b/klagomål/A 26552-2022 FSC-klagomål.docx
@@ -1024,7 +1024,7 @@
     <w:r>
       <w:tab/>
       <w:tab/>
-      <w:t>2026-08-25</w:t>
+      <w:t>2026-08-26</w:t>
       <w:br/>
       <w:br/>
     </w:r>

--- a/klagomål/A 26552-2022 FSC-klagomål.docx
+++ b/klagomål/A 26552-2022 FSC-klagomål.docx
@@ -1024,7 +1024,7 @@
     <w:r>
       <w:tab/>
       <w:tab/>
-      <w:t>2026-08-26</w:t>
+      <w:t>2026-08-27</w:t>
       <w:br/>
       <w:br/>
     </w:r>

--- a/klagomål/A 26552-2022 FSC-klagomål.docx
+++ b/klagomål/A 26552-2022 FSC-klagomål.docx
@@ -1024,7 +1024,7 @@
     <w:r>
       <w:tab/>
       <w:tab/>
-      <w:t>2026-08-27</w:t>
+      <w:t>2026-08-28</w:t>
       <w:br/>
       <w:br/>
     </w:r>

--- a/klagomål/A 26552-2022 FSC-klagomål.docx
+++ b/klagomål/A 26552-2022 FSC-klagomål.docx
@@ -1024,7 +1024,7 @@
     <w:r>
       <w:tab/>
       <w:tab/>
-      <w:t>2026-08-28</w:t>
+      <w:t>2026-08-29</w:t>
       <w:br/>
       <w:br/>
     </w:r>

--- a/klagomål/A 26552-2022 FSC-klagomål.docx
+++ b/klagomål/A 26552-2022 FSC-klagomål.docx
@@ -1024,7 +1024,7 @@
     <w:r>
       <w:tab/>
       <w:tab/>
-      <w:t>2026-08-29</w:t>
+      <w:t>2026-08-31</w:t>
       <w:br/>
       <w:br/>
     </w:r>

--- a/klagomål/A 26552-2022 FSC-klagomål.docx
+++ b/klagomål/A 26552-2022 FSC-klagomål.docx
@@ -1024,7 +1024,7 @@
     <w:r>
       <w:tab/>
       <w:tab/>
-      <w:t>2026-08-31</w:t>
+      <w:t>2026-09-01</w:t>
       <w:br/>
       <w:br/>
     </w:r>

--- a/klagomål/A 26552-2022 FSC-klagomål.docx
+++ b/klagomål/A 26552-2022 FSC-klagomål.docx
@@ -1024,7 +1024,7 @@
     <w:r>
       <w:tab/>
       <w:tab/>
-      <w:t>2026-09-01</w:t>
+      <w:t>2026-09-02</w:t>
       <w:br/>
       <w:br/>
     </w:r>

--- a/klagomål/A 26552-2022 FSC-klagomål.docx
+++ b/klagomål/A 26552-2022 FSC-klagomål.docx
@@ -1024,7 +1024,7 @@
     <w:r>
       <w:tab/>
       <w:tab/>
-      <w:t>2026-09-02</w:t>
+      <w:t>2026-09-03</w:t>
       <w:br/>
       <w:br/>
     </w:r>

--- a/klagomål/A 26552-2022 FSC-klagomål.docx
+++ b/klagomål/A 26552-2022 FSC-klagomål.docx
@@ -1024,7 +1024,7 @@
     <w:r>
       <w:tab/>
       <w:tab/>
-      <w:t>2026-09-03</w:t>
+      <w:t>2026-09-04</w:t>
       <w:br/>
       <w:br/>
     </w:r>

--- a/klagomål/A 26552-2022 FSC-klagomål.docx
+++ b/klagomål/A 26552-2022 FSC-klagomål.docx
@@ -1024,7 +1024,7 @@
     <w:r>
       <w:tab/>
       <w:tab/>
-      <w:t>2026-09-04</w:t>
+      <w:t>2026-09-05</w:t>
       <w:br/>
       <w:br/>
     </w:r>

--- a/klagomål/A 26552-2022 FSC-klagomål.docx
+++ b/klagomål/A 26552-2022 FSC-klagomål.docx
@@ -1024,7 +1024,7 @@
     <w:r>
       <w:tab/>
       <w:tab/>
-      <w:t>2026-09-05</w:t>
+      <w:t>2026-09-06</w:t>
       <w:br/>
       <w:br/>
     </w:r>

--- a/klagomål/A 26552-2022 FSC-klagomål.docx
+++ b/klagomål/A 26552-2022 FSC-klagomål.docx
@@ -1024,7 +1024,7 @@
     <w:r>
       <w:tab/>
       <w:tab/>
-      <w:t>2026-09-06</w:t>
+      <w:t>2026-09-07</w:t>
       <w:br/>
       <w:br/>
     </w:r>

--- a/klagomål/A 26552-2022 FSC-klagomål.docx
+++ b/klagomål/A 26552-2022 FSC-klagomål.docx
@@ -1024,7 +1024,7 @@
     <w:r>
       <w:tab/>
       <w:tab/>
-      <w:t>2026-09-07</w:t>
+      <w:t>2026-09-08</w:t>
       <w:br/>
       <w:br/>
     </w:r>

--- a/klagomål/A 26552-2022 FSC-klagomål.docx
+++ b/klagomål/A 26552-2022 FSC-klagomål.docx
@@ -1024,7 +1024,7 @@
     <w:r>
       <w:tab/>
       <w:tab/>
-      <w:t>2026-09-08</w:t>
+      <w:t>2026-09-09</w:t>
       <w:br/>
       <w:br/>
     </w:r>

--- a/klagomål/A 26552-2022 FSC-klagomål.docx
+++ b/klagomål/A 26552-2022 FSC-klagomål.docx
@@ -1024,7 +1024,7 @@
     <w:r>
       <w:tab/>
       <w:tab/>
-      <w:t>2026-09-09</w:t>
+      <w:t>2026-09-10</w:t>
       <w:br/>
       <w:br/>
     </w:r>

--- a/klagomål/A 26552-2022 FSC-klagomål.docx
+++ b/klagomål/A 26552-2022 FSC-klagomål.docx
@@ -1024,7 +1024,7 @@
     <w:r>
       <w:tab/>
       <w:tab/>
-      <w:t>2026-09-10</w:t>
+      <w:t>2026-09-11</w:t>
       <w:br/>
       <w:br/>
     </w:r>

--- a/klagomål/A 26552-2022 FSC-klagomål.docx
+++ b/klagomål/A 26552-2022 FSC-klagomål.docx
@@ -1024,7 +1024,7 @@
     <w:r>
       <w:tab/>
       <w:tab/>
-      <w:t>2026-09-11</w:t>
+      <w:t>2026-09-12</w:t>
       <w:br/>
       <w:br/>
     </w:r>
